--- a/PROJECT_OVERVIEW.docx
+++ b/PROJECT_OVERVIEW.docx
@@ -954,7 +954,7 @@
         <w:pStyle w:val="ListBullet"/>
       </w:pPr>
       <w:r>
-        <w:t>Tuning matters more than the number of agents. B and C are the SAME six agents with the same data — only the prompts and settings changed — and that alone cut token use by about 83%. So most of what looked like the cost of using many agents was really just bad configuration.</w:t>
+        <w:t>Tuning matters more than the number of agents. B and C are the SAME six agents with the same data — only the prompts and settings changed — and that alone cut token use by about 89%. So most of what looked like the cost of using many agents was really just bad configuration.</w:t>
       </w:r>
     </w:p>
     <w:p>
@@ -1906,7 +1906,7 @@
     <w:p/>
     <w:p>
       <w:r>
-        <w:t>Options 1 to 9 work with no internet and no API keys at all. This is deliberate: the free accounts this project uses run out, and a demonstration that needs a working internet account is one that cannot be given on the day the account runs out.</w:t>
+        <w:t>Options 1 to 10 work with no internet and no API keys at all. This is deliberate: the free accounts this project uses run out, and a demonstration that needs a working internet account is one that cannot be given on the day the account runs out.</w:t>
       </w:r>
     </w:p>
     <w:p>
@@ -1935,7 +1935,7 @@
         <w:pStyle w:val="ListNumber"/>
       </w:pPr>
       <w:r>
-        <w:t>Point at approaches B and C in the same table. Say: these are the SAME six agents with the same data. Only the settings changed, and that alone cut token use by about 83%. So we compared our new design against the properly tuned version, not the badly configured one.</w:t>
+        <w:t>Point at approaches B and C in the same table. Say: these are the SAME six agents with the same data. Only the settings changed, and that alone cut token use by about 89%. So we compared our new design against the properly tuned version, not the badly configured one.</w:t>
       </w:r>
     </w:p>
     <w:p>
@@ -1943,7 +1943,7 @@
         <w:pStyle w:val="ListNumber"/>
       </w:pPr>
       <w:r>
-        <w:t>Choose option 5 (approach D, the one that ships). It shows the real itinerary that was produced, what it cost, and how much of it was real. Say: two AI calls instead of nine, same quality.</w:t>
+        <w:t>Choose option 5 (approach D, the one that ships). It shows the real itinerary that was produced, what it cost, and how much of it was real. Say: 2 AI calls instead of 10, same quality.</w:t>
       </w:r>
     </w:p>
     <w:p>
@@ -1975,7 +1975,7 @@
         <w:pStyle w:val="ListNumber"/>
       </w:pPr>
       <w:r>
-        <w:t>If asked to plan a real trip live, use option 10 with the API keys in place. If the internet or the free quota is unavailable, options 1 to 9 still work and show real recorded output.</w:t>
+        <w:t>If asked to plan a real trip live, use option 11 with the API keys in place. If the internet or the free quota is unavailable, options 1 to 10 still work and show real recorded output.</w:t>
       </w:r>
     </w:p>
     <w:p>
@@ -1993,7 +1993,7 @@
     </w:p>
     <w:p>
       <w:r>
-        <w:t>The project was measured using Google's Gemini 2.5 Flash. Google has since stopped giving that model to new accounts. The replacement model works, but it refuses a particular message pattern that the agent framework produces, so approaches B and C would not run on it at all.</w:t>
+        <w:t>The first round of measurements used Google's Gemini 2.5 Flash. Google then stopped giving that model to new accounts, so it could no longer be run at all. Its replacement works, but it refuses a particular message pattern that the agent framework produces, which meant approaches B and C would not run on it either. Every number in this project has since been re-measured on the replacement, Gemini 3.6 Flash, which is the model the results and the report describe.</w:t>
       </w:r>
     </w:p>
     <w:p>
@@ -2960,7 +2960,7 @@
               <w:rPr>
                 <w:sz w:val="19"/>
               </w:rPr>
-              <w:t>The free quota has probably run out. Options 1 to 9 still work with no internet.</w:t>
+              <w:t>The free quota has probably run out. Options 1 to 10 still work with no internet.</w:t>
             </w:r>
           </w:p>
         </w:tc>

--- a/PROJECT_OVERVIEW.docx
+++ b/PROJECT_OVERVIEW.docx
@@ -404,7 +404,913 @@
         <w:pStyle w:val="Heading1"/>
       </w:pPr>
       <w:r>
-        <w:t>4. What we found</w:t>
+        <w:t>4. How each approach works, and what is wrong with it</w:t>
+      </w:r>
+    </w:p>
+    <w:p>
+      <w:pPr>
+        <w:pStyle w:val="Heading2"/>
+      </w:pPr>
+      <w:r>
+        <w:t>Approach A — one AI call, no tools</w:t>
+      </w:r>
+    </w:p>
+    <w:p>
+      <w:pPr>
+        <w:spacing w:after="160"/>
+        <w:ind w:left="288"/>
+      </w:pPr>
+      <w:r>
+        <w:rPr>
+          <w:rFonts w:ascii="Consolas" w:hAnsi="Consolas"/>
+          <w:sz w:val="18"/>
+        </w:rPr>
+        <w:t xml:space="preserve">  your request</w:t>
+        <w:br/>
+        <w:t xml:space="preserve">       |</w:t>
+        <w:br/>
+        <w:t xml:space="preserve">       v</w:t>
+        <w:br/>
+        <w:t xml:space="preserve">  +-----------------------+</w:t>
+        <w:br/>
+        <w:t xml:space="preserve">  |     ONE AI CALL       |   no tools. no internet. no lookups.</w:t>
+        <w:br/>
+        <w:t xml:space="preserve">  +-----------------------+</w:t>
+        <w:br/>
+        <w:t xml:space="preserve">       |</w:t>
+        <w:br/>
+        <w:t xml:space="preserve">       v</w:t>
+        <w:br/>
+        <w:t xml:space="preserve">  a plan that LOOKS finished</w:t>
+        <w:br/>
+        <w:br/>
+        <w:t xml:space="preserve">  APIs called: NONE</w:t>
+      </w:r>
+    </w:p>
+    <w:p>
+      <w:r>
+        <w:t>What is wrong with it: it invents everything. It quoted 29 prices and 0 of them matched a real fare. It is the cheapest and among the fastest, and it is useless. This is exactly why cost on its own is a misleading way to judge these systems.</w:t>
+      </w:r>
+    </w:p>
+    <w:p>
+      <w:pPr>
+        <w:pStyle w:val="Heading2"/>
+      </w:pPr>
+      <w:r>
+        <w:t>Approach B — six agents, each deciding for itself</w:t>
+      </w:r>
+    </w:p>
+    <w:p>
+      <w:pPr>
+        <w:spacing w:after="160"/>
+        <w:ind w:left="288"/>
+      </w:pPr>
+      <w:r>
+        <w:rPr>
+          <w:rFonts w:ascii="Consolas" w:hAnsi="Consolas"/>
+          <w:sz w:val="18"/>
+        </w:rPr>
+        <w:t xml:space="preserve">  your request</w:t>
+        <w:br/>
+        <w:t xml:space="preserve">       |</w:t>
+        <w:br/>
+        <w:t xml:space="preserve">       v</w:t>
+        <w:br/>
+        <w:t xml:space="preserve">  [ extractor ]</w:t>
+        <w:br/>
+        <w:t xml:space="preserve">       |</w:t>
+        <w:br/>
+        <w:t xml:space="preserve">       +--&gt; [ flight agent   ]  8 tools, loops until satisfied</w:t>
+        <w:br/>
+        <w:t xml:space="preserve">       +--&gt; [ hotel agent    ]  8 tools, loops until satisfied</w:t>
+        <w:br/>
+        <w:t xml:space="preserve">       +--&gt; [ activity agent ]  4 tools, loops until satisfied</w:t>
+        <w:br/>
+        <w:t xml:space="preserve">                  |</w:t>
+        <w:br/>
+        <w:t xml:space="preserve">                  v</w:t>
+        <w:br/>
+        <w:t xml:space="preserve">          [ coordinator ]  writes the plan</w:t>
+        <w:br/>
+        <w:t xml:space="preserve">                  |</w:t>
+        <w:br/>
+        <w:t xml:space="preserve">                  v</w:t>
+        <w:br/>
+        <w:t xml:space="preserve">          your itinerary</w:t>
+        <w:br/>
+        <w:br/>
+        <w:t xml:space="preserve">  Every loop step is a FULL AI call that re-sends the whole</w:t>
+        <w:br/>
+        <w:t xml:space="preserve">  conversation and every tool description again.</w:t>
+      </w:r>
+    </w:p>
+    <w:p>
+      <w:r>
+        <w:t>What is wrong with it: the loop is the cost. Each agent thinks, calls a tool, reads the result and thinks again — and every one of those steps re-sends the whole conversation and every tool description again. On the run measured for this document it made 24 AI calls, never called the attractions or restaurant tools at all, and twice produced malformed output its own loop had to retry. It also takes about six minutes, which makes it unusable in a live demo.</w:t>
+      </w:r>
+    </w:p>
+    <w:p>
+      <w:pPr>
+        <w:pStyle w:val="Heading2"/>
+      </w:pPr>
+      <w:r>
+        <w:t>Approach C — the same six agents, configured properly</w:t>
+      </w:r>
+    </w:p>
+    <w:p>
+      <w:pPr>
+        <w:spacing w:after="160"/>
+        <w:ind w:left="288"/>
+      </w:pPr>
+      <w:r>
+        <w:rPr>
+          <w:rFonts w:ascii="Consolas" w:hAnsi="Consolas"/>
+          <w:sz w:val="18"/>
+        </w:rPr>
+        <w:t xml:space="preserve">  your request</w:t>
+        <w:br/>
+        <w:t xml:space="preserve">       |</w:t>
+        <w:br/>
+        <w:t xml:space="preserve">       v</w:t>
+        <w:br/>
+        <w:t xml:space="preserve">  [ extractor ]</w:t>
+        <w:br/>
+        <w:t xml:space="preserve">       |</w:t>
+        <w:br/>
+        <w:t xml:space="preserve">       +--&gt; [ flight agent   ]  1 tool   \</w:t>
+        <w:br/>
+        <w:t xml:space="preserve">       +--&gt; [ hotel agent    ]  1 tool    &gt;  all three run AT THE SAME TIME</w:t>
+        <w:br/>
+        <w:t xml:space="preserve">       +--&gt; [ activity agent ]  2 tools  /</w:t>
+        <w:br/>
+        <w:t xml:space="preserve">                  |</w:t>
+        <w:br/>
+        <w:t xml:space="preserve">                  v</w:t>
+        <w:br/>
+        <w:t xml:space="preserve">          [ coordinator ]  writes the plan</w:t>
+        <w:br/>
+        <w:t xml:space="preserve">                  |</w:t>
+        <w:br/>
+        <w:t xml:space="preserve">                  v</w:t>
+        <w:br/>
+        <w:t xml:space="preserve">          your itinerary</w:t>
+        <w:br/>
+        <w:br/>
+        <w:t xml:space="preserve">  Same six agents as B. Shorter prompts, fewer tools each, results</w:t>
+        <w:br/>
+        <w:t xml:space="preserve">  trimmed before being passed on, and a hard cap of 3 loop steps.</w:t>
+      </w:r>
+    </w:p>
+    <w:p>
+      <w:r>
+        <w:t>What is wrong with it: it is far better than B but still unpredictable. Configuration alone cut token use by about 89%, which is the most useful engineering lesson in the project — most of what looked like the price of using many agents was really bad setup. But the agents still choose when to call a tool, and on the run measured here it never called the flight tool at all.</w:t>
+      </w:r>
+    </w:p>
+    <w:p>
+      <w:pPr>
+        <w:pStyle w:val="Heading2"/>
+      </w:pPr>
+      <w:r>
+        <w:t>Approach D — three agents, lookups in plain Python (this is what ships)</w:t>
+      </w:r>
+    </w:p>
+    <w:p>
+      <w:pPr>
+        <w:spacing w:after="160"/>
+        <w:ind w:left="288"/>
+      </w:pPr>
+      <w:r>
+        <w:rPr>
+          <w:rFonts w:ascii="Consolas" w:hAnsi="Consolas"/>
+          <w:sz w:val="18"/>
+        </w:rPr>
+        <w:t xml:space="preserve">  your request</w:t>
+        <w:br/>
+        <w:t xml:space="preserve">       |</w:t>
+        <w:br/>
+        <w:t xml:space="preserve">       v</w:t>
+        <w:br/>
+        <w:t xml:space="preserve">  +----------------------------+</w:t>
+        <w:br/>
+        <w:t xml:space="preserve">  |  AI STEP 1: read request   |  a judgement: wording varies endlessly</w:t>
+        <w:br/>
+        <w:t xml:space="preserve">  +----------------------------+</w:t>
+        <w:br/>
+        <w:t xml:space="preserve">       |   origin, destination, dates, budget, interests</w:t>
+        <w:br/>
+        <w:t xml:space="preserve">       v</w:t>
+        <w:br/>
+        <w:t xml:space="preserve">  +----------------------------+</w:t>
+        <w:br/>
+        <w:t xml:space="preserve">  |  PLAIN PYTHON: fetch data  |  NO AI HERE</w:t>
+        <w:br/>
+        <w:t xml:space="preserve">  |                            |</w:t>
+        <w:br/>
+        <w:t xml:space="preserve">  |    1  flights      1 call  |</w:t>
+        <w:br/>
+        <w:t xml:space="preserve">  |    2  hotels       2 calls |</w:t>
+        <w:br/>
+        <w:t xml:space="preserve">  |    3  attractions  1 call  |</w:t>
+        <w:br/>
+        <w:t xml:space="preserve">  |    4  restaurants  1 call  |</w:t>
+        <w:br/>
+        <w:t xml:space="preserve">  |                            |</w:t>
+        <w:br/>
+        <w:t xml:space="preserve">  |    always these 5 calls    |</w:t>
+        <w:br/>
+        <w:t xml:space="preserve">  +----------------------------+</w:t>
+        <w:br/>
+        <w:t xml:space="preserve">       |</w:t>
+        <w:br/>
+        <w:t xml:space="preserve">       v</w:t>
+        <w:br/>
+        <w:t xml:space="preserve">  +----------------------------+</w:t>
+        <w:br/>
+        <w:t xml:space="preserve">  |  AI STEP 2: write the plan |  a judgement: how to order a day</w:t>
+        <w:br/>
+        <w:t xml:space="preserve">  +----------------------------+</w:t>
+        <w:br/>
+        <w:t xml:space="preserve">       |</w:t>
+        <w:br/>
+        <w:t xml:space="preserve">       v</w:t>
+        <w:br/>
+        <w:t xml:space="preserve">  your day-by-day itinerary</w:t>
+      </w:r>
+    </w:p>
+    <w:p>
+      <w:r>
+        <w:t>The idea: use the AI only where a judgement is genuinely required. Reading a request is a judgement — there is no single right way to phrase one. Ordering a day is a judgement. Fetching a flight price is not: once the cities and dates are known there is exactly one correct call to make, so ordinary code makes it.</w:t>
+      </w:r>
+    </w:p>
+    <w:p>
+      <w:r>
+        <w:t>What is wrong with it, stated honestly: it is decisively cheaper and faster, but it is NOT measurably better grounded than approach C. Their ranges overlap and C's average is in fact slightly higher. The claim is "no penalty we can detect", not "better".</w:t>
+      </w:r>
+    </w:p>
+    <w:p>
+      <w:pPr>
+        <w:pStyle w:val="Heading1"/>
+      </w:pPr>
+      <w:r>
+        <w:t>5. How many calls each approach makes</w:t>
+      </w:r>
+    </w:p>
+    <w:p>
+      <w:r>
+        <w:t>Counted by watching the real calls go past, with travel responses replayed from disk so the counting itself spent no quota. One run of each. One run each, travel APIs in replay mode so nothing was spent. B and C are agent-driven and vary between runs; A and D do not.</w:t>
+      </w:r>
+    </w:p>
+    <w:tbl>
+      <w:tblPr>
+        <w:tblStyle w:val="LightGrid-Accent1"/>
+        <w:tblW w:type="auto" w:w="0"/>
+        <w:tblLook w:firstColumn="1" w:firstRow="1" w:lastColumn="0" w:lastRow="0" w:noHBand="0" w:noVBand="1" w:val="04A0"/>
+      </w:tblPr>
+      <w:tblGrid>
+        <w:gridCol w:w="1378"/>
+        <w:gridCol w:w="1378"/>
+        <w:gridCol w:w="1378"/>
+        <w:gridCol w:w="1378"/>
+        <w:gridCol w:w="1378"/>
+        <w:gridCol w:w="1378"/>
+        <w:gridCol w:w="1378"/>
+      </w:tblGrid>
+      <w:tr>
+        <w:tc>
+          <w:tcPr>
+            <w:tcW w:type="dxa" w:w="2160"/>
+          </w:tcPr>
+          <w:p>
+            <w:r/>
+            <w:r>
+              <w:rPr>
+                <w:b/>
+                <w:sz w:val="19"/>
+              </w:rPr>
+              <w:t>Approach</w:t>
+            </w:r>
+          </w:p>
+        </w:tc>
+        <w:tc>
+          <w:tcPr>
+            <w:tcW w:type="dxa" w:w="1080"/>
+          </w:tcPr>
+          <w:p>
+            <w:r/>
+            <w:r>
+              <w:rPr>
+                <w:b/>
+                <w:sz w:val="19"/>
+              </w:rPr>
+              <w:t>AI calls</w:t>
+            </w:r>
+          </w:p>
+        </w:tc>
+        <w:tc>
+          <w:tcPr>
+            <w:tcW w:type="dxa" w:w="1008"/>
+          </w:tcPr>
+          <w:p>
+            <w:r/>
+            <w:r>
+              <w:rPr>
+                <w:b/>
+                <w:sz w:val="19"/>
+              </w:rPr>
+              <w:t>Flights</w:t>
+            </w:r>
+          </w:p>
+        </w:tc>
+        <w:tc>
+          <w:tcPr>
+            <w:tcW w:type="dxa" w:w="1008"/>
+          </w:tcPr>
+          <w:p>
+            <w:r/>
+            <w:r>
+              <w:rPr>
+                <w:b/>
+                <w:sz w:val="19"/>
+              </w:rPr>
+              <w:t>Hotels</w:t>
+            </w:r>
+          </w:p>
+        </w:tc>
+        <w:tc>
+          <w:tcPr>
+            <w:tcW w:type="dxa" w:w="1008"/>
+          </w:tcPr>
+          <w:p>
+            <w:r/>
+            <w:r>
+              <w:rPr>
+                <w:b/>
+                <w:sz w:val="19"/>
+              </w:rPr>
+              <w:t>Serper</w:t>
+            </w:r>
+          </w:p>
+        </w:tc>
+        <w:tc>
+          <w:tcPr>
+            <w:tcW w:type="dxa" w:w="1152"/>
+          </w:tcPr>
+          <w:p>
+            <w:r/>
+            <w:r>
+              <w:rPr>
+                <w:b/>
+                <w:sz w:val="19"/>
+              </w:rPr>
+              <w:t>Total API</w:t>
+            </w:r>
+          </w:p>
+        </w:tc>
+        <w:tc>
+          <w:tcPr>
+            <w:tcW w:type="dxa" w:w="1656"/>
+          </w:tcPr>
+          <w:p>
+            <w:r/>
+            <w:r>
+              <w:rPr>
+                <w:b/>
+                <w:sz w:val="19"/>
+              </w:rPr>
+              <w:t>Same every run?</w:t>
+            </w:r>
+          </w:p>
+        </w:tc>
+      </w:tr>
+      <w:tr>
+        <w:tc>
+          <w:tcPr>
+            <w:tcW w:type="dxa" w:w="2160"/>
+          </w:tcPr>
+          <w:p>
+            <w:pPr>
+              <w:spacing w:after="40"/>
+            </w:pPr>
+            <w:r/>
+            <w:r>
+              <w:rPr>
+                <w:sz w:val="19"/>
+              </w:rPr>
+              <w:t>A — Single LLM</w:t>
+            </w:r>
+          </w:p>
+        </w:tc>
+        <w:tc>
+          <w:tcPr>
+            <w:tcW w:type="dxa" w:w="1080"/>
+          </w:tcPr>
+          <w:p>
+            <w:pPr>
+              <w:spacing w:after="40"/>
+            </w:pPr>
+            <w:r/>
+            <w:r>
+              <w:rPr>
+                <w:sz w:val="19"/>
+              </w:rPr>
+              <w:t>1</w:t>
+            </w:r>
+          </w:p>
+        </w:tc>
+        <w:tc>
+          <w:tcPr>
+            <w:tcW w:type="dxa" w:w="1008"/>
+          </w:tcPr>
+          <w:p>
+            <w:pPr>
+              <w:spacing w:after="40"/>
+            </w:pPr>
+            <w:r/>
+            <w:r>
+              <w:rPr>
+                <w:sz w:val="19"/>
+              </w:rPr>
+              <w:t>0</w:t>
+            </w:r>
+          </w:p>
+        </w:tc>
+        <w:tc>
+          <w:tcPr>
+            <w:tcW w:type="dxa" w:w="1008"/>
+          </w:tcPr>
+          <w:p>
+            <w:pPr>
+              <w:spacing w:after="40"/>
+            </w:pPr>
+            <w:r/>
+            <w:r>
+              <w:rPr>
+                <w:sz w:val="19"/>
+              </w:rPr>
+              <w:t>0</w:t>
+            </w:r>
+          </w:p>
+        </w:tc>
+        <w:tc>
+          <w:tcPr>
+            <w:tcW w:type="dxa" w:w="1008"/>
+          </w:tcPr>
+          <w:p>
+            <w:pPr>
+              <w:spacing w:after="40"/>
+            </w:pPr>
+            <w:r/>
+            <w:r>
+              <w:rPr>
+                <w:sz w:val="19"/>
+              </w:rPr>
+              <w:t>0</w:t>
+            </w:r>
+          </w:p>
+        </w:tc>
+        <w:tc>
+          <w:tcPr>
+            <w:tcW w:type="dxa" w:w="1152"/>
+          </w:tcPr>
+          <w:p>
+            <w:pPr>
+              <w:spacing w:after="40"/>
+            </w:pPr>
+            <w:r/>
+            <w:r>
+              <w:rPr>
+                <w:sz w:val="19"/>
+              </w:rPr>
+              <w:t>0</w:t>
+            </w:r>
+          </w:p>
+        </w:tc>
+        <w:tc>
+          <w:tcPr>
+            <w:tcW w:type="dxa" w:w="1656"/>
+          </w:tcPr>
+          <w:p>
+            <w:pPr>
+              <w:spacing w:after="40"/>
+            </w:pPr>
+            <w:r/>
+            <w:r>
+              <w:rPr>
+                <w:sz w:val="19"/>
+              </w:rPr>
+              <w:t>yes</w:t>
+            </w:r>
+          </w:p>
+        </w:tc>
+      </w:tr>
+      <w:tr>
+        <w:tc>
+          <w:tcPr>
+            <w:tcW w:type="dxa" w:w="2160"/>
+          </w:tcPr>
+          <w:p>
+            <w:pPr>
+              <w:spacing w:after="40"/>
+            </w:pPr>
+            <w:r/>
+            <w:r>
+              <w:rPr>
+                <w:sz w:val="19"/>
+              </w:rPr>
+              <w:t>B — 6 agents, naive</w:t>
+            </w:r>
+          </w:p>
+        </w:tc>
+        <w:tc>
+          <w:tcPr>
+            <w:tcW w:type="dxa" w:w="1080"/>
+          </w:tcPr>
+          <w:p>
+            <w:pPr>
+              <w:spacing w:after="40"/>
+            </w:pPr>
+            <w:r/>
+            <w:r>
+              <w:rPr>
+                <w:sz w:val="19"/>
+              </w:rPr>
+              <w:t>24</w:t>
+            </w:r>
+          </w:p>
+        </w:tc>
+        <w:tc>
+          <w:tcPr>
+            <w:tcW w:type="dxa" w:w="1008"/>
+          </w:tcPr>
+          <w:p>
+            <w:pPr>
+              <w:spacing w:after="40"/>
+            </w:pPr>
+            <w:r/>
+            <w:r>
+              <w:rPr>
+                <w:sz w:val="19"/>
+              </w:rPr>
+              <w:t>1</w:t>
+            </w:r>
+          </w:p>
+        </w:tc>
+        <w:tc>
+          <w:tcPr>
+            <w:tcW w:type="dxa" w:w="1008"/>
+          </w:tcPr>
+          <w:p>
+            <w:pPr>
+              <w:spacing w:after="40"/>
+            </w:pPr>
+            <w:r/>
+            <w:r>
+              <w:rPr>
+                <w:sz w:val="19"/>
+              </w:rPr>
+              <w:t>1</w:t>
+            </w:r>
+          </w:p>
+        </w:tc>
+        <w:tc>
+          <w:tcPr>
+            <w:tcW w:type="dxa" w:w="1008"/>
+          </w:tcPr>
+          <w:p>
+            <w:pPr>
+              <w:spacing w:after="40"/>
+            </w:pPr>
+            <w:r/>
+            <w:r>
+              <w:rPr>
+                <w:sz w:val="19"/>
+              </w:rPr>
+              <w:t>0</w:t>
+            </w:r>
+          </w:p>
+        </w:tc>
+        <w:tc>
+          <w:tcPr>
+            <w:tcW w:type="dxa" w:w="1152"/>
+          </w:tcPr>
+          <w:p>
+            <w:pPr>
+              <w:spacing w:after="40"/>
+            </w:pPr>
+            <w:r/>
+            <w:r>
+              <w:rPr>
+                <w:sz w:val="19"/>
+              </w:rPr>
+              <w:t>2</w:t>
+            </w:r>
+          </w:p>
+        </w:tc>
+        <w:tc>
+          <w:tcPr>
+            <w:tcW w:type="dxa" w:w="1656"/>
+          </w:tcPr>
+          <w:p>
+            <w:pPr>
+              <w:spacing w:after="40"/>
+            </w:pPr>
+            <w:r/>
+            <w:r>
+              <w:rPr>
+                <w:sz w:val="19"/>
+              </w:rPr>
+              <w:t>NO — varies</w:t>
+            </w:r>
+          </w:p>
+        </w:tc>
+      </w:tr>
+      <w:tr>
+        <w:tc>
+          <w:tcPr>
+            <w:tcW w:type="dxa" w:w="2160"/>
+          </w:tcPr>
+          <w:p>
+            <w:pPr>
+              <w:spacing w:after="40"/>
+            </w:pPr>
+            <w:r/>
+            <w:r>
+              <w:rPr>
+                <w:sz w:val="19"/>
+              </w:rPr>
+              <w:t>C — 6 agents, tuned</w:t>
+            </w:r>
+          </w:p>
+        </w:tc>
+        <w:tc>
+          <w:tcPr>
+            <w:tcW w:type="dxa" w:w="1080"/>
+          </w:tcPr>
+          <w:p>
+            <w:pPr>
+              <w:spacing w:after="40"/>
+            </w:pPr>
+            <w:r/>
+            <w:r>
+              <w:rPr>
+                <w:sz w:val="19"/>
+              </w:rPr>
+              <w:t>14</w:t>
+            </w:r>
+          </w:p>
+        </w:tc>
+        <w:tc>
+          <w:tcPr>
+            <w:tcW w:type="dxa" w:w="1008"/>
+          </w:tcPr>
+          <w:p>
+            <w:pPr>
+              <w:spacing w:after="40"/>
+            </w:pPr>
+            <w:r/>
+            <w:r>
+              <w:rPr>
+                <w:sz w:val="19"/>
+              </w:rPr>
+              <w:t>0</w:t>
+            </w:r>
+          </w:p>
+        </w:tc>
+        <w:tc>
+          <w:tcPr>
+            <w:tcW w:type="dxa" w:w="1008"/>
+          </w:tcPr>
+          <w:p>
+            <w:pPr>
+              <w:spacing w:after="40"/>
+            </w:pPr>
+            <w:r/>
+            <w:r>
+              <w:rPr>
+                <w:sz w:val="19"/>
+              </w:rPr>
+              <w:t>2</w:t>
+            </w:r>
+          </w:p>
+        </w:tc>
+        <w:tc>
+          <w:tcPr>
+            <w:tcW w:type="dxa" w:w="1008"/>
+          </w:tcPr>
+          <w:p>
+            <w:pPr>
+              <w:spacing w:after="40"/>
+            </w:pPr>
+            <w:r/>
+            <w:r>
+              <w:rPr>
+                <w:sz w:val="19"/>
+              </w:rPr>
+              <w:t>2</w:t>
+            </w:r>
+          </w:p>
+        </w:tc>
+        <w:tc>
+          <w:tcPr>
+            <w:tcW w:type="dxa" w:w="1152"/>
+          </w:tcPr>
+          <w:p>
+            <w:pPr>
+              <w:spacing w:after="40"/>
+            </w:pPr>
+            <w:r/>
+            <w:r>
+              <w:rPr>
+                <w:sz w:val="19"/>
+              </w:rPr>
+              <w:t>4</w:t>
+            </w:r>
+          </w:p>
+        </w:tc>
+        <w:tc>
+          <w:tcPr>
+            <w:tcW w:type="dxa" w:w="1656"/>
+          </w:tcPr>
+          <w:p>
+            <w:pPr>
+              <w:spacing w:after="40"/>
+            </w:pPr>
+            <w:r/>
+            <w:r>
+              <w:rPr>
+                <w:sz w:val="19"/>
+              </w:rPr>
+              <w:t>NO — varies</w:t>
+            </w:r>
+          </w:p>
+        </w:tc>
+      </w:tr>
+      <w:tr>
+        <w:tc>
+          <w:tcPr>
+            <w:tcW w:type="dxa" w:w="2160"/>
+          </w:tcPr>
+          <w:p>
+            <w:pPr>
+              <w:spacing w:after="40"/>
+            </w:pPr>
+            <w:r/>
+            <w:r>
+              <w:rPr>
+                <w:sz w:val="19"/>
+              </w:rPr>
+              <w:t>D — 3 agents, direct</w:t>
+            </w:r>
+          </w:p>
+        </w:tc>
+        <w:tc>
+          <w:tcPr>
+            <w:tcW w:type="dxa" w:w="1080"/>
+          </w:tcPr>
+          <w:p>
+            <w:pPr>
+              <w:spacing w:after="40"/>
+            </w:pPr>
+            <w:r/>
+            <w:r>
+              <w:rPr>
+                <w:sz w:val="19"/>
+              </w:rPr>
+              <w:t>2</w:t>
+            </w:r>
+          </w:p>
+        </w:tc>
+        <w:tc>
+          <w:tcPr>
+            <w:tcW w:type="dxa" w:w="1008"/>
+          </w:tcPr>
+          <w:p>
+            <w:pPr>
+              <w:spacing w:after="40"/>
+            </w:pPr>
+            <w:r/>
+            <w:r>
+              <w:rPr>
+                <w:sz w:val="19"/>
+              </w:rPr>
+              <w:t>1</w:t>
+            </w:r>
+          </w:p>
+        </w:tc>
+        <w:tc>
+          <w:tcPr>
+            <w:tcW w:type="dxa" w:w="1008"/>
+          </w:tcPr>
+          <w:p>
+            <w:pPr>
+              <w:spacing w:after="40"/>
+            </w:pPr>
+            <w:r/>
+            <w:r>
+              <w:rPr>
+                <w:sz w:val="19"/>
+              </w:rPr>
+              <w:t>2</w:t>
+            </w:r>
+          </w:p>
+        </w:tc>
+        <w:tc>
+          <w:tcPr>
+            <w:tcW w:type="dxa" w:w="1008"/>
+          </w:tcPr>
+          <w:p>
+            <w:pPr>
+              <w:spacing w:after="40"/>
+            </w:pPr>
+            <w:r/>
+            <w:r>
+              <w:rPr>
+                <w:sz w:val="19"/>
+              </w:rPr>
+              <w:t>2</w:t>
+            </w:r>
+          </w:p>
+        </w:tc>
+        <w:tc>
+          <w:tcPr>
+            <w:tcW w:type="dxa" w:w="1152"/>
+          </w:tcPr>
+          <w:p>
+            <w:pPr>
+              <w:spacing w:after="40"/>
+            </w:pPr>
+            <w:r/>
+            <w:r>
+              <w:rPr>
+                <w:sz w:val="19"/>
+              </w:rPr>
+              <w:t>5</w:t>
+            </w:r>
+          </w:p>
+        </w:tc>
+        <w:tc>
+          <w:tcPr>
+            <w:tcW w:type="dxa" w:w="1656"/>
+          </w:tcPr>
+          <w:p>
+            <w:pPr>
+              <w:spacing w:after="40"/>
+            </w:pPr>
+            <w:r/>
+            <w:r>
+              <w:rPr>
+                <w:sz w:val="19"/>
+              </w:rPr>
+              <w:t>yes</w:t>
+            </w:r>
+          </w:p>
+        </w:tc>
+      </w:tr>
+    </w:tbl>
+    <w:p/>
+    <w:p>
+      <w:r>
+        <w:t>Read the last column first. Approaches B and C give a different answer every time, because a model is deciding when to call a tool. Approach D makes the same five calls every time, because plain code makes them. When the monthly allowance is this small, being predictable matters as much as being cheap.</w:t>
+      </w:r>
+    </w:p>
+    <w:p>
+      <w:pPr>
+        <w:pStyle w:val="ListBullet"/>
+      </w:pPr>
+      <w:r>
+        <w:t>A: No tools at all, so it retrieves nothing and cites nothing.</w:t>
+      </w:r>
+    </w:p>
+    <w:p>
+      <w:pPr>
+        <w:pStyle w:val="ListBullet"/>
+      </w:pPr>
+      <w:r>
+        <w:t>B: Never called the attractions or restaurant tools at all, and twice produced malformed output its loop had to retry.</w:t>
+      </w:r>
+    </w:p>
+    <w:p>
+      <w:pPr>
+        <w:pStyle w:val="ListBullet"/>
+      </w:pPr>
+      <w:r>
+        <w:t>C: Never called the flight tool on this run.</w:t>
+      </w:r>
+    </w:p>
+    <w:p>
+      <w:pPr>
+        <w:pStyle w:val="ListBullet"/>
+      </w:pPr>
+      <w:r>
+        <w:t>D: Always exactly these five, because plain Python makes the calls rather than a model deciding to.</w:t>
+      </w:r>
+    </w:p>
+    <w:p>
+      <w:pPr>
+        <w:pStyle w:val="Heading1"/>
+      </w:pPr>
+      <w:r>
+        <w:t>6. What we found</w:t>
       </w:r>
     </w:p>
     <w:tbl>
@@ -1004,7 +1910,7 @@
         <w:pStyle w:val="Heading1"/>
       </w:pPr>
       <w:r>
-        <w:t>5. Budget validation (the change the supervisor asked for)</w:t>
+        <w:t>7. Budget validation (the change the supervisor asked for)</w:t>
       </w:r>
     </w:p>
     <w:p>
@@ -1063,7 +1969,7 @@
         <w:pStyle w:val="Heading1"/>
       </w:pPr>
       <w:r>
-        <w:t>6. Known issues, stated honestly</w:t>
+        <w:t>8. Known issues, stated honestly</w:t>
       </w:r>
     </w:p>
     <w:p>
@@ -1324,7 +2230,7 @@
               <w:rPr>
                 <w:sz w:val="19"/>
               </w:rPr>
-              <w:t>Handled — see section 9. The old numbers stay valid for the model that produced them.</w:t>
+              <w:t>Handled — see section 11. The old numbers stay valid for the model that produced them.</w:t>
             </w:r>
           </w:p>
         </w:tc>
@@ -1336,7 +2242,7 @@
         <w:pStyle w:val="Heading1"/>
       </w:pPr>
       <w:r>
-        <w:t>7. How to run it</w:t>
+        <w:t>9. How to run it</w:t>
       </w:r>
     </w:p>
     <w:p>
@@ -1914,7 +2820,7 @@
         <w:pStyle w:val="Heading1"/>
       </w:pPr>
       <w:r>
-        <w:t>8. How to show it to the supervisor</w:t>
+        <w:t>10. How to show it to the supervisor</w:t>
       </w:r>
     </w:p>
     <w:p>
@@ -1988,7 +2894,7 @@
         <w:pStyle w:val="Heading1"/>
       </w:pPr>
       <w:r>
-        <w:t>9. About the AI model</w:t>
+        <w:t>11. About the AI model</w:t>
       </w:r>
     </w:p>
     <w:p>
@@ -2011,7 +2917,7 @@
         <w:pStyle w:val="Heading1"/>
       </w:pPr>
       <w:r>
-        <w:t>10. Folder structure</w:t>
+        <w:t>12. Folder structure</w:t>
       </w:r>
     </w:p>
     <w:p>
@@ -2103,7 +3009,1892 @@
         <w:pStyle w:val="Heading1"/>
       </w:pPr>
       <w:r>
-        <w:t>11. Important files, if you only look at a few</w:t>
+        <w:t>13. Every file, and what it does</w:t>
+      </w:r>
+    </w:p>
+    <w:p>
+      <w:r>
+        <w:t>The whole system, file by file. The list is read from the folders themselves when this document is generated, so it cannot describe a file that has been deleted or miss one that has been added.</w:t>
+      </w:r>
+    </w:p>
+    <w:p>
+      <w:pPr>
+        <w:pStyle w:val="Heading2"/>
+      </w:pPr>
+      <w:r>
+        <w:t>Start here (top level)</w:t>
+      </w:r>
+    </w:p>
+    <w:tbl>
+      <w:tblPr>
+        <w:tblStyle w:val="LightGrid-Accent1"/>
+        <w:tblW w:type="auto" w:w="0"/>
+        <w:tblLook w:firstColumn="1" w:firstRow="1" w:lastColumn="0" w:lastRow="0" w:noHBand="0" w:noVBand="1" w:val="04A0"/>
+      </w:tblPr>
+      <w:tblGrid>
+        <w:gridCol w:w="4824"/>
+        <w:gridCol w:w="4824"/>
+      </w:tblGrid>
+      <w:tr>
+        <w:tc>
+          <w:tcPr>
+            <w:tcW w:type="dxa" w:w="2736"/>
+          </w:tcPr>
+          <w:p>
+            <w:r/>
+            <w:r>
+              <w:rPr>
+                <w:b/>
+                <w:sz w:val="18"/>
+              </w:rPr>
+              <w:t>File</w:t>
+            </w:r>
+          </w:p>
+        </w:tc>
+        <w:tc>
+          <w:tcPr>
+            <w:tcW w:type="dxa" w:w="6480"/>
+          </w:tcPr>
+          <w:p>
+            <w:r/>
+            <w:r>
+              <w:rPr>
+                <w:b/>
+                <w:sz w:val="18"/>
+              </w:rPr>
+              <w:t>What it does</w:t>
+            </w:r>
+          </w:p>
+        </w:tc>
+      </w:tr>
+      <w:tr>
+        <w:tc>
+          <w:tcPr>
+            <w:tcW w:type="dxa" w:w="2736"/>
+          </w:tcPr>
+          <w:p>
+            <w:pPr>
+              <w:spacing w:after="40"/>
+            </w:pPr>
+            <w:r/>
+            <w:r>
+              <w:rPr>
+                <w:sz w:val="18"/>
+              </w:rPr>
+              <w:t>run_cli.py</w:t>
+            </w:r>
+          </w:p>
+        </w:tc>
+        <w:tc>
+          <w:tcPr>
+            <w:tcW w:type="dxa" w:w="6480"/>
+          </w:tcPr>
+          <w:p>
+            <w:pPr>
+              <w:spacing w:after="40"/>
+            </w:pPr>
+            <w:r/>
+            <w:r>
+              <w:rPr>
+                <w:sz w:val="18"/>
+              </w:rPr>
+              <w:t>Plan a trip by typing in the terminal. Runs the shipped design.</w:t>
+            </w:r>
+          </w:p>
+        </w:tc>
+      </w:tr>
+      <w:tr>
+        <w:tc>
+          <w:tcPr>
+            <w:tcW w:type="dxa" w:w="2736"/>
+          </w:tcPr>
+          <w:p>
+            <w:pPr>
+              <w:spacing w:after="40"/>
+            </w:pPr>
+            <w:r/>
+            <w:r>
+              <w:rPr>
+                <w:sz w:val="18"/>
+              </w:rPr>
+              <w:t>run_web.py</w:t>
+            </w:r>
+          </w:p>
+        </w:tc>
+        <w:tc>
+          <w:tcPr>
+            <w:tcW w:type="dxa" w:w="6480"/>
+          </w:tcPr>
+          <w:p>
+            <w:pPr>
+              <w:spacing w:after="40"/>
+            </w:pPr>
+            <w:r/>
+            <w:r>
+              <w:rPr>
+                <w:sz w:val="18"/>
+              </w:rPr>
+              <w:t>Plan a trip in a web page. Runs the same shipped design.</w:t>
+            </w:r>
+          </w:p>
+        </w:tc>
+      </w:tr>
+    </w:tbl>
+    <w:p/>
+    <w:p>
+      <w:pPr>
+        <w:pStyle w:val="Heading2"/>
+      </w:pPr>
+      <w:r>
+        <w:t>trip_planner/ — the workflow</w:t>
+      </w:r>
+    </w:p>
+    <w:tbl>
+      <w:tblPr>
+        <w:tblStyle w:val="LightGrid-Accent1"/>
+        <w:tblW w:type="auto" w:w="0"/>
+        <w:tblLook w:firstColumn="1" w:firstRow="1" w:lastColumn="0" w:lastRow="0" w:noHBand="0" w:noVBand="1" w:val="04A0"/>
+      </w:tblPr>
+      <w:tblGrid>
+        <w:gridCol w:w="4824"/>
+        <w:gridCol w:w="4824"/>
+      </w:tblGrid>
+      <w:tr>
+        <w:tc>
+          <w:tcPr>
+            <w:tcW w:type="dxa" w:w="2736"/>
+          </w:tcPr>
+          <w:p>
+            <w:r/>
+            <w:r>
+              <w:rPr>
+                <w:b/>
+                <w:sz w:val="18"/>
+              </w:rPr>
+              <w:t>File</w:t>
+            </w:r>
+          </w:p>
+        </w:tc>
+        <w:tc>
+          <w:tcPr>
+            <w:tcW w:type="dxa" w:w="6480"/>
+          </w:tcPr>
+          <w:p>
+            <w:r/>
+            <w:r>
+              <w:rPr>
+                <w:b/>
+                <w:sz w:val="18"/>
+              </w:rPr>
+              <w:t>What it does</w:t>
+            </w:r>
+          </w:p>
+        </w:tc>
+      </w:tr>
+      <w:tr>
+        <w:tc>
+          <w:tcPr>
+            <w:tcW w:type="dxa" w:w="2736"/>
+          </w:tcPr>
+          <w:p>
+            <w:pPr>
+              <w:spacing w:after="40"/>
+            </w:pPr>
+            <w:r/>
+            <w:r>
+              <w:rPr>
+                <w:sz w:val="18"/>
+              </w:rPr>
+              <w:t>agents.py</w:t>
+            </w:r>
+          </w:p>
+        </w:tc>
+        <w:tc>
+          <w:tcPr>
+            <w:tcW w:type="dxa" w:w="6480"/>
+          </w:tcPr>
+          <w:p>
+            <w:pPr>
+              <w:spacing w:after="40"/>
+            </w:pPr>
+            <w:r/>
+            <w:r>
+              <w:rPr>
+                <w:sz w:val="18"/>
+              </w:rPr>
+              <w:t>Defines the three AI agents: one to chat, one to read the request, one to write the itinerary.</w:t>
+            </w:r>
+          </w:p>
+        </w:tc>
+      </w:tr>
+      <w:tr>
+        <w:tc>
+          <w:tcPr>
+            <w:tcW w:type="dxa" w:w="2736"/>
+          </w:tcPr>
+          <w:p>
+            <w:pPr>
+              <w:spacing w:after="40"/>
+            </w:pPr>
+            <w:r/>
+            <w:r>
+              <w:rPr>
+                <w:sz w:val="18"/>
+              </w:rPr>
+              <w:t>orchestrator.py</w:t>
+            </w:r>
+          </w:p>
+        </w:tc>
+        <w:tc>
+          <w:tcPr>
+            <w:tcW w:type="dxa" w:w="6480"/>
+          </w:tcPr>
+          <w:p>
+            <w:pPr>
+              <w:spacing w:after="40"/>
+            </w:pPr>
+            <w:r/>
+            <w:r>
+              <w:rPr>
+                <w:sz w:val="18"/>
+              </w:rPr>
+              <w:t>The workflow. Reads the request, fetches the data, assembles the plan. Both the terminal and the web page go through this one file.</w:t>
+            </w:r>
+          </w:p>
+        </w:tc>
+      </w:tr>
+      <w:tr>
+        <w:tc>
+          <w:tcPr>
+            <w:tcW w:type="dxa" w:w="2736"/>
+          </w:tcPr>
+          <w:p>
+            <w:pPr>
+              <w:spacing w:after="40"/>
+            </w:pPr>
+            <w:r/>
+            <w:r>
+              <w:rPr>
+                <w:sz w:val="18"/>
+              </w:rPr>
+              <w:t>tasks.py</w:t>
+            </w:r>
+          </w:p>
+        </w:tc>
+        <w:tc>
+          <w:tcPr>
+            <w:tcW w:type="dxa" w:w="6480"/>
+          </w:tcPr>
+          <w:p>
+            <w:pPr>
+              <w:spacing w:after="40"/>
+            </w:pPr>
+            <w:r/>
+            <w:r>
+              <w:rPr>
+                <w:sz w:val="18"/>
+              </w:rPr>
+              <w:t>The instructions each agent is given.</w:t>
+            </w:r>
+          </w:p>
+        </w:tc>
+      </w:tr>
+    </w:tbl>
+    <w:p/>
+    <w:p>
+      <w:pPr>
+        <w:pStyle w:val="Heading2"/>
+      </w:pPr>
+      <w:r>
+        <w:t>trip_planner/core/ — the infrastructure</w:t>
+      </w:r>
+    </w:p>
+    <w:tbl>
+      <w:tblPr>
+        <w:tblStyle w:val="LightGrid-Accent1"/>
+        <w:tblW w:type="auto" w:w="0"/>
+        <w:tblLook w:firstColumn="1" w:firstRow="1" w:lastColumn="0" w:lastRow="0" w:noHBand="0" w:noVBand="1" w:val="04A0"/>
+      </w:tblPr>
+      <w:tblGrid>
+        <w:gridCol w:w="4824"/>
+        <w:gridCol w:w="4824"/>
+      </w:tblGrid>
+      <w:tr>
+        <w:tc>
+          <w:tcPr>
+            <w:tcW w:type="dxa" w:w="2736"/>
+          </w:tcPr>
+          <w:p>
+            <w:r/>
+            <w:r>
+              <w:rPr>
+                <w:b/>
+                <w:sz w:val="18"/>
+              </w:rPr>
+              <w:t>File</w:t>
+            </w:r>
+          </w:p>
+        </w:tc>
+        <w:tc>
+          <w:tcPr>
+            <w:tcW w:type="dxa" w:w="6480"/>
+          </w:tcPr>
+          <w:p>
+            <w:r/>
+            <w:r>
+              <w:rPr>
+                <w:b/>
+                <w:sz w:val="18"/>
+              </w:rPr>
+              <w:t>What it does</w:t>
+            </w:r>
+          </w:p>
+        </w:tc>
+      </w:tr>
+      <w:tr>
+        <w:tc>
+          <w:tcPr>
+            <w:tcW w:type="dxa" w:w="2736"/>
+          </w:tcPr>
+          <w:p>
+            <w:pPr>
+              <w:spacing w:after="40"/>
+            </w:pPr>
+            <w:r/>
+            <w:r>
+              <w:rPr>
+                <w:sz w:val="18"/>
+              </w:rPr>
+              <w:t>budget.py</w:t>
+            </w:r>
+          </w:p>
+        </w:tc>
+        <w:tc>
+          <w:tcPr>
+            <w:tcW w:type="dxa" w:w="6480"/>
+          </w:tcPr>
+          <w:p>
+            <w:pPr>
+              <w:spacing w:after="40"/>
+            </w:pPr>
+            <w:r/>
+            <w:r>
+              <w:rPr>
+                <w:sz w:val="18"/>
+              </w:rPr>
+              <w:t>Splits a budget across flights, hotels, food and activities based on what the trip actually costs, instead of a fixed percentage for every trip.</w:t>
+            </w:r>
+          </w:p>
+        </w:tc>
+      </w:tr>
+      <w:tr>
+        <w:tc>
+          <w:tcPr>
+            <w:tcW w:type="dxa" w:w="2736"/>
+          </w:tcPr>
+          <w:p>
+            <w:pPr>
+              <w:spacing w:after="40"/>
+            </w:pPr>
+            <w:r/>
+            <w:r>
+              <w:rPr>
+                <w:sz w:val="18"/>
+              </w:rPr>
+              <w:t>gemini_compat.py</w:t>
+            </w:r>
+          </w:p>
+        </w:tc>
+        <w:tc>
+          <w:tcPr>
+            <w:tcW w:type="dxa" w:w="6480"/>
+          </w:tcPr>
+          <w:p>
+            <w:pPr>
+              <w:spacing w:after="40"/>
+            </w:pPr>
+            <w:r/>
+            <w:r>
+              <w:rPr>
+                <w:sz w:val="18"/>
+              </w:rPr>
+              <w:t>Keeps the project running on current Google AI models. The newer models reject a message pattern the agent loop produces; this fixes only those requests and counts how many it changed.</w:t>
+            </w:r>
+          </w:p>
+        </w:tc>
+      </w:tr>
+      <w:tr>
+        <w:tc>
+          <w:tcPr>
+            <w:tcW w:type="dxa" w:w="2736"/>
+          </w:tcPr>
+          <w:p>
+            <w:pPr>
+              <w:spacing w:after="40"/>
+            </w:pPr>
+            <w:r/>
+            <w:r>
+              <w:rPr>
+                <w:sz w:val="18"/>
+              </w:rPr>
+              <w:t>http_cache.py</w:t>
+            </w:r>
+          </w:p>
+        </w:tc>
+        <w:tc>
+          <w:tcPr>
+            <w:tcW w:type="dxa" w:w="6480"/>
+          </w:tcPr>
+          <w:p>
+            <w:pPr>
+              <w:spacing w:after="40"/>
+            </w:pPr>
+            <w:r/>
+            <w:r>
+              <w:rPr>
+                <w:sz w:val="18"/>
+              </w:rPr>
+              <w:t>Records every reply from every travel website and replays it later. This is why the results reproduce with no accounts, and why one careless run cannot burn a whole month of free quota.</w:t>
+            </w:r>
+          </w:p>
+        </w:tc>
+      </w:tr>
+      <w:tr>
+        <w:tc>
+          <w:tcPr>
+            <w:tcW w:type="dxa" w:w="2736"/>
+          </w:tcPr>
+          <w:p>
+            <w:pPr>
+              <w:spacing w:after="40"/>
+            </w:pPr>
+            <w:r/>
+            <w:r>
+              <w:rPr>
+                <w:sz w:val="18"/>
+              </w:rPr>
+              <w:t>llm_metrics.py</w:t>
+            </w:r>
+          </w:p>
+        </w:tc>
+        <w:tc>
+          <w:tcPr>
+            <w:tcW w:type="dxa" w:w="6480"/>
+          </w:tcPr>
+          <w:p>
+            <w:pPr>
+              <w:spacing w:after="40"/>
+            </w:pPr>
+            <w:r/>
+            <w:r>
+              <w:rPr>
+                <w:sz w:val="18"/>
+              </w:rPr>
+              <w:t>Counts the real AI calls, tokens and cost. An earlier version estimated these and the estimates were wrong.</w:t>
+            </w:r>
+          </w:p>
+        </w:tc>
+      </w:tr>
+      <w:tr>
+        <w:tc>
+          <w:tcPr>
+            <w:tcW w:type="dxa" w:w="2736"/>
+          </w:tcPr>
+          <w:p>
+            <w:pPr>
+              <w:spacing w:after="40"/>
+            </w:pPr>
+            <w:r/>
+            <w:r>
+              <w:rPr>
+                <w:sz w:val="18"/>
+              </w:rPr>
+              <w:t>log_setup.py</w:t>
+            </w:r>
+          </w:p>
+        </w:tc>
+        <w:tc>
+          <w:tcPr>
+            <w:tcW w:type="dxa" w:w="6480"/>
+          </w:tcPr>
+          <w:p>
+            <w:pPr>
+              <w:spacing w:after="40"/>
+            </w:pPr>
+            <w:r/>
+            <w:r>
+              <w:rPr>
+                <w:sz w:val="18"/>
+              </w:rPr>
+              <w:t>Keeps the API key out of the console. Google sends it inside the web address, which the network library would otherwise print.</w:t>
+            </w:r>
+          </w:p>
+        </w:tc>
+      </w:tr>
+      <w:tr>
+        <w:tc>
+          <w:tcPr>
+            <w:tcW w:type="dxa" w:w="2736"/>
+          </w:tcPr>
+          <w:p>
+            <w:pPr>
+              <w:spacing w:after="40"/>
+            </w:pPr>
+            <w:r/>
+            <w:r>
+              <w:rPr>
+                <w:sz w:val="18"/>
+              </w:rPr>
+              <w:t>resilience.py</w:t>
+            </w:r>
+          </w:p>
+        </w:tc>
+        <w:tc>
+          <w:tcPr>
+            <w:tcW w:type="dxa" w:w="6480"/>
+          </w:tcPr>
+          <w:p>
+            <w:pPr>
+              <w:spacing w:after="40"/>
+            </w:pPr>
+            <w:r/>
+            <w:r>
+              <w:rPr>
+                <w:sz w:val="18"/>
+              </w:rPr>
+              <w:t>Decides whether a refusal from the AI provider is worth retrying. A spending cap and a per-minute limit look the same but need opposite responses.</w:t>
+            </w:r>
+          </w:p>
+        </w:tc>
+      </w:tr>
+      <w:tr>
+        <w:tc>
+          <w:tcPr>
+            <w:tcW w:type="dxa" w:w="2736"/>
+          </w:tcPr>
+          <w:p>
+            <w:pPr>
+              <w:spacing w:after="40"/>
+            </w:pPr>
+            <w:r/>
+            <w:r>
+              <w:rPr>
+                <w:sz w:val="18"/>
+              </w:rPr>
+              <w:t>safe_math.py</w:t>
+            </w:r>
+          </w:p>
+        </w:tc>
+        <w:tc>
+          <w:tcPr>
+            <w:tcW w:type="dxa" w:w="6480"/>
+          </w:tcPr>
+          <w:p>
+            <w:pPr>
+              <w:spacing w:after="40"/>
+            </w:pPr>
+            <w:r/>
+            <w:r>
+              <w:rPr>
+                <w:sz w:val="18"/>
+              </w:rPr>
+              <w:t>Does the arithmetic for the calculator tool without letting the AI run arbitrary code. Also blocks sums designed to hang the machine.</w:t>
+            </w:r>
+          </w:p>
+        </w:tc>
+      </w:tr>
+      <w:tr>
+        <w:tc>
+          <w:tcPr>
+            <w:tcW w:type="dxa" w:w="2736"/>
+          </w:tcPr>
+          <w:p>
+            <w:pPr>
+              <w:spacing w:after="40"/>
+            </w:pPr>
+            <w:r/>
+            <w:r>
+              <w:rPr>
+                <w:sz w:val="18"/>
+              </w:rPr>
+              <w:t>trip_cost.py</w:t>
+            </w:r>
+          </w:p>
+        </w:tc>
+        <w:tc>
+          <w:tcPr>
+            <w:tcW w:type="dxa" w:w="6480"/>
+          </w:tcPr>
+          <w:p>
+            <w:pPr>
+              <w:spacing w:after="40"/>
+            </w:pPr>
+            <w:r/>
+            <w:r>
+              <w:rPr>
+                <w:sz w:val="18"/>
+              </w:rPr>
+              <w:t>Works out what a trip costs at minimum, comfortable and luxury levels, and refuses a budget below the real floor. This is the budget validation the supervisor asked for.</w:t>
+            </w:r>
+          </w:p>
+        </w:tc>
+      </w:tr>
+      <w:tr>
+        <w:tc>
+          <w:tcPr>
+            <w:tcW w:type="dxa" w:w="2736"/>
+          </w:tcPr>
+          <w:p>
+            <w:pPr>
+              <w:spacing w:after="40"/>
+            </w:pPr>
+            <w:r/>
+            <w:r>
+              <w:rPr>
+                <w:sz w:val="18"/>
+              </w:rPr>
+              <w:t>validators.py</w:t>
+            </w:r>
+          </w:p>
+        </w:tc>
+        <w:tc>
+          <w:tcPr>
+            <w:tcW w:type="dxa" w:w="6480"/>
+          </w:tcPr>
+          <w:p>
+            <w:pPr>
+              <w:spacing w:after="40"/>
+            </w:pPr>
+            <w:r/>
+            <w:r>
+              <w:rPr>
+                <w:sz w:val="18"/>
+              </w:rPr>
+              <w:t>Checks the finished itinerary actually contains every day it should.</w:t>
+            </w:r>
+          </w:p>
+        </w:tc>
+      </w:tr>
+    </w:tbl>
+    <w:p/>
+    <w:p>
+      <w:pPr>
+        <w:pStyle w:val="Heading2"/>
+      </w:pPr>
+      <w:r>
+        <w:t>trip_planner/tools/ — anything that calls outside</w:t>
+      </w:r>
+    </w:p>
+    <w:tbl>
+      <w:tblPr>
+        <w:tblStyle w:val="LightGrid-Accent1"/>
+        <w:tblW w:type="auto" w:w="0"/>
+        <w:tblLook w:firstColumn="1" w:firstRow="1" w:lastColumn="0" w:lastRow="0" w:noHBand="0" w:noVBand="1" w:val="04A0"/>
+      </w:tblPr>
+      <w:tblGrid>
+        <w:gridCol w:w="4824"/>
+        <w:gridCol w:w="4824"/>
+      </w:tblGrid>
+      <w:tr>
+        <w:tc>
+          <w:tcPr>
+            <w:tcW w:type="dxa" w:w="2736"/>
+          </w:tcPr>
+          <w:p>
+            <w:r/>
+            <w:r>
+              <w:rPr>
+                <w:b/>
+                <w:sz w:val="18"/>
+              </w:rPr>
+              <w:t>File</w:t>
+            </w:r>
+          </w:p>
+        </w:tc>
+        <w:tc>
+          <w:tcPr>
+            <w:tcW w:type="dxa" w:w="6480"/>
+          </w:tcPr>
+          <w:p>
+            <w:r/>
+            <w:r>
+              <w:rPr>
+                <w:b/>
+                <w:sz w:val="18"/>
+              </w:rPr>
+              <w:t>What it does</w:t>
+            </w:r>
+          </w:p>
+        </w:tc>
+      </w:tr>
+      <w:tr>
+        <w:tc>
+          <w:tcPr>
+            <w:tcW w:type="dxa" w:w="2736"/>
+          </w:tcPr>
+          <w:p>
+            <w:pPr>
+              <w:spacing w:after="40"/>
+            </w:pPr>
+            <w:r/>
+            <w:r>
+              <w:rPr>
+                <w:sz w:val="18"/>
+              </w:rPr>
+              <w:t>agent_tools.py</w:t>
+            </w:r>
+          </w:p>
+        </w:tc>
+        <w:tc>
+          <w:tcPr>
+            <w:tcW w:type="dxa" w:w="6480"/>
+          </w:tcPr>
+          <w:p>
+            <w:pPr>
+              <w:spacing w:after="40"/>
+            </w:pPr>
+            <w:r/>
+            <w:r>
+              <w:rPr>
+                <w:sz w:val="18"/>
+              </w:rPr>
+              <w:t>The 12 tools an AI agent is allowed to hold and choose to use.</w:t>
+            </w:r>
+          </w:p>
+        </w:tc>
+      </w:tr>
+      <w:tr>
+        <w:tc>
+          <w:tcPr>
+            <w:tcW w:type="dxa" w:w="2736"/>
+          </w:tcPr>
+          <w:p>
+            <w:pPr>
+              <w:spacing w:after="40"/>
+            </w:pPr>
+            <w:r/>
+            <w:r>
+              <w:rPr>
+                <w:sz w:val="18"/>
+              </w:rPr>
+              <w:t>mcp_client.py</w:t>
+            </w:r>
+          </w:p>
+        </w:tc>
+        <w:tc>
+          <w:tcPr>
+            <w:tcW w:type="dxa" w:w="6480"/>
+          </w:tcPr>
+          <w:p>
+            <w:pPr>
+              <w:spacing w:after="40"/>
+            </w:pPr>
+            <w:r/>
+            <w:r>
+              <w:rPr>
+                <w:sz w:val="18"/>
+              </w:rPr>
+              <w:t>Talks to the tool server, starting it as a separate process.</w:t>
+            </w:r>
+          </w:p>
+        </w:tc>
+      </w:tr>
+      <w:tr>
+        <w:tc>
+          <w:tcPr>
+            <w:tcW w:type="dxa" w:w="2736"/>
+          </w:tcPr>
+          <w:p>
+            <w:pPr>
+              <w:spacing w:after="40"/>
+            </w:pPr>
+            <w:r/>
+            <w:r>
+              <w:rPr>
+                <w:sz w:val="18"/>
+              </w:rPr>
+              <w:t>travel_apis.py</w:t>
+            </w:r>
+          </w:p>
+        </w:tc>
+        <w:tc>
+          <w:tcPr>
+            <w:tcW w:type="dxa" w:w="6480"/>
+          </w:tcPr>
+          <w:p>
+            <w:pPr>
+              <w:spacing w:after="40"/>
+            </w:pPr>
+            <w:r/>
+            <w:r>
+              <w:rPr>
+                <w:sz w:val="18"/>
+              </w:rPr>
+              <w:t>Calls the flight and hotel websites directly over the internet.</w:t>
+            </w:r>
+          </w:p>
+        </w:tc>
+      </w:tr>
+    </w:tbl>
+    <w:p/>
+    <w:p>
+      <w:pPr>
+        <w:pStyle w:val="Heading2"/>
+      </w:pPr>
+      <w:r>
+        <w:t>trip_planner/comms/ — the message protocol</w:t>
+      </w:r>
+    </w:p>
+    <w:tbl>
+      <w:tblPr>
+        <w:tblStyle w:val="LightGrid-Accent1"/>
+        <w:tblW w:type="auto" w:w="0"/>
+        <w:tblLook w:firstColumn="1" w:firstRow="1" w:lastColumn="0" w:lastRow="0" w:noHBand="0" w:noVBand="1" w:val="04A0"/>
+      </w:tblPr>
+      <w:tblGrid>
+        <w:gridCol w:w="4824"/>
+        <w:gridCol w:w="4824"/>
+      </w:tblGrid>
+      <w:tr>
+        <w:tc>
+          <w:tcPr>
+            <w:tcW w:type="dxa" w:w="2736"/>
+          </w:tcPr>
+          <w:p>
+            <w:r/>
+            <w:r>
+              <w:rPr>
+                <w:b/>
+                <w:sz w:val="18"/>
+              </w:rPr>
+              <w:t>File</w:t>
+            </w:r>
+          </w:p>
+        </w:tc>
+        <w:tc>
+          <w:tcPr>
+            <w:tcW w:type="dxa" w:w="6480"/>
+          </w:tcPr>
+          <w:p>
+            <w:r/>
+            <w:r>
+              <w:rPr>
+                <w:b/>
+                <w:sz w:val="18"/>
+              </w:rPr>
+              <w:t>What it does</w:t>
+            </w:r>
+          </w:p>
+        </w:tc>
+      </w:tr>
+      <w:tr>
+        <w:tc>
+          <w:tcPr>
+            <w:tcW w:type="dxa" w:w="2736"/>
+          </w:tcPr>
+          <w:p>
+            <w:pPr>
+              <w:spacing w:after="40"/>
+            </w:pPr>
+            <w:r/>
+            <w:r>
+              <w:rPr>
+                <w:sz w:val="18"/>
+              </w:rPr>
+              <w:t>protocol.py</w:t>
+            </w:r>
+          </w:p>
+        </w:tc>
+        <w:tc>
+          <w:tcPr>
+            <w:tcW w:type="dxa" w:w="6480"/>
+          </w:tcPr>
+          <w:p>
+            <w:pPr>
+              <w:spacing w:after="40"/>
+            </w:pPr>
+            <w:r/>
+            <w:r>
+              <w:rPr>
+                <w:sz w:val="18"/>
+              </w:rPr>
+              <w:t>The typed message format components use to talk to each other, and its six message types. Every message names its sender, receiver and purpose.</w:t>
+            </w:r>
+          </w:p>
+        </w:tc>
+      </w:tr>
+      <w:tr>
+        <w:tc>
+          <w:tcPr>
+            <w:tcW w:type="dxa" w:w="2736"/>
+          </w:tcPr>
+          <w:p>
+            <w:pPr>
+              <w:spacing w:after="40"/>
+            </w:pPr>
+            <w:r/>
+            <w:r>
+              <w:rPr>
+                <w:sz w:val="18"/>
+              </w:rPr>
+              <w:t>registry.py</w:t>
+            </w:r>
+          </w:p>
+        </w:tc>
+        <w:tc>
+          <w:tcPr>
+            <w:tcW w:type="dxa" w:w="6480"/>
+          </w:tcPr>
+          <w:p>
+            <w:pPr>
+              <w:spacing w:after="40"/>
+            </w:pPr>
+            <w:r/>
+            <w:r>
+              <w:rPr>
+                <w:sz w:val="18"/>
+              </w:rPr>
+              <w:t>The eight agent cards. Each says what its agent may send and receive, which is what makes an undeclared message a detectable mistake.</w:t>
+            </w:r>
+          </w:p>
+        </w:tc>
+      </w:tr>
+    </w:tbl>
+    <w:p/>
+    <w:p>
+      <w:pPr>
+        <w:pStyle w:val="Heading2"/>
+      </w:pPr>
+      <w:r>
+        <w:t>trip_planner/server/ — the tool server</w:t>
+      </w:r>
+    </w:p>
+    <w:tbl>
+      <w:tblPr>
+        <w:tblStyle w:val="LightGrid-Accent1"/>
+        <w:tblW w:type="auto" w:w="0"/>
+        <w:tblLook w:firstColumn="1" w:firstRow="1" w:lastColumn="0" w:lastRow="0" w:noHBand="0" w:noVBand="1" w:val="04A0"/>
+      </w:tblPr>
+      <w:tblGrid>
+        <w:gridCol w:w="4824"/>
+        <w:gridCol w:w="4824"/>
+      </w:tblGrid>
+      <w:tr>
+        <w:tc>
+          <w:tcPr>
+            <w:tcW w:type="dxa" w:w="2736"/>
+          </w:tcPr>
+          <w:p>
+            <w:r/>
+            <w:r>
+              <w:rPr>
+                <w:b/>
+                <w:sz w:val="18"/>
+              </w:rPr>
+              <w:t>File</w:t>
+            </w:r>
+          </w:p>
+        </w:tc>
+        <w:tc>
+          <w:tcPr>
+            <w:tcW w:type="dxa" w:w="6480"/>
+          </w:tcPr>
+          <w:p>
+            <w:r/>
+            <w:r>
+              <w:rPr>
+                <w:b/>
+                <w:sz w:val="18"/>
+              </w:rPr>
+              <w:t>What it does</w:t>
+            </w:r>
+          </w:p>
+        </w:tc>
+      </w:tr>
+      <w:tr>
+        <w:tc>
+          <w:tcPr>
+            <w:tcW w:type="dxa" w:w="2736"/>
+          </w:tcPr>
+          <w:p>
+            <w:pPr>
+              <w:spacing w:after="40"/>
+            </w:pPr>
+            <w:r/>
+            <w:r>
+              <w:rPr>
+                <w:sz w:val="18"/>
+              </w:rPr>
+              <w:t>mcp_server.py</w:t>
+            </w:r>
+          </w:p>
+        </w:tc>
+        <w:tc>
+          <w:tcPr>
+            <w:tcW w:type="dxa" w:w="6480"/>
+          </w:tcPr>
+          <w:p>
+            <w:pPr>
+              <w:spacing w:after="40"/>
+            </w:pPr>
+            <w:r/>
+            <w:r>
+              <w:rPr>
+                <w:sz w:val="18"/>
+              </w:rPr>
+              <w:t>The tool server: 12 tools, each with a declared input format, offered over a standard protocol so any client could use them.</w:t>
+            </w:r>
+          </w:p>
+        </w:tc>
+      </w:tr>
+    </w:tbl>
+    <w:p/>
+    <w:p>
+      <w:pPr>
+        <w:pStyle w:val="Heading2"/>
+      </w:pPr>
+      <w:r>
+        <w:t>trip_planner/ui/ — the web page</w:t>
+      </w:r>
+    </w:p>
+    <w:tbl>
+      <w:tblPr>
+        <w:tblStyle w:val="LightGrid-Accent1"/>
+        <w:tblW w:type="auto" w:w="0"/>
+        <w:tblLook w:firstColumn="1" w:firstRow="1" w:lastColumn="0" w:lastRow="0" w:noHBand="0" w:noVBand="1" w:val="04A0"/>
+      </w:tblPr>
+      <w:tblGrid>
+        <w:gridCol w:w="4824"/>
+        <w:gridCol w:w="4824"/>
+      </w:tblGrid>
+      <w:tr>
+        <w:tc>
+          <w:tcPr>
+            <w:tcW w:type="dxa" w:w="2736"/>
+          </w:tcPr>
+          <w:p>
+            <w:r/>
+            <w:r>
+              <w:rPr>
+                <w:b/>
+                <w:sz w:val="18"/>
+              </w:rPr>
+              <w:t>File</w:t>
+            </w:r>
+          </w:p>
+        </w:tc>
+        <w:tc>
+          <w:tcPr>
+            <w:tcW w:type="dxa" w:w="6480"/>
+          </w:tcPr>
+          <w:p>
+            <w:r/>
+            <w:r>
+              <w:rPr>
+                <w:b/>
+                <w:sz w:val="18"/>
+              </w:rPr>
+              <w:t>What it does</w:t>
+            </w:r>
+          </w:p>
+        </w:tc>
+      </w:tr>
+      <w:tr>
+        <w:tc>
+          <w:tcPr>
+            <w:tcW w:type="dxa" w:w="2736"/>
+          </w:tcPr>
+          <w:p>
+            <w:pPr>
+              <w:spacing w:after="40"/>
+            </w:pPr>
+            <w:r/>
+            <w:r>
+              <w:rPr>
+                <w:sz w:val="18"/>
+              </w:rPr>
+              <w:t>app.py</w:t>
+            </w:r>
+          </w:p>
+        </w:tc>
+        <w:tc>
+          <w:tcPr>
+            <w:tcW w:type="dxa" w:w="6480"/>
+          </w:tcPr>
+          <w:p>
+            <w:pPr>
+              <w:spacing w:after="40"/>
+            </w:pPr>
+            <w:r/>
+            <w:r>
+              <w:rPr>
+                <w:sz w:val="18"/>
+              </w:rPr>
+              <w:t>The web page itself.</w:t>
+            </w:r>
+          </w:p>
+        </w:tc>
+      </w:tr>
+    </w:tbl>
+    <w:p/>
+    <w:p>
+      <w:pPr>
+        <w:pStyle w:val="Heading2"/>
+      </w:pPr>
+      <w:r>
+        <w:t>evaluation/ — the experiment</w:t>
+      </w:r>
+    </w:p>
+    <w:tbl>
+      <w:tblPr>
+        <w:tblStyle w:val="LightGrid-Accent1"/>
+        <w:tblW w:type="auto" w:w="0"/>
+        <w:tblLook w:firstColumn="1" w:firstRow="1" w:lastColumn="0" w:lastRow="0" w:noHBand="0" w:noVBand="1" w:val="04A0"/>
+      </w:tblPr>
+      <w:tblGrid>
+        <w:gridCol w:w="4824"/>
+        <w:gridCol w:w="4824"/>
+      </w:tblGrid>
+      <w:tr>
+        <w:tc>
+          <w:tcPr>
+            <w:tcW w:type="dxa" w:w="2736"/>
+          </w:tcPr>
+          <w:p>
+            <w:r/>
+            <w:r>
+              <w:rPr>
+                <w:b/>
+                <w:sz w:val="18"/>
+              </w:rPr>
+              <w:t>File</w:t>
+            </w:r>
+          </w:p>
+        </w:tc>
+        <w:tc>
+          <w:tcPr>
+            <w:tcW w:type="dxa" w:w="6480"/>
+          </w:tcPr>
+          <w:p>
+            <w:r/>
+            <w:r>
+              <w:rPr>
+                <w:b/>
+                <w:sz w:val="18"/>
+              </w:rPr>
+              <w:t>What it does</w:t>
+            </w:r>
+          </w:p>
+        </w:tc>
+      </w:tr>
+      <w:tr>
+        <w:tc>
+          <w:tcPr>
+            <w:tcW w:type="dxa" w:w="2736"/>
+          </w:tcPr>
+          <w:p>
+            <w:pPr>
+              <w:spacing w:after="40"/>
+            </w:pPr>
+            <w:r/>
+            <w:r>
+              <w:rPr>
+                <w:sz w:val="18"/>
+              </w:rPr>
+              <w:t>arm_a_single_llm.py</w:t>
+            </w:r>
+          </w:p>
+        </w:tc>
+        <w:tc>
+          <w:tcPr>
+            <w:tcW w:type="dxa" w:w="6480"/>
+          </w:tcPr>
+          <w:p>
+            <w:pPr>
+              <w:spacing w:after="40"/>
+            </w:pPr>
+            <w:r/>
+            <w:r>
+              <w:rPr>
+                <w:sz w:val="18"/>
+              </w:rPr>
+              <w:t>Approach A: one AI call, no tools.</w:t>
+            </w:r>
+          </w:p>
+        </w:tc>
+      </w:tr>
+      <w:tr>
+        <w:tc>
+          <w:tcPr>
+            <w:tcW w:type="dxa" w:w="2736"/>
+          </w:tcPr>
+          <w:p>
+            <w:pPr>
+              <w:spacing w:after="40"/>
+            </w:pPr>
+            <w:r/>
+            <w:r>
+              <w:rPr>
+                <w:sz w:val="18"/>
+              </w:rPr>
+              <w:t>arm_b_six_agent_naive.py</w:t>
+            </w:r>
+          </w:p>
+        </w:tc>
+        <w:tc>
+          <w:tcPr>
+            <w:tcW w:type="dxa" w:w="6480"/>
+          </w:tcPr>
+          <w:p>
+            <w:pPr>
+              <w:spacing w:after="40"/>
+            </w:pPr>
+            <w:r/>
+            <w:r>
+              <w:rPr>
+                <w:sz w:val="18"/>
+              </w:rPr>
+              <w:t>Approach B: six agents, as first built.</w:t>
+            </w:r>
+          </w:p>
+        </w:tc>
+      </w:tr>
+      <w:tr>
+        <w:tc>
+          <w:tcPr>
+            <w:tcW w:type="dxa" w:w="2736"/>
+          </w:tcPr>
+          <w:p>
+            <w:pPr>
+              <w:spacing w:after="40"/>
+            </w:pPr>
+            <w:r/>
+            <w:r>
+              <w:rPr>
+                <w:sz w:val="18"/>
+              </w:rPr>
+              <w:t>arm_c_six_agent_tuned.py</w:t>
+            </w:r>
+          </w:p>
+        </w:tc>
+        <w:tc>
+          <w:tcPr>
+            <w:tcW w:type="dxa" w:w="6480"/>
+          </w:tcPr>
+          <w:p>
+            <w:pPr>
+              <w:spacing w:after="40"/>
+            </w:pPr>
+            <w:r/>
+            <w:r>
+              <w:rPr>
+                <w:sz w:val="18"/>
+              </w:rPr>
+              <w:t>Approach C: the same six agents, tuned.</w:t>
+            </w:r>
+          </w:p>
+        </w:tc>
+      </w:tr>
+      <w:tr>
+        <w:tc>
+          <w:tcPr>
+            <w:tcW w:type="dxa" w:w="2736"/>
+          </w:tcPr>
+          <w:p>
+            <w:pPr>
+              <w:spacing w:after="40"/>
+            </w:pPr>
+            <w:r/>
+            <w:r>
+              <w:rPr>
+                <w:sz w:val="18"/>
+              </w:rPr>
+              <w:t>arm_d_three_agent_direct.py</w:t>
+            </w:r>
+          </w:p>
+        </w:tc>
+        <w:tc>
+          <w:tcPr>
+            <w:tcW w:type="dxa" w:w="6480"/>
+          </w:tcPr>
+          <w:p>
+            <w:pPr>
+              <w:spacing w:after="40"/>
+            </w:pPr>
+            <w:r/>
+            <w:r>
+              <w:rPr>
+                <w:sz w:val="18"/>
+              </w:rPr>
+              <w:t>Approach D: three agents with the lookups in plain Python. What ships.</w:t>
+            </w:r>
+          </w:p>
+        </w:tc>
+      </w:tr>
+      <w:tr>
+        <w:tc>
+          <w:tcPr>
+            <w:tcW w:type="dxa" w:w="2736"/>
+          </w:tcPr>
+          <w:p>
+            <w:pPr>
+              <w:spacing w:after="40"/>
+            </w:pPr>
+            <w:r/>
+            <w:r>
+              <w:rPr>
+                <w:sz w:val="18"/>
+              </w:rPr>
+              <w:t>check_quota.py</w:t>
+            </w:r>
+          </w:p>
+        </w:tc>
+        <w:tc>
+          <w:tcPr>
+            <w:tcW w:type="dxa" w:w="6480"/>
+          </w:tcPr>
+          <w:p>
+            <w:pPr>
+              <w:spacing w:after="40"/>
+            </w:pPr>
+            <w:r/>
+            <w:r>
+              <w:rPr>
+                <w:sz w:val="18"/>
+              </w:rPr>
+              <w:t>Reports how much monthly travel-API allowance is left. Costs 1 flight and 1 hotel call, because the balance only comes back inside a real reply.</w:t>
+            </w:r>
+          </w:p>
+        </w:tc>
+      </w:tr>
+      <w:tr>
+        <w:tc>
+          <w:tcPr>
+            <w:tcW w:type="dxa" w:w="2736"/>
+          </w:tcPr>
+          <w:p>
+            <w:pPr>
+              <w:spacing w:after="40"/>
+            </w:pPr>
+            <w:r/>
+            <w:r>
+              <w:rPr>
+                <w:sz w:val="18"/>
+              </w:rPr>
+              <w:t>distilled_tools.py</w:t>
+            </w:r>
+          </w:p>
+        </w:tc>
+        <w:tc>
+          <w:tcPr>
+            <w:tcW w:type="dxa" w:w="6480"/>
+          </w:tcPr>
+          <w:p>
+            <w:pPr>
+              <w:spacing w:after="40"/>
+            </w:pPr>
+            <w:r/>
+            <w:r>
+              <w:rPr>
+                <w:sz w:val="18"/>
+              </w:rPr>
+              <w:t>Trimmed-down tool wrappers used by approach C.</w:t>
+            </w:r>
+          </w:p>
+        </w:tc>
+      </w:tr>
+      <w:tr>
+        <w:tc>
+          <w:tcPr>
+            <w:tcW w:type="dxa" w:w="2736"/>
+          </w:tcPr>
+          <w:p>
+            <w:pPr>
+              <w:spacing w:after="40"/>
+            </w:pPr>
+            <w:r/>
+            <w:r>
+              <w:rPr>
+                <w:sz w:val="18"/>
+              </w:rPr>
+              <w:t>exp_budget_gate.py</w:t>
+            </w:r>
+          </w:p>
+        </w:tc>
+        <w:tc>
+          <w:tcPr>
+            <w:tcW w:type="dxa" w:w="6480"/>
+          </w:tcPr>
+          <w:p>
+            <w:pPr>
+              <w:spacing w:after="40"/>
+            </w:pPr>
+            <w:r/>
+            <w:r>
+              <w:rPr>
+                <w:sz w:val="18"/>
+              </w:rPr>
+              <w:t>Tests the budget rules across all 20 trips. Needs no internet.</w:t>
+            </w:r>
+          </w:p>
+        </w:tc>
+      </w:tr>
+      <w:tr>
+        <w:tc>
+          <w:tcPr>
+            <w:tcW w:type="dxa" w:w="2736"/>
+          </w:tcPr>
+          <w:p>
+            <w:pPr>
+              <w:spacing w:after="40"/>
+            </w:pPr>
+            <w:r/>
+            <w:r>
+              <w:rPr>
+                <w:sz w:val="18"/>
+              </w:rPr>
+              <w:t>exp_protocol.py</w:t>
+            </w:r>
+          </w:p>
+        </w:tc>
+        <w:tc>
+          <w:tcPr>
+            <w:tcW w:type="dxa" w:w="6480"/>
+          </w:tcPr>
+          <w:p>
+            <w:pPr>
+              <w:spacing w:after="40"/>
+            </w:pPr>
+            <w:r/>
+            <w:r>
+              <w:rPr>
+                <w:sz w:val="18"/>
+              </w:rPr>
+              <w:t>Audits our own two protocols against what we declared they do. Needs no internet. Currently fails 6 of 9 checks, all reported in the dissertation.</w:t>
+            </w:r>
+          </w:p>
+        </w:tc>
+      </w:tr>
+      <w:tr>
+        <w:tc>
+          <w:tcPr>
+            <w:tcW w:type="dxa" w:w="2736"/>
+          </w:tcPr>
+          <w:p>
+            <w:pPr>
+              <w:spacing w:after="40"/>
+            </w:pPr>
+            <w:r/>
+            <w:r>
+              <w:rPr>
+                <w:sz w:val="18"/>
+              </w:rPr>
+              <w:t>measured.py</w:t>
+            </w:r>
+          </w:p>
+        </w:tc>
+        <w:tc>
+          <w:tcPr>
+            <w:tcW w:type="dxa" w:w="6480"/>
+          </w:tcPr>
+          <w:p>
+            <w:pPr>
+              <w:spacing w:after="40"/>
+            </w:pPr>
+            <w:r/>
+            <w:r>
+              <w:rPr>
+                <w:sz w:val="18"/>
+              </w:rPr>
+              <w:t>The ONE place any measured number is read from. This is why the report cannot disagree with its own charts.</w:t>
+            </w:r>
+          </w:p>
+        </w:tc>
+      </w:tr>
+      <w:tr>
+        <w:tc>
+          <w:tcPr>
+            <w:tcW w:type="dxa" w:w="2736"/>
+          </w:tcPr>
+          <w:p>
+            <w:pPr>
+              <w:spacing w:after="40"/>
+            </w:pPr>
+            <w:r/>
+            <w:r>
+              <w:rPr>
+                <w:sz w:val="18"/>
+              </w:rPr>
+              <w:t>metrics.py</w:t>
+            </w:r>
+          </w:p>
+        </w:tc>
+        <w:tc>
+          <w:tcPr>
+            <w:tcW w:type="dxa" w:w="6480"/>
+          </w:tcPr>
+          <w:p>
+            <w:pPr>
+              <w:spacing w:after="40"/>
+            </w:pPr>
+            <w:r/>
+            <w:r>
+              <w:rPr>
+                <w:sz w:val="18"/>
+              </w:rPr>
+              <w:t>Scores how much of a plan is real: do its prices match fares the websites actually returned?</w:t>
+            </w:r>
+          </w:p>
+        </w:tc>
+      </w:tr>
+      <w:tr>
+        <w:tc>
+          <w:tcPr>
+            <w:tcW w:type="dxa" w:w="2736"/>
+          </w:tcPr>
+          <w:p>
+            <w:pPr>
+              <w:spacing w:after="40"/>
+            </w:pPr>
+            <w:r/>
+            <w:r>
+              <w:rPr>
+                <w:sz w:val="18"/>
+              </w:rPr>
+              <w:t>run_comparison.py</w:t>
+            </w:r>
+          </w:p>
+        </w:tc>
+        <w:tc>
+          <w:tcPr>
+            <w:tcW w:type="dxa" w:w="6480"/>
+          </w:tcPr>
+          <w:p>
+            <w:pPr>
+              <w:spacing w:after="40"/>
+            </w:pPr>
+            <w:r/>
+            <w:r>
+              <w:rPr>
+                <w:sz w:val="18"/>
+              </w:rPr>
+              <w:t>Runs the approaches, repeats them, and writes the measured numbers to files.</w:t>
+            </w:r>
+          </w:p>
+        </w:tc>
+      </w:tr>
+      <w:tr>
+        <w:tc>
+          <w:tcPr>
+            <w:tcW w:type="dxa" w:w="2736"/>
+          </w:tcPr>
+          <w:p>
+            <w:pPr>
+              <w:spacing w:after="40"/>
+            </w:pPr>
+            <w:r/>
+            <w:r>
+              <w:rPr>
+                <w:sz w:val="18"/>
+              </w:rPr>
+              <w:t>scenarios.py</w:t>
+            </w:r>
+          </w:p>
+        </w:tc>
+        <w:tc>
+          <w:tcPr>
+            <w:tcW w:type="dxa" w:w="6480"/>
+          </w:tcPr>
+          <w:p>
+            <w:pPr>
+              <w:spacing w:after="40"/>
+            </w:pPr>
+            <w:r/>
+            <w:r>
+              <w:rPr>
+                <w:sz w:val="18"/>
+              </w:rPr>
+              <w:t>The 20 test trips, from short and cheap to long and impossible.</w:t>
+            </w:r>
+          </w:p>
+        </w:tc>
+      </w:tr>
+    </w:tbl>
+    <w:p/>
+    <w:p>
+      <w:pPr>
+        <w:pStyle w:val="Heading2"/>
+      </w:pPr>
+      <w:r>
+        <w:t>demos/ — the demonstrations</w:t>
+      </w:r>
+    </w:p>
+    <w:tbl>
+      <w:tblPr>
+        <w:tblStyle w:val="LightGrid-Accent1"/>
+        <w:tblW w:type="auto" w:w="0"/>
+        <w:tblLook w:firstColumn="1" w:firstRow="1" w:lastColumn="0" w:lastRow="0" w:noHBand="0" w:noVBand="1" w:val="04A0"/>
+      </w:tblPr>
+      <w:tblGrid>
+        <w:gridCol w:w="4824"/>
+        <w:gridCol w:w="4824"/>
+      </w:tblGrid>
+      <w:tr>
+        <w:tc>
+          <w:tcPr>
+            <w:tcW w:type="dxa" w:w="2736"/>
+          </w:tcPr>
+          <w:p>
+            <w:r/>
+            <w:r>
+              <w:rPr>
+                <w:b/>
+                <w:sz w:val="18"/>
+              </w:rPr>
+              <w:t>File</w:t>
+            </w:r>
+          </w:p>
+        </w:tc>
+        <w:tc>
+          <w:tcPr>
+            <w:tcW w:type="dxa" w:w="6480"/>
+          </w:tcPr>
+          <w:p>
+            <w:r/>
+            <w:r>
+              <w:rPr>
+                <w:b/>
+                <w:sz w:val="18"/>
+              </w:rPr>
+              <w:t>What it does</w:t>
+            </w:r>
+          </w:p>
+        </w:tc>
+      </w:tr>
+      <w:tr>
+        <w:tc>
+          <w:tcPr>
+            <w:tcW w:type="dxa" w:w="2736"/>
+          </w:tcPr>
+          <w:p>
+            <w:pPr>
+              <w:spacing w:after="40"/>
+            </w:pPr>
+            <w:r/>
+            <w:r>
+              <w:rPr>
+                <w:sz w:val="18"/>
+              </w:rPr>
+              <w:t>_presenter.py</w:t>
+            </w:r>
+          </w:p>
+        </w:tc>
+        <w:tc>
+          <w:tcPr>
+            <w:tcW w:type="dxa" w:w="6480"/>
+          </w:tcPr>
+          <w:p>
+            <w:pPr>
+              <w:spacing w:after="40"/>
+            </w:pPr>
+            <w:r/>
+            <w:r>
+              <w:rPr>
+                <w:sz w:val="18"/>
+              </w:rPr>
+              <w:t>The narration, written once and shared, so each approach file only has to describe its own approach.</w:t>
+            </w:r>
+          </w:p>
+        </w:tc>
+      </w:tr>
+      <w:tr>
+        <w:tc>
+          <w:tcPr>
+            <w:tcW w:type="dxa" w:w="2736"/>
+          </w:tcPr>
+          <w:p>
+            <w:pPr>
+              <w:spacing w:after="40"/>
+            </w:pPr>
+            <w:r/>
+            <w:r>
+              <w:rPr>
+                <w:sz w:val="18"/>
+              </w:rPr>
+              <w:t>approach_a_single_llm.py</w:t>
+            </w:r>
+          </w:p>
+        </w:tc>
+        <w:tc>
+          <w:tcPr>
+            <w:tcW w:type="dxa" w:w="6480"/>
+          </w:tcPr>
+          <w:p>
+            <w:pPr>
+              <w:spacing w:after="40"/>
+            </w:pPr>
+            <w:r/>
+            <w:r>
+              <w:rPr>
+                <w:sz w:val="18"/>
+              </w:rPr>
+              <w:t>Approach A on its own, explained step by step.</w:t>
+            </w:r>
+          </w:p>
+        </w:tc>
+      </w:tr>
+      <w:tr>
+        <w:tc>
+          <w:tcPr>
+            <w:tcW w:type="dxa" w:w="2736"/>
+          </w:tcPr>
+          <w:p>
+            <w:pPr>
+              <w:spacing w:after="40"/>
+            </w:pPr>
+            <w:r/>
+            <w:r>
+              <w:rPr>
+                <w:sz w:val="18"/>
+              </w:rPr>
+              <w:t>approach_b_six_agent_naive.py</w:t>
+            </w:r>
+          </w:p>
+        </w:tc>
+        <w:tc>
+          <w:tcPr>
+            <w:tcW w:type="dxa" w:w="6480"/>
+          </w:tcPr>
+          <w:p>
+            <w:pPr>
+              <w:spacing w:after="40"/>
+            </w:pPr>
+            <w:r/>
+            <w:r>
+              <w:rPr>
+                <w:sz w:val="18"/>
+              </w:rPr>
+              <w:t>Approach B on its own, explained.</w:t>
+            </w:r>
+          </w:p>
+        </w:tc>
+      </w:tr>
+      <w:tr>
+        <w:tc>
+          <w:tcPr>
+            <w:tcW w:type="dxa" w:w="2736"/>
+          </w:tcPr>
+          <w:p>
+            <w:pPr>
+              <w:spacing w:after="40"/>
+            </w:pPr>
+            <w:r/>
+            <w:r>
+              <w:rPr>
+                <w:sz w:val="18"/>
+              </w:rPr>
+              <w:t>approach_c_six_agent_tuned.py</w:t>
+            </w:r>
+          </w:p>
+        </w:tc>
+        <w:tc>
+          <w:tcPr>
+            <w:tcW w:type="dxa" w:w="6480"/>
+          </w:tcPr>
+          <w:p>
+            <w:pPr>
+              <w:spacing w:after="40"/>
+            </w:pPr>
+            <w:r/>
+            <w:r>
+              <w:rPr>
+                <w:sz w:val="18"/>
+              </w:rPr>
+              <w:t>Approach C on its own, explained.</w:t>
+            </w:r>
+          </w:p>
+        </w:tc>
+      </w:tr>
+      <w:tr>
+        <w:tc>
+          <w:tcPr>
+            <w:tcW w:type="dxa" w:w="2736"/>
+          </w:tcPr>
+          <w:p>
+            <w:pPr>
+              <w:spacing w:after="40"/>
+            </w:pPr>
+            <w:r/>
+            <w:r>
+              <w:rPr>
+                <w:sz w:val="18"/>
+              </w:rPr>
+              <w:t>approach_d_three_agent_direct.py</w:t>
+            </w:r>
+          </w:p>
+        </w:tc>
+        <w:tc>
+          <w:tcPr>
+            <w:tcW w:type="dxa" w:w="6480"/>
+          </w:tcPr>
+          <w:p>
+            <w:pPr>
+              <w:spacing w:after="40"/>
+            </w:pPr>
+            <w:r/>
+            <w:r>
+              <w:rPr>
+                <w:sz w:val="18"/>
+              </w:rPr>
+              <w:t>Approach D on its own, explained.</w:t>
+            </w:r>
+          </w:p>
+        </w:tc>
+      </w:tr>
+      <w:tr>
+        <w:tc>
+          <w:tcPr>
+            <w:tcW w:type="dxa" w:w="2736"/>
+          </w:tcPr>
+          <w:p>
+            <w:pPr>
+              <w:spacing w:after="40"/>
+            </w:pPr>
+            <w:r/>
+            <w:r>
+              <w:rPr>
+                <w:sz w:val="18"/>
+              </w:rPr>
+              <w:t>compare_all_approaches.py</w:t>
+            </w:r>
+          </w:p>
+        </w:tc>
+        <w:tc>
+          <w:tcPr>
+            <w:tcW w:type="dxa" w:w="6480"/>
+          </w:tcPr>
+          <w:p>
+            <w:pPr>
+              <w:spacing w:after="40"/>
+            </w:pPr>
+            <w:r/>
+            <w:r>
+              <w:rPr>
+                <w:sz w:val="18"/>
+              </w:rPr>
+              <w:t>All four approaches side by side, with the table and what to say about it.</w:t>
+            </w:r>
+          </w:p>
+        </w:tc>
+      </w:tr>
+    </w:tbl>
+    <w:p/>
+    <w:p>
+      <w:pPr>
+        <w:pStyle w:val="Heading1"/>
+      </w:pPr>
+      <w:r>
+        <w:t>14. Important files, if you only look at a few</w:t>
       </w:r>
     </w:p>
     <w:tbl>
@@ -2407,7 +5198,7 @@
         <w:pStyle w:val="Heading1"/>
       </w:pPr>
       <w:r>
-        <w:t>12. The APIs used</w:t>
+        <w:t>15. The APIs used, and how much is left</w:t>
       </w:r>
     </w:p>
     <w:tbl>
@@ -2773,10 +5564,212 @@
     </w:p>
     <w:p>
       <w:pPr>
+        <w:pStyle w:val="Heading2"/>
+      </w:pPr>
+      <w:r>
+        <w:t>How much is left right now</w:t>
+      </w:r>
+    </w:p>
+    <w:tbl>
+      <w:tblPr>
+        <w:tblStyle w:val="LightGrid-Accent1"/>
+        <w:tblW w:type="auto" w:w="0"/>
+        <w:tblLook w:firstColumn="1" w:firstRow="1" w:lastColumn="0" w:lastRow="0" w:noHBand="0" w:noVBand="1" w:val="04A0"/>
+      </w:tblPr>
+      <w:tblGrid>
+        <w:gridCol w:w="3216"/>
+        <w:gridCol w:w="3216"/>
+        <w:gridCol w:w="3216"/>
+      </w:tblGrid>
+      <w:tr>
+        <w:tc>
+          <w:tcPr>
+            <w:tcW w:type="dxa" w:w="2880"/>
+          </w:tcPr>
+          <w:p>
+            <w:r/>
+            <w:r>
+              <w:rPr>
+                <w:b/>
+                <w:sz w:val="19"/>
+              </w:rPr>
+              <w:t>API</w:t>
+            </w:r>
+          </w:p>
+        </w:tc>
+        <w:tc>
+          <w:tcPr>
+            <w:tcW w:type="dxa" w:w="2880"/>
+          </w:tcPr>
+          <w:p>
+            <w:r/>
+            <w:r>
+              <w:rPr>
+                <w:b/>
+                <w:sz w:val="19"/>
+              </w:rPr>
+              <w:t>Remaining</w:t>
+            </w:r>
+          </w:p>
+        </w:tc>
+        <w:tc>
+          <w:tcPr>
+            <w:tcW w:type="dxa" w:w="3456"/>
+          </w:tcPr>
+          <w:p>
+            <w:r/>
+            <w:r>
+              <w:rPr>
+                <w:b/>
+                <w:sz w:val="19"/>
+              </w:rPr>
+              <w:t>When it refills</w:t>
+            </w:r>
+          </w:p>
+        </w:tc>
+      </w:tr>
+      <w:tr>
+        <w:tc>
+          <w:tcPr>
+            <w:tcW w:type="dxa" w:w="2880"/>
+          </w:tcPr>
+          <w:p>
+            <w:pPr>
+              <w:spacing w:after="40"/>
+            </w:pPr>
+            <w:r/>
+            <w:r>
+              <w:rPr>
+                <w:sz w:val="19"/>
+              </w:rPr>
+              <w:t>fly-scraper (flights)</w:t>
+            </w:r>
+          </w:p>
+        </w:tc>
+        <w:tc>
+          <w:tcPr>
+            <w:tcW w:type="dxa" w:w="2880"/>
+          </w:tcPr>
+          <w:p>
+            <w:pPr>
+              <w:spacing w:after="40"/>
+            </w:pPr>
+            <w:r/>
+            <w:r>
+              <w:rPr>
+                <w:sz w:val="19"/>
+              </w:rPr>
+              <w:t>13 left of 30</w:t>
+            </w:r>
+          </w:p>
+        </w:tc>
+        <w:tc>
+          <w:tcPr>
+            <w:tcW w:type="dxa" w:w="3456"/>
+          </w:tcPr>
+          <w:p>
+            <w:pPr>
+              <w:spacing w:after="40"/>
+            </w:pPr>
+            <w:r/>
+            <w:r>
+              <w:rPr>
+                <w:sz w:val="19"/>
+              </w:rPr>
+              <w:t>resets in 20 days</w:t>
+            </w:r>
+          </w:p>
+        </w:tc>
+      </w:tr>
+      <w:tr>
+        <w:tc>
+          <w:tcPr>
+            <w:tcW w:type="dxa" w:w="2880"/>
+          </w:tcPr>
+          <w:p>
+            <w:pPr>
+              <w:spacing w:after="40"/>
+            </w:pPr>
+            <w:r/>
+            <w:r>
+              <w:rPr>
+                <w:sz w:val="19"/>
+              </w:rPr>
+              <w:t>booking-com15 (hotels)</w:t>
+            </w:r>
+          </w:p>
+        </w:tc>
+        <w:tc>
+          <w:tcPr>
+            <w:tcW w:type="dxa" w:w="2880"/>
+          </w:tcPr>
+          <w:p>
+            <w:pPr>
+              <w:spacing w:after="40"/>
+            </w:pPr>
+            <w:r/>
+            <w:r>
+              <w:rPr>
+                <w:sz w:val="19"/>
+              </w:rPr>
+              <w:t>27 left of 50</w:t>
+            </w:r>
+          </w:p>
+        </w:tc>
+        <w:tc>
+          <w:tcPr>
+            <w:tcW w:type="dxa" w:w="3456"/>
+          </w:tcPr>
+          <w:p>
+            <w:pPr>
+              <w:spacing w:after="40"/>
+            </w:pPr>
+            <w:r/>
+            <w:r>
+              <w:rPr>
+                <w:sz w:val="19"/>
+              </w:rPr>
+              <w:t>resets in 20 days</w:t>
+            </w:r>
+          </w:p>
+        </w:tc>
+      </w:tr>
+    </w:tbl>
+    <w:p/>
+    <w:p>
+      <w:r>
+        <w:t>Taken at 2026-08-20 21:53:21. This is a snapshot, not a live figure — it falls every time anyone plans a real trip. To refresh it:</w:t>
+      </w:r>
+    </w:p>
+    <w:p>
+      <w:pPr>
+        <w:spacing w:after="160"/>
+        <w:ind w:left="288"/>
+      </w:pPr>
+      <w:r>
+        <w:rPr>
+          <w:rFonts w:ascii="Consolas" w:hAnsi="Consolas"/>
+          <w:sz w:val="18"/>
+        </w:rPr>
+        <w:t>python -m evaluation.check_quota</w:t>
+      </w:r>
+    </w:p>
+    <w:p>
+      <w:r>
+        <w:t>Be aware that checking costs 1 flight call and 1 hotel call, because the remaining balance is only reported inside the reply to a real request. There is no way to ask for free. Run it once before a demonstration, not in a loop.</w:t>
+      </w:r>
+    </w:p>
+    <w:p>
+      <w:r>
+        <w:t>What that buys, in practice: one live trip through the shipped design uses 1 flight call and 2 hotel calls. So the flight allowance is the binding limit — divide the flights remaining by one to get the number of complete live trips left. Everything else in this project, including all five demonstrations and both experiments, replays from disk and uses none of it.</w:t>
+      </w:r>
+    </w:p>
+    <w:p>
+      <w:pPr>
         <w:pStyle w:val="Heading1"/>
       </w:pPr>
       <w:r>
-        <w:t>13. If something goes wrong</w:t>
+        <w:t>16. If something goes wrong</w:t>
       </w:r>
     </w:p>
     <w:tbl>

--- a/PROJECT_OVERVIEW.docx
+++ b/PROJECT_OVERVIEW.docx
@@ -4619,6 +4619,42 @@
           </w:p>
         </w:tc>
       </w:tr>
+      <w:tr>
+        <w:tc>
+          <w:tcPr>
+            <w:tcW w:type="dxa" w:w="2736"/>
+          </w:tcPr>
+          <w:p>
+            <w:pPr>
+              <w:spacing w:after="40"/>
+            </w:pPr>
+            <w:r/>
+            <w:r>
+              <w:rPr>
+                <w:sz w:val="18"/>
+              </w:rPr>
+              <w:t>verify_approaches.py</w:t>
+            </w:r>
+          </w:p>
+        </w:tc>
+        <w:tc>
+          <w:tcPr>
+            <w:tcW w:type="dxa" w:w="6480"/>
+          </w:tcPr>
+          <w:p>
+            <w:pPr>
+              <w:spacing w:after="40"/>
+            </w:pPr>
+            <w:r/>
+            <w:r>
+              <w:rPr>
+                <w:sz w:val="18"/>
+              </w:rPr>
+              <w:t>Shows on one screen that every approach really exists: how many agents each has, how many tools each agent holds, and how many thinking steps it is allowed. Also calls the tool server for real. Costs nothing, so it is safe to run in front of someone.</w:t>
+            </w:r>
+          </w:p>
+        </w:tc>
+      </w:tr>
     </w:tbl>
     <w:p/>
     <w:p>

--- a/PROJECT_OVERVIEW.docx
+++ b/PROJECT_OVERVIEW.docx
@@ -4923,6 +4923,42 @@
           </w:p>
         </w:tc>
       </w:tr>
+      <w:tr>
+        <w:tc>
+          <w:tcPr>
+            <w:tcW w:type="dxa" w:w="2736"/>
+          </w:tcPr>
+          <w:p>
+            <w:pPr>
+              <w:spacing w:after="40"/>
+            </w:pPr>
+            <w:r/>
+            <w:r>
+              <w:rPr>
+                <w:sz w:val="18"/>
+              </w:rPr>
+              <w:t>show_agent_messages.py</w:t>
+            </w:r>
+          </w:p>
+        </w:tc>
+        <w:tc>
+          <w:tcPr>
+            <w:tcW w:type="dxa" w:w="6480"/>
+          </w:tcPr>
+          <w:p>
+            <w:pPr>
+              <w:spacing w:after="40"/>
+            </w:pPr>
+            <w:r/>
+            <w:r>
+              <w:rPr>
+                <w:sz w:val="18"/>
+              </w:rPr>
+              <w:t>Shows the agents talking to each other: who is allowed to message whom, a real exchange being sent, an undeclared pair being refused, and the whole conversation replayed. Costs nothing and takes a second.</w:t>
+            </w:r>
+          </w:p>
+        </w:tc>
+      </w:tr>
     </w:tbl>
     <w:p/>
     <w:p>

--- a/PROJECT_OVERVIEW.docx
+++ b/PROJECT_OVERVIEW.docx
@@ -652,7 +652,3322 @@
         <w:pStyle w:val="Heading1"/>
       </w:pPr>
       <w:r>
-        <w:t>5. How many calls each approach makes</w:t>
+        <w:t>5. Approach B against approach C, in detail</w:t>
+      </w:r>
+    </w:p>
+    <w:p>
+      <w:r>
+        <w:t>These two are the pair worth understanding, because they are the SAME six agents doing the SAME jobs with the SAME data. Only the configuration differs. That makes them the cleanest comparison in the project, and the source of its most useful engineering lesson.</w:t>
+      </w:r>
+    </w:p>
+    <w:p>
+      <w:pPr>
+        <w:pStyle w:val="Heading2"/>
+      </w:pPr>
+      <w:r>
+        <w:t>The one fact that explains everything below</w:t>
+      </w:r>
+    </w:p>
+    <w:p>
+      <w:r>
+        <w:t>An AI has no memory. Every time you ask it something, the program has to re-send everything: the request, the description of every tool that agent holds, and the whole conversation so far. Think of an assistant with total amnesia — before every single step you must read the instructions out again from the beginning.</w:t>
+      </w:r>
+    </w:p>
+    <w:p>
+      <w:r>
+        <w:t>So the cost of giving an agent a tool is not paid once. It is paid on every step that agent takes.</w:t>
+      </w:r>
+    </w:p>
+    <w:p>
+      <w:pPr>
+        <w:pStyle w:val="Heading2"/>
+      </w:pPr>
+      <w:r>
+        <w:t>Who holds what</w:t>
+      </w:r>
+    </w:p>
+    <w:p>
+      <w:pPr>
+        <w:pStyle w:val="Heading2"/>
+      </w:pPr>
+      <w:r>
+        <w:t>Approach B — 20 tool slots</w:t>
+      </w:r>
+    </w:p>
+    <w:tbl>
+      <w:tblPr>
+        <w:tblStyle w:val="LightGrid-Accent1"/>
+        <w:tblW w:type="auto" w:w="0"/>
+        <w:tblLook w:firstColumn="1" w:firstRow="1" w:lastColumn="0" w:lastRow="0" w:noHBand="0" w:noVBand="1" w:val="04A0"/>
+      </w:tblPr>
+      <w:tblGrid>
+        <w:gridCol w:w="2412"/>
+        <w:gridCol w:w="2412"/>
+        <w:gridCol w:w="2412"/>
+        <w:gridCol w:w="2412"/>
+      </w:tblGrid>
+      <w:tr>
+        <w:tc>
+          <w:tcPr>
+            <w:tcW w:type="dxa" w:w="1656"/>
+          </w:tcPr>
+          <w:p>
+            <w:r/>
+            <w:r>
+              <w:rPr>
+                <w:b/>
+                <w:sz w:val="17"/>
+              </w:rPr>
+              <w:t>Agent</w:t>
+            </w:r>
+          </w:p>
+        </w:tc>
+        <w:tc>
+          <w:tcPr>
+            <w:tcW w:type="dxa" w:w="2952"/>
+          </w:tcPr>
+          <w:p>
+            <w:r/>
+            <w:r>
+              <w:rPr>
+                <w:b/>
+                <w:sz w:val="17"/>
+              </w:rPr>
+              <w:t>Tool it holds</w:t>
+            </w:r>
+          </w:p>
+        </w:tc>
+        <w:tc>
+          <w:tcPr>
+            <w:tcW w:type="dxa" w:w="3456"/>
+          </w:tcPr>
+          <w:p>
+            <w:r/>
+            <w:r>
+              <w:rPr>
+                <w:b/>
+                <w:sz w:val="17"/>
+              </w:rPr>
+              <w:t>What that tool does</w:t>
+            </w:r>
+          </w:p>
+        </w:tc>
+        <w:tc>
+          <w:tcPr>
+            <w:tcW w:type="dxa" w:w="1080"/>
+          </w:tcPr>
+          <w:p>
+            <w:r/>
+            <w:r>
+              <w:rPr>
+                <w:b/>
+                <w:sz w:val="17"/>
+              </w:rPr>
+              <w:t>Steps allowed</w:t>
+            </w:r>
+          </w:p>
+        </w:tc>
+      </w:tr>
+      <w:tr>
+        <w:tc>
+          <w:tcPr>
+            <w:tcW w:type="dxa" w:w="1656"/>
+          </w:tcPr>
+          <w:p>
+            <w:pPr>
+              <w:spacing w:after="40"/>
+            </w:pPr>
+            <w:r/>
+            <w:r>
+              <w:rPr>
+                <w:sz w:val="17"/>
+              </w:rPr>
+              <w:t>Extractor</w:t>
+            </w:r>
+          </w:p>
+        </w:tc>
+        <w:tc>
+          <w:tcPr>
+            <w:tcW w:type="dxa" w:w="2952"/>
+          </w:tcPr>
+          <w:p>
+            <w:pPr>
+              <w:spacing w:after="40"/>
+            </w:pPr>
+            <w:r/>
+            <w:r>
+              <w:rPr>
+                <w:sz w:val="17"/>
+              </w:rPr>
+              <w:t>(none)</w:t>
+            </w:r>
+          </w:p>
+        </w:tc>
+        <w:tc>
+          <w:tcPr>
+            <w:tcW w:type="dxa" w:w="3456"/>
+          </w:tcPr>
+          <w:p>
+            <w:pPr>
+              <w:spacing w:after="40"/>
+            </w:pPr>
+            <w:r/>
+            <w:r>
+              <w:rPr>
+                <w:sz w:val="17"/>
+              </w:rPr>
+              <w:t>—</w:t>
+            </w:r>
+          </w:p>
+        </w:tc>
+        <w:tc>
+          <w:tcPr>
+            <w:tcW w:type="dxa" w:w="1080"/>
+          </w:tcPr>
+          <w:p>
+            <w:pPr>
+              <w:spacing w:after="40"/>
+            </w:pPr>
+            <w:r/>
+            <w:r>
+              <w:rPr>
+                <w:sz w:val="17"/>
+              </w:rPr>
+              <w:t>3</w:t>
+            </w:r>
+          </w:p>
+        </w:tc>
+      </w:tr>
+      <w:tr>
+        <w:tc>
+          <w:tcPr>
+            <w:tcW w:type="dxa" w:w="1656"/>
+          </w:tcPr>
+          <w:p>
+            <w:pPr>
+              <w:spacing w:after="40"/>
+            </w:pPr>
+            <w:r/>
+            <w:r>
+              <w:rPr>
+                <w:sz w:val="17"/>
+              </w:rPr>
+              <w:t>Flight agent</w:t>
+            </w:r>
+          </w:p>
+        </w:tc>
+        <w:tc>
+          <w:tcPr>
+            <w:tcW w:type="dxa" w:w="2952"/>
+          </w:tcPr>
+          <w:p>
+            <w:pPr>
+              <w:spacing w:after="40"/>
+            </w:pPr>
+            <w:r/>
+            <w:r>
+              <w:rPr>
+                <w:sz w:val="17"/>
+              </w:rPr>
+              <w:t>search_comprehensive_flights</w:t>
+            </w:r>
+          </w:p>
+        </w:tc>
+        <w:tc>
+          <w:tcPr>
+            <w:tcW w:type="dxa" w:w="3456"/>
+          </w:tcPr>
+          <w:p>
+            <w:pPr>
+              <w:spacing w:after="40"/>
+            </w:pPr>
+            <w:r/>
+            <w:r>
+              <w:rPr>
+                <w:sz w:val="17"/>
+              </w:rPr>
+              <w:t>Finds flights with all the details</w:t>
+            </w:r>
+          </w:p>
+        </w:tc>
+        <w:tc>
+          <w:tcPr>
+            <w:tcW w:type="dxa" w:w="1080"/>
+          </w:tcPr>
+          <w:p>
+            <w:pPr>
+              <w:spacing w:after="40"/>
+            </w:pPr>
+            <w:r/>
+            <w:r>
+              <w:rPr>
+                <w:sz w:val="17"/>
+              </w:rPr>
+              <w:t>8</w:t>
+            </w:r>
+          </w:p>
+        </w:tc>
+      </w:tr>
+      <w:tr>
+        <w:tc>
+          <w:tcPr>
+            <w:tcW w:type="dxa" w:w="1656"/>
+          </w:tcPr>
+          <w:p>
+            <w:pPr>
+              <w:spacing w:after="40"/>
+            </w:pPr>
+            <w:r/>
+            <w:r>
+              <w:rPr>
+                <w:sz w:val="17"/>
+              </w:rPr>
+            </w:r>
+          </w:p>
+        </w:tc>
+        <w:tc>
+          <w:tcPr>
+            <w:tcW w:type="dxa" w:w="2952"/>
+          </w:tcPr>
+          <w:p>
+            <w:pPr>
+              <w:spacing w:after="40"/>
+            </w:pPr>
+            <w:r/>
+            <w:r>
+              <w:rPr>
+                <w:sz w:val="17"/>
+              </w:rPr>
+              <w:t>search_round_trip_flights</w:t>
+            </w:r>
+          </w:p>
+        </w:tc>
+        <w:tc>
+          <w:tcPr>
+            <w:tcW w:type="dxa" w:w="3456"/>
+          </w:tcPr>
+          <w:p>
+            <w:pPr>
+              <w:spacing w:after="40"/>
+            </w:pPr>
+            <w:r/>
+            <w:r>
+              <w:rPr>
+                <w:sz w:val="17"/>
+              </w:rPr>
+              <w:t>Finds return flights specifically</w:t>
+            </w:r>
+          </w:p>
+        </w:tc>
+        <w:tc>
+          <w:tcPr>
+            <w:tcW w:type="dxa" w:w="1080"/>
+          </w:tcPr>
+          <w:p>
+            <w:pPr>
+              <w:spacing w:after="40"/>
+            </w:pPr>
+            <w:r/>
+            <w:r>
+              <w:rPr>
+                <w:sz w:val="17"/>
+              </w:rPr>
+            </w:r>
+          </w:p>
+        </w:tc>
+      </w:tr>
+      <w:tr>
+        <w:tc>
+          <w:tcPr>
+            <w:tcW w:type="dxa" w:w="1656"/>
+          </w:tcPr>
+          <w:p>
+            <w:pPr>
+              <w:spacing w:after="40"/>
+            </w:pPr>
+            <w:r/>
+            <w:r>
+              <w:rPr>
+                <w:sz w:val="17"/>
+              </w:rPr>
+            </w:r>
+          </w:p>
+        </w:tc>
+        <w:tc>
+          <w:tcPr>
+            <w:tcW w:type="dxa" w:w="2952"/>
+          </w:tcPr>
+          <w:p>
+            <w:pPr>
+              <w:spacing w:after="40"/>
+            </w:pPr>
+            <w:r/>
+            <w:r>
+              <w:rPr>
+                <w:sz w:val="17"/>
+              </w:rPr>
+              <w:t>search_internet</w:t>
+            </w:r>
+          </w:p>
+        </w:tc>
+        <w:tc>
+          <w:tcPr>
+            <w:tcW w:type="dxa" w:w="3456"/>
+          </w:tcPr>
+          <w:p>
+            <w:pPr>
+              <w:spacing w:after="40"/>
+            </w:pPr>
+            <w:r/>
+            <w:r>
+              <w:rPr>
+                <w:sz w:val="17"/>
+              </w:rPr>
+              <w:t>Searches the web for anything</w:t>
+            </w:r>
+          </w:p>
+        </w:tc>
+        <w:tc>
+          <w:tcPr>
+            <w:tcW w:type="dxa" w:w="1080"/>
+          </w:tcPr>
+          <w:p>
+            <w:pPr>
+              <w:spacing w:after="40"/>
+            </w:pPr>
+            <w:r/>
+            <w:r>
+              <w:rPr>
+                <w:sz w:val="17"/>
+              </w:rPr>
+            </w:r>
+          </w:p>
+        </w:tc>
+      </w:tr>
+      <w:tr>
+        <w:tc>
+          <w:tcPr>
+            <w:tcW w:type="dxa" w:w="1656"/>
+          </w:tcPr>
+          <w:p>
+            <w:pPr>
+              <w:spacing w:after="40"/>
+            </w:pPr>
+            <w:r/>
+            <w:r>
+              <w:rPr>
+                <w:sz w:val="17"/>
+              </w:rPr>
+            </w:r>
+          </w:p>
+        </w:tc>
+        <w:tc>
+          <w:tcPr>
+            <w:tcW w:type="dxa" w:w="2952"/>
+          </w:tcPr>
+          <w:p>
+            <w:pPr>
+              <w:spacing w:after="40"/>
+            </w:pPr>
+            <w:r/>
+            <w:r>
+              <w:rPr>
+                <w:sz w:val="17"/>
+              </w:rPr>
+              <w:t>calculate</w:t>
+            </w:r>
+          </w:p>
+        </w:tc>
+        <w:tc>
+          <w:tcPr>
+            <w:tcW w:type="dxa" w:w="3456"/>
+          </w:tcPr>
+          <w:p>
+            <w:pPr>
+              <w:spacing w:after="40"/>
+            </w:pPr>
+            <w:r/>
+            <w:r>
+              <w:rPr>
+                <w:sz w:val="17"/>
+              </w:rPr>
+              <w:t>Does sums</w:t>
+            </w:r>
+          </w:p>
+        </w:tc>
+        <w:tc>
+          <w:tcPr>
+            <w:tcW w:type="dxa" w:w="1080"/>
+          </w:tcPr>
+          <w:p>
+            <w:pPr>
+              <w:spacing w:after="40"/>
+            </w:pPr>
+            <w:r/>
+            <w:r>
+              <w:rPr>
+                <w:sz w:val="17"/>
+              </w:rPr>
+            </w:r>
+          </w:p>
+        </w:tc>
+      </w:tr>
+      <w:tr>
+        <w:tc>
+          <w:tcPr>
+            <w:tcW w:type="dxa" w:w="1656"/>
+          </w:tcPr>
+          <w:p>
+            <w:pPr>
+              <w:spacing w:after="40"/>
+            </w:pPr>
+            <w:r/>
+            <w:r>
+              <w:rPr>
+                <w:sz w:val="17"/>
+              </w:rPr>
+              <w:t>Hotel agent</w:t>
+            </w:r>
+          </w:p>
+        </w:tc>
+        <w:tc>
+          <w:tcPr>
+            <w:tcW w:type="dxa" w:w="2952"/>
+          </w:tcPr>
+          <w:p>
+            <w:pPr>
+              <w:spacing w:after="40"/>
+            </w:pPr>
+            <w:r/>
+            <w:r>
+              <w:rPr>
+                <w:sz w:val="17"/>
+              </w:rPr>
+              <w:t>search_hotels_comprehensive</w:t>
+            </w:r>
+          </w:p>
+        </w:tc>
+        <w:tc>
+          <w:tcPr>
+            <w:tcW w:type="dxa" w:w="3456"/>
+          </w:tcPr>
+          <w:p>
+            <w:pPr>
+              <w:spacing w:after="40"/>
+            </w:pPr>
+            <w:r/>
+            <w:r>
+              <w:rPr>
+                <w:sz w:val="17"/>
+              </w:rPr>
+              <w:t>Finds hotels with prices and ratings</w:t>
+            </w:r>
+          </w:p>
+        </w:tc>
+        <w:tc>
+          <w:tcPr>
+            <w:tcW w:type="dxa" w:w="1080"/>
+          </w:tcPr>
+          <w:p>
+            <w:pPr>
+              <w:spacing w:after="40"/>
+            </w:pPr>
+            <w:r/>
+            <w:r>
+              <w:rPr>
+                <w:sz w:val="17"/>
+              </w:rPr>
+              <w:t>10</w:t>
+            </w:r>
+          </w:p>
+        </w:tc>
+      </w:tr>
+      <w:tr>
+        <w:tc>
+          <w:tcPr>
+            <w:tcW w:type="dxa" w:w="1656"/>
+          </w:tcPr>
+          <w:p>
+            <w:pPr>
+              <w:spacing w:after="40"/>
+            </w:pPr>
+            <w:r/>
+            <w:r>
+              <w:rPr>
+                <w:sz w:val="17"/>
+              </w:rPr>
+            </w:r>
+          </w:p>
+        </w:tc>
+        <w:tc>
+          <w:tcPr>
+            <w:tcW w:type="dxa" w:w="2952"/>
+          </w:tcPr>
+          <w:p>
+            <w:pPr>
+              <w:spacing w:after="40"/>
+            </w:pPr>
+            <w:r/>
+            <w:r>
+              <w:rPr>
+                <w:sz w:val="17"/>
+              </w:rPr>
+              <w:t>search_accommodations_with_location</w:t>
+            </w:r>
+          </w:p>
+        </w:tc>
+        <w:tc>
+          <w:tcPr>
+            <w:tcW w:type="dxa" w:w="3456"/>
+          </w:tcPr>
+          <w:p>
+            <w:pPr>
+              <w:spacing w:after="40"/>
+            </w:pPr>
+            <w:r/>
+            <w:r>
+              <w:rPr>
+                <w:sz w:val="17"/>
+              </w:rPr>
+              <w:t>Finds places to stay near a spot</w:t>
+            </w:r>
+          </w:p>
+        </w:tc>
+        <w:tc>
+          <w:tcPr>
+            <w:tcW w:type="dxa" w:w="1080"/>
+          </w:tcPr>
+          <w:p>
+            <w:pPr>
+              <w:spacing w:after="40"/>
+            </w:pPr>
+            <w:r/>
+            <w:r>
+              <w:rPr>
+                <w:sz w:val="17"/>
+              </w:rPr>
+            </w:r>
+          </w:p>
+        </w:tc>
+      </w:tr>
+      <w:tr>
+        <w:tc>
+          <w:tcPr>
+            <w:tcW w:type="dxa" w:w="1656"/>
+          </w:tcPr>
+          <w:p>
+            <w:pPr>
+              <w:spacing w:after="40"/>
+            </w:pPr>
+            <w:r/>
+            <w:r>
+              <w:rPr>
+                <w:sz w:val="17"/>
+              </w:rPr>
+            </w:r>
+          </w:p>
+        </w:tc>
+        <w:tc>
+          <w:tcPr>
+            <w:tcW w:type="dxa" w:w="2952"/>
+          </w:tcPr>
+          <w:p>
+            <w:pPr>
+              <w:spacing w:after="40"/>
+            </w:pPr>
+            <w:r/>
+            <w:r>
+              <w:rPr>
+                <w:sz w:val="17"/>
+              </w:rPr>
+              <w:t>search_hotel_destination</w:t>
+            </w:r>
+          </w:p>
+        </w:tc>
+        <w:tc>
+          <w:tcPr>
+            <w:tcW w:type="dxa" w:w="3456"/>
+          </w:tcPr>
+          <w:p>
+            <w:pPr>
+              <w:spacing w:after="40"/>
+            </w:pPr>
+            <w:r/>
+            <w:r>
+              <w:rPr>
+                <w:sz w:val="17"/>
+              </w:rPr>
+              <w:t>Looks up a city's internal ID code</w:t>
+            </w:r>
+          </w:p>
+        </w:tc>
+        <w:tc>
+          <w:tcPr>
+            <w:tcW w:type="dxa" w:w="1080"/>
+          </w:tcPr>
+          <w:p>
+            <w:pPr>
+              <w:spacing w:after="40"/>
+            </w:pPr>
+            <w:r/>
+            <w:r>
+              <w:rPr>
+                <w:sz w:val="17"/>
+              </w:rPr>
+            </w:r>
+          </w:p>
+        </w:tc>
+      </w:tr>
+      <w:tr>
+        <w:tc>
+          <w:tcPr>
+            <w:tcW w:type="dxa" w:w="1656"/>
+          </w:tcPr>
+          <w:p>
+            <w:pPr>
+              <w:spacing w:after="40"/>
+            </w:pPr>
+            <w:r/>
+            <w:r>
+              <w:rPr>
+                <w:sz w:val="17"/>
+              </w:rPr>
+            </w:r>
+          </w:p>
+        </w:tc>
+        <w:tc>
+          <w:tcPr>
+            <w:tcW w:type="dxa" w:w="2952"/>
+          </w:tcPr>
+          <w:p>
+            <w:pPr>
+              <w:spacing w:after="40"/>
+            </w:pPr>
+            <w:r/>
+            <w:r>
+              <w:rPr>
+                <w:sz w:val="17"/>
+              </w:rPr>
+              <w:t>search_hotels_by_dest_id</w:t>
+            </w:r>
+          </w:p>
+        </w:tc>
+        <w:tc>
+          <w:tcPr>
+            <w:tcW w:type="dxa" w:w="3456"/>
+          </w:tcPr>
+          <w:p>
+            <w:pPr>
+              <w:spacing w:after="40"/>
+            </w:pPr>
+            <w:r/>
+            <w:r>
+              <w:rPr>
+                <w:sz w:val="17"/>
+              </w:rPr>
+              <w:t>Finds hotels using that ID code</w:t>
+            </w:r>
+          </w:p>
+        </w:tc>
+        <w:tc>
+          <w:tcPr>
+            <w:tcW w:type="dxa" w:w="1080"/>
+          </w:tcPr>
+          <w:p>
+            <w:pPr>
+              <w:spacing w:after="40"/>
+            </w:pPr>
+            <w:r/>
+            <w:r>
+              <w:rPr>
+                <w:sz w:val="17"/>
+              </w:rPr>
+            </w:r>
+          </w:p>
+        </w:tc>
+      </w:tr>
+      <w:tr>
+        <w:tc>
+          <w:tcPr>
+            <w:tcW w:type="dxa" w:w="1656"/>
+          </w:tcPr>
+          <w:p>
+            <w:pPr>
+              <w:spacing w:after="40"/>
+            </w:pPr>
+            <w:r/>
+            <w:r>
+              <w:rPr>
+                <w:sz w:val="17"/>
+              </w:rPr>
+            </w:r>
+          </w:p>
+        </w:tc>
+        <w:tc>
+          <w:tcPr>
+            <w:tcW w:type="dxa" w:w="2952"/>
+          </w:tcPr>
+          <w:p>
+            <w:pPr>
+              <w:spacing w:after="40"/>
+            </w:pPr>
+            <w:r/>
+            <w:r>
+              <w:rPr>
+                <w:sz w:val="17"/>
+              </w:rPr>
+              <w:t>get_hotel_reviews</w:t>
+            </w:r>
+          </w:p>
+        </w:tc>
+        <w:tc>
+          <w:tcPr>
+            <w:tcW w:type="dxa" w:w="3456"/>
+          </w:tcPr>
+          <w:p>
+            <w:pPr>
+              <w:spacing w:after="40"/>
+            </w:pPr>
+            <w:r/>
+            <w:r>
+              <w:rPr>
+                <w:sz w:val="17"/>
+              </w:rPr>
+              <w:t>Gets a hotel's review scores</w:t>
+            </w:r>
+          </w:p>
+        </w:tc>
+        <w:tc>
+          <w:tcPr>
+            <w:tcW w:type="dxa" w:w="1080"/>
+          </w:tcPr>
+          <w:p>
+            <w:pPr>
+              <w:spacing w:after="40"/>
+            </w:pPr>
+            <w:r/>
+            <w:r>
+              <w:rPr>
+                <w:sz w:val="17"/>
+              </w:rPr>
+            </w:r>
+          </w:p>
+        </w:tc>
+      </w:tr>
+      <w:tr>
+        <w:tc>
+          <w:tcPr>
+            <w:tcW w:type="dxa" w:w="1656"/>
+          </w:tcPr>
+          <w:p>
+            <w:pPr>
+              <w:spacing w:after="40"/>
+            </w:pPr>
+            <w:r/>
+            <w:r>
+              <w:rPr>
+                <w:sz w:val="17"/>
+              </w:rPr>
+            </w:r>
+          </w:p>
+        </w:tc>
+        <w:tc>
+          <w:tcPr>
+            <w:tcW w:type="dxa" w:w="2952"/>
+          </w:tcPr>
+          <w:p>
+            <w:pPr>
+              <w:spacing w:after="40"/>
+            </w:pPr>
+            <w:r/>
+            <w:r>
+              <w:rPr>
+                <w:sz w:val="17"/>
+              </w:rPr>
+              <w:t>get_attractions_near_hotel</w:t>
+            </w:r>
+          </w:p>
+        </w:tc>
+        <w:tc>
+          <w:tcPr>
+            <w:tcW w:type="dxa" w:w="3456"/>
+          </w:tcPr>
+          <w:p>
+            <w:pPr>
+              <w:spacing w:after="40"/>
+            </w:pPr>
+            <w:r/>
+            <w:r>
+              <w:rPr>
+                <w:sz w:val="17"/>
+              </w:rPr>
+              <w:t>Finds things to do near a hotel</w:t>
+            </w:r>
+          </w:p>
+        </w:tc>
+        <w:tc>
+          <w:tcPr>
+            <w:tcW w:type="dxa" w:w="1080"/>
+          </w:tcPr>
+          <w:p>
+            <w:pPr>
+              <w:spacing w:after="40"/>
+            </w:pPr>
+            <w:r/>
+            <w:r>
+              <w:rPr>
+                <w:sz w:val="17"/>
+              </w:rPr>
+            </w:r>
+          </w:p>
+        </w:tc>
+      </w:tr>
+      <w:tr>
+        <w:tc>
+          <w:tcPr>
+            <w:tcW w:type="dxa" w:w="1656"/>
+          </w:tcPr>
+          <w:p>
+            <w:pPr>
+              <w:spacing w:after="40"/>
+            </w:pPr>
+            <w:r/>
+            <w:r>
+              <w:rPr>
+                <w:sz w:val="17"/>
+              </w:rPr>
+            </w:r>
+          </w:p>
+        </w:tc>
+        <w:tc>
+          <w:tcPr>
+            <w:tcW w:type="dxa" w:w="2952"/>
+          </w:tcPr>
+          <w:p>
+            <w:pPr>
+              <w:spacing w:after="40"/>
+            </w:pPr>
+            <w:r/>
+            <w:r>
+              <w:rPr>
+                <w:sz w:val="17"/>
+              </w:rPr>
+              <w:t>search_internet</w:t>
+            </w:r>
+          </w:p>
+        </w:tc>
+        <w:tc>
+          <w:tcPr>
+            <w:tcW w:type="dxa" w:w="3456"/>
+          </w:tcPr>
+          <w:p>
+            <w:pPr>
+              <w:spacing w:after="40"/>
+            </w:pPr>
+            <w:r/>
+            <w:r>
+              <w:rPr>
+                <w:sz w:val="17"/>
+              </w:rPr>
+              <w:t>Searches the web for anything</w:t>
+            </w:r>
+          </w:p>
+        </w:tc>
+        <w:tc>
+          <w:tcPr>
+            <w:tcW w:type="dxa" w:w="1080"/>
+          </w:tcPr>
+          <w:p>
+            <w:pPr>
+              <w:spacing w:after="40"/>
+            </w:pPr>
+            <w:r/>
+            <w:r>
+              <w:rPr>
+                <w:sz w:val="17"/>
+              </w:rPr>
+            </w:r>
+          </w:p>
+        </w:tc>
+      </w:tr>
+      <w:tr>
+        <w:tc>
+          <w:tcPr>
+            <w:tcW w:type="dxa" w:w="1656"/>
+          </w:tcPr>
+          <w:p>
+            <w:pPr>
+              <w:spacing w:after="40"/>
+            </w:pPr>
+            <w:r/>
+            <w:r>
+              <w:rPr>
+                <w:sz w:val="17"/>
+              </w:rPr>
+            </w:r>
+          </w:p>
+        </w:tc>
+        <w:tc>
+          <w:tcPr>
+            <w:tcW w:type="dxa" w:w="2952"/>
+          </w:tcPr>
+          <w:p>
+            <w:pPr>
+              <w:spacing w:after="40"/>
+            </w:pPr>
+            <w:r/>
+            <w:r>
+              <w:rPr>
+                <w:sz w:val="17"/>
+              </w:rPr>
+              <w:t>calculate</w:t>
+            </w:r>
+          </w:p>
+        </w:tc>
+        <w:tc>
+          <w:tcPr>
+            <w:tcW w:type="dxa" w:w="3456"/>
+          </w:tcPr>
+          <w:p>
+            <w:pPr>
+              <w:spacing w:after="40"/>
+            </w:pPr>
+            <w:r/>
+            <w:r>
+              <w:rPr>
+                <w:sz w:val="17"/>
+              </w:rPr>
+              <w:t>Does sums</w:t>
+            </w:r>
+          </w:p>
+        </w:tc>
+        <w:tc>
+          <w:tcPr>
+            <w:tcW w:type="dxa" w:w="1080"/>
+          </w:tcPr>
+          <w:p>
+            <w:pPr>
+              <w:spacing w:after="40"/>
+            </w:pPr>
+            <w:r/>
+            <w:r>
+              <w:rPr>
+                <w:sz w:val="17"/>
+              </w:rPr>
+            </w:r>
+          </w:p>
+        </w:tc>
+      </w:tr>
+      <w:tr>
+        <w:tc>
+          <w:tcPr>
+            <w:tcW w:type="dxa" w:w="1656"/>
+          </w:tcPr>
+          <w:p>
+            <w:pPr>
+              <w:spacing w:after="40"/>
+            </w:pPr>
+            <w:r/>
+            <w:r>
+              <w:rPr>
+                <w:sz w:val="17"/>
+              </w:rPr>
+              <w:t>Attraction agent</w:t>
+            </w:r>
+          </w:p>
+        </w:tc>
+        <w:tc>
+          <w:tcPr>
+            <w:tcW w:type="dxa" w:w="2952"/>
+          </w:tcPr>
+          <w:p>
+            <w:pPr>
+              <w:spacing w:after="40"/>
+            </w:pPr>
+            <w:r/>
+            <w:r>
+              <w:rPr>
+                <w:sz w:val="17"/>
+              </w:rPr>
+              <w:t>search_attractions</w:t>
+            </w:r>
+          </w:p>
+        </w:tc>
+        <w:tc>
+          <w:tcPr>
+            <w:tcW w:type="dxa" w:w="3456"/>
+          </w:tcPr>
+          <w:p>
+            <w:pPr>
+              <w:spacing w:after="40"/>
+            </w:pPr>
+            <w:r/>
+            <w:r>
+              <w:rPr>
+                <w:sz w:val="17"/>
+              </w:rPr>
+              <w:t>Finds places to visit</w:t>
+            </w:r>
+          </w:p>
+        </w:tc>
+        <w:tc>
+          <w:tcPr>
+            <w:tcW w:type="dxa" w:w="1080"/>
+          </w:tcPr>
+          <w:p>
+            <w:pPr>
+              <w:spacing w:after="40"/>
+            </w:pPr>
+            <w:r/>
+            <w:r>
+              <w:rPr>
+                <w:sz w:val="17"/>
+              </w:rPr>
+              <w:t>10</w:t>
+            </w:r>
+          </w:p>
+        </w:tc>
+      </w:tr>
+      <w:tr>
+        <w:tc>
+          <w:tcPr>
+            <w:tcW w:type="dxa" w:w="1656"/>
+          </w:tcPr>
+          <w:p>
+            <w:pPr>
+              <w:spacing w:after="40"/>
+            </w:pPr>
+            <w:r/>
+            <w:r>
+              <w:rPr>
+                <w:sz w:val="17"/>
+              </w:rPr>
+            </w:r>
+          </w:p>
+        </w:tc>
+        <w:tc>
+          <w:tcPr>
+            <w:tcW w:type="dxa" w:w="2952"/>
+          </w:tcPr>
+          <w:p>
+            <w:pPr>
+              <w:spacing w:after="40"/>
+            </w:pPr>
+            <w:r/>
+            <w:r>
+              <w:rPr>
+                <w:sz w:val="17"/>
+              </w:rPr>
+              <w:t>search_restaurants</w:t>
+            </w:r>
+          </w:p>
+        </w:tc>
+        <w:tc>
+          <w:tcPr>
+            <w:tcW w:type="dxa" w:w="3456"/>
+          </w:tcPr>
+          <w:p>
+            <w:pPr>
+              <w:spacing w:after="40"/>
+            </w:pPr>
+            <w:r/>
+            <w:r>
+              <w:rPr>
+                <w:sz w:val="17"/>
+              </w:rPr>
+              <w:t>Finds places to eat</w:t>
+            </w:r>
+          </w:p>
+        </w:tc>
+        <w:tc>
+          <w:tcPr>
+            <w:tcW w:type="dxa" w:w="1080"/>
+          </w:tcPr>
+          <w:p>
+            <w:pPr>
+              <w:spacing w:after="40"/>
+            </w:pPr>
+            <w:r/>
+            <w:r>
+              <w:rPr>
+                <w:sz w:val="17"/>
+              </w:rPr>
+            </w:r>
+          </w:p>
+        </w:tc>
+      </w:tr>
+      <w:tr>
+        <w:tc>
+          <w:tcPr>
+            <w:tcW w:type="dxa" w:w="1656"/>
+          </w:tcPr>
+          <w:p>
+            <w:pPr>
+              <w:spacing w:after="40"/>
+            </w:pPr>
+            <w:r/>
+            <w:r>
+              <w:rPr>
+                <w:sz w:val="17"/>
+              </w:rPr>
+            </w:r>
+          </w:p>
+        </w:tc>
+        <w:tc>
+          <w:tcPr>
+            <w:tcW w:type="dxa" w:w="2952"/>
+          </w:tcPr>
+          <w:p>
+            <w:pPr>
+              <w:spacing w:after="40"/>
+            </w:pPr>
+            <w:r/>
+            <w:r>
+              <w:rPr>
+                <w:sz w:val="17"/>
+              </w:rPr>
+              <w:t>search_internet</w:t>
+            </w:r>
+          </w:p>
+        </w:tc>
+        <w:tc>
+          <w:tcPr>
+            <w:tcW w:type="dxa" w:w="3456"/>
+          </w:tcPr>
+          <w:p>
+            <w:pPr>
+              <w:spacing w:after="40"/>
+            </w:pPr>
+            <w:r/>
+            <w:r>
+              <w:rPr>
+                <w:sz w:val="17"/>
+              </w:rPr>
+              <w:t>Searches the web for anything</w:t>
+            </w:r>
+          </w:p>
+        </w:tc>
+        <w:tc>
+          <w:tcPr>
+            <w:tcW w:type="dxa" w:w="1080"/>
+          </w:tcPr>
+          <w:p>
+            <w:pPr>
+              <w:spacing w:after="40"/>
+            </w:pPr>
+            <w:r/>
+            <w:r>
+              <w:rPr>
+                <w:sz w:val="17"/>
+              </w:rPr>
+            </w:r>
+          </w:p>
+        </w:tc>
+      </w:tr>
+      <w:tr>
+        <w:tc>
+          <w:tcPr>
+            <w:tcW w:type="dxa" w:w="1656"/>
+          </w:tcPr>
+          <w:p>
+            <w:pPr>
+              <w:spacing w:after="40"/>
+            </w:pPr>
+            <w:r/>
+            <w:r>
+              <w:rPr>
+                <w:sz w:val="17"/>
+              </w:rPr>
+            </w:r>
+          </w:p>
+        </w:tc>
+        <w:tc>
+          <w:tcPr>
+            <w:tcW w:type="dxa" w:w="2952"/>
+          </w:tcPr>
+          <w:p>
+            <w:pPr>
+              <w:spacing w:after="40"/>
+            </w:pPr>
+            <w:r/>
+            <w:r>
+              <w:rPr>
+                <w:sz w:val="17"/>
+              </w:rPr>
+              <w:t>calculate</w:t>
+            </w:r>
+          </w:p>
+        </w:tc>
+        <w:tc>
+          <w:tcPr>
+            <w:tcW w:type="dxa" w:w="3456"/>
+          </w:tcPr>
+          <w:p>
+            <w:pPr>
+              <w:spacing w:after="40"/>
+            </w:pPr>
+            <w:r/>
+            <w:r>
+              <w:rPr>
+                <w:sz w:val="17"/>
+              </w:rPr>
+              <w:t>Does sums</w:t>
+            </w:r>
+          </w:p>
+        </w:tc>
+        <w:tc>
+          <w:tcPr>
+            <w:tcW w:type="dxa" w:w="1080"/>
+          </w:tcPr>
+          <w:p>
+            <w:pPr>
+              <w:spacing w:after="40"/>
+            </w:pPr>
+            <w:r/>
+            <w:r>
+              <w:rPr>
+                <w:sz w:val="17"/>
+              </w:rPr>
+            </w:r>
+          </w:p>
+        </w:tc>
+      </w:tr>
+      <w:tr>
+        <w:tc>
+          <w:tcPr>
+            <w:tcW w:type="dxa" w:w="1656"/>
+          </w:tcPr>
+          <w:p>
+            <w:pPr>
+              <w:spacing w:after="40"/>
+            </w:pPr>
+            <w:r/>
+            <w:r>
+              <w:rPr>
+                <w:sz w:val="17"/>
+              </w:rPr>
+              <w:t>Coordinator</w:t>
+            </w:r>
+          </w:p>
+        </w:tc>
+        <w:tc>
+          <w:tcPr>
+            <w:tcW w:type="dxa" w:w="2952"/>
+          </w:tcPr>
+          <w:p>
+            <w:pPr>
+              <w:spacing w:after="40"/>
+            </w:pPr>
+            <w:r/>
+            <w:r>
+              <w:rPr>
+                <w:sz w:val="17"/>
+              </w:rPr>
+              <w:t>calculate</w:t>
+            </w:r>
+          </w:p>
+        </w:tc>
+        <w:tc>
+          <w:tcPr>
+            <w:tcW w:type="dxa" w:w="3456"/>
+          </w:tcPr>
+          <w:p>
+            <w:pPr>
+              <w:spacing w:after="40"/>
+            </w:pPr>
+            <w:r/>
+            <w:r>
+              <w:rPr>
+                <w:sz w:val="17"/>
+              </w:rPr>
+              <w:t>Does sums</w:t>
+            </w:r>
+          </w:p>
+        </w:tc>
+        <w:tc>
+          <w:tcPr>
+            <w:tcW w:type="dxa" w:w="1080"/>
+          </w:tcPr>
+          <w:p>
+            <w:pPr>
+              <w:spacing w:after="40"/>
+            </w:pPr>
+            <w:r/>
+            <w:r>
+              <w:rPr>
+                <w:sz w:val="17"/>
+              </w:rPr>
+              <w:t>15</w:t>
+            </w:r>
+          </w:p>
+        </w:tc>
+      </w:tr>
+      <w:tr>
+        <w:tc>
+          <w:tcPr>
+            <w:tcW w:type="dxa" w:w="1656"/>
+          </w:tcPr>
+          <w:p>
+            <w:pPr>
+              <w:spacing w:after="40"/>
+            </w:pPr>
+            <w:r/>
+            <w:r>
+              <w:rPr>
+                <w:sz w:val="17"/>
+              </w:rPr>
+            </w:r>
+          </w:p>
+        </w:tc>
+        <w:tc>
+          <w:tcPr>
+            <w:tcW w:type="dxa" w:w="2952"/>
+          </w:tcPr>
+          <w:p>
+            <w:pPr>
+              <w:spacing w:after="40"/>
+            </w:pPr>
+            <w:r/>
+            <w:r>
+              <w:rPr>
+                <w:sz w:val="17"/>
+              </w:rPr>
+              <w:t>search_internet</w:t>
+            </w:r>
+          </w:p>
+        </w:tc>
+        <w:tc>
+          <w:tcPr>
+            <w:tcW w:type="dxa" w:w="3456"/>
+          </w:tcPr>
+          <w:p>
+            <w:pPr>
+              <w:spacing w:after="40"/>
+            </w:pPr>
+            <w:r/>
+            <w:r>
+              <w:rPr>
+                <w:sz w:val="17"/>
+              </w:rPr>
+              <w:t>Searches the web for anything</w:t>
+            </w:r>
+          </w:p>
+        </w:tc>
+        <w:tc>
+          <w:tcPr>
+            <w:tcW w:type="dxa" w:w="1080"/>
+          </w:tcPr>
+          <w:p>
+            <w:pPr>
+              <w:spacing w:after="40"/>
+            </w:pPr>
+            <w:r/>
+            <w:r>
+              <w:rPr>
+                <w:sz w:val="17"/>
+              </w:rPr>
+            </w:r>
+          </w:p>
+        </w:tc>
+      </w:tr>
+      <w:tr>
+        <w:tc>
+          <w:tcPr>
+            <w:tcW w:type="dxa" w:w="1656"/>
+          </w:tcPr>
+          <w:p>
+            <w:pPr>
+              <w:spacing w:after="40"/>
+            </w:pPr>
+            <w:r/>
+            <w:r>
+              <w:rPr>
+                <w:sz w:val="17"/>
+              </w:rPr>
+            </w:r>
+          </w:p>
+        </w:tc>
+        <w:tc>
+          <w:tcPr>
+            <w:tcW w:type="dxa" w:w="2952"/>
+          </w:tcPr>
+          <w:p>
+            <w:pPr>
+              <w:spacing w:after="40"/>
+            </w:pPr>
+            <w:r/>
+            <w:r>
+              <w:rPr>
+                <w:sz w:val="17"/>
+              </w:rPr>
+              <w:t>search_attractions</w:t>
+            </w:r>
+          </w:p>
+        </w:tc>
+        <w:tc>
+          <w:tcPr>
+            <w:tcW w:type="dxa" w:w="3456"/>
+          </w:tcPr>
+          <w:p>
+            <w:pPr>
+              <w:spacing w:after="40"/>
+            </w:pPr>
+            <w:r/>
+            <w:r>
+              <w:rPr>
+                <w:sz w:val="17"/>
+              </w:rPr>
+              <w:t>Finds places to visit</w:t>
+            </w:r>
+          </w:p>
+        </w:tc>
+        <w:tc>
+          <w:tcPr>
+            <w:tcW w:type="dxa" w:w="1080"/>
+          </w:tcPr>
+          <w:p>
+            <w:pPr>
+              <w:spacing w:after="40"/>
+            </w:pPr>
+            <w:r/>
+            <w:r>
+              <w:rPr>
+                <w:sz w:val="17"/>
+              </w:rPr>
+            </w:r>
+          </w:p>
+        </w:tc>
+      </w:tr>
+      <w:tr>
+        <w:tc>
+          <w:tcPr>
+            <w:tcW w:type="dxa" w:w="1656"/>
+          </w:tcPr>
+          <w:p>
+            <w:pPr>
+              <w:spacing w:after="40"/>
+            </w:pPr>
+            <w:r/>
+            <w:r>
+              <w:rPr>
+                <w:sz w:val="17"/>
+              </w:rPr>
+            </w:r>
+          </w:p>
+        </w:tc>
+        <w:tc>
+          <w:tcPr>
+            <w:tcW w:type="dxa" w:w="2952"/>
+          </w:tcPr>
+          <w:p>
+            <w:pPr>
+              <w:spacing w:after="40"/>
+            </w:pPr>
+            <w:r/>
+            <w:r>
+              <w:rPr>
+                <w:sz w:val="17"/>
+              </w:rPr>
+              <w:t>search_restaurants</w:t>
+            </w:r>
+          </w:p>
+        </w:tc>
+        <w:tc>
+          <w:tcPr>
+            <w:tcW w:type="dxa" w:w="3456"/>
+          </w:tcPr>
+          <w:p>
+            <w:pPr>
+              <w:spacing w:after="40"/>
+            </w:pPr>
+            <w:r/>
+            <w:r>
+              <w:rPr>
+                <w:sz w:val="17"/>
+              </w:rPr>
+              <w:t>Finds places to eat</w:t>
+            </w:r>
+          </w:p>
+        </w:tc>
+        <w:tc>
+          <w:tcPr>
+            <w:tcW w:type="dxa" w:w="1080"/>
+          </w:tcPr>
+          <w:p>
+            <w:pPr>
+              <w:spacing w:after="40"/>
+            </w:pPr>
+            <w:r/>
+            <w:r>
+              <w:rPr>
+                <w:sz w:val="17"/>
+              </w:rPr>
+            </w:r>
+          </w:p>
+        </w:tc>
+      </w:tr>
+      <w:tr>
+        <w:tc>
+          <w:tcPr>
+            <w:tcW w:type="dxa" w:w="1656"/>
+          </w:tcPr>
+          <w:p>
+            <w:pPr>
+              <w:spacing w:after="40"/>
+            </w:pPr>
+            <w:r/>
+            <w:r>
+              <w:rPr>
+                <w:sz w:val="17"/>
+              </w:rPr>
+              <w:t>TOTAL</w:t>
+            </w:r>
+          </w:p>
+        </w:tc>
+        <w:tc>
+          <w:tcPr>
+            <w:tcW w:type="dxa" w:w="2952"/>
+          </w:tcPr>
+          <w:p>
+            <w:pPr>
+              <w:spacing w:after="40"/>
+            </w:pPr>
+            <w:r/>
+            <w:r>
+              <w:rPr>
+                <w:sz w:val="17"/>
+              </w:rPr>
+              <w:t>20 tool slots</w:t>
+            </w:r>
+          </w:p>
+        </w:tc>
+        <w:tc>
+          <w:tcPr>
+            <w:tcW w:type="dxa" w:w="3456"/>
+          </w:tcPr>
+          <w:p>
+            <w:pPr>
+              <w:spacing w:after="40"/>
+            </w:pPr>
+            <w:r/>
+            <w:r>
+              <w:rPr>
+                <w:sz w:val="17"/>
+              </w:rPr>
+            </w:r>
+          </w:p>
+        </w:tc>
+        <w:tc>
+          <w:tcPr>
+            <w:tcW w:type="dxa" w:w="1080"/>
+          </w:tcPr>
+          <w:p>
+            <w:pPr>
+              <w:spacing w:after="40"/>
+            </w:pPr>
+            <w:r/>
+            <w:r>
+              <w:rPr>
+                <w:sz w:val="17"/>
+              </w:rPr>
+            </w:r>
+          </w:p>
+        </w:tc>
+      </w:tr>
+    </w:tbl>
+    <w:p/>
+    <w:p>
+      <w:pPr>
+        <w:pStyle w:val="Heading2"/>
+      </w:pPr>
+      <w:r>
+        <w:t>Approach C — 4 tool slots</w:t>
+      </w:r>
+    </w:p>
+    <w:tbl>
+      <w:tblPr>
+        <w:tblStyle w:val="LightGrid-Accent1"/>
+        <w:tblW w:type="auto" w:w="0"/>
+        <w:tblLook w:firstColumn="1" w:firstRow="1" w:lastColumn="0" w:lastRow="0" w:noHBand="0" w:noVBand="1" w:val="04A0"/>
+      </w:tblPr>
+      <w:tblGrid>
+        <w:gridCol w:w="2412"/>
+        <w:gridCol w:w="2412"/>
+        <w:gridCol w:w="2412"/>
+        <w:gridCol w:w="2412"/>
+      </w:tblGrid>
+      <w:tr>
+        <w:tc>
+          <w:tcPr>
+            <w:tcW w:type="dxa" w:w="1656"/>
+          </w:tcPr>
+          <w:p>
+            <w:r/>
+            <w:r>
+              <w:rPr>
+                <w:b/>
+                <w:sz w:val="17"/>
+              </w:rPr>
+              <w:t>Agent</w:t>
+            </w:r>
+          </w:p>
+        </w:tc>
+        <w:tc>
+          <w:tcPr>
+            <w:tcW w:type="dxa" w:w="2952"/>
+          </w:tcPr>
+          <w:p>
+            <w:r/>
+            <w:r>
+              <w:rPr>
+                <w:b/>
+                <w:sz w:val="17"/>
+              </w:rPr>
+              <w:t>Tool it holds</w:t>
+            </w:r>
+          </w:p>
+        </w:tc>
+        <w:tc>
+          <w:tcPr>
+            <w:tcW w:type="dxa" w:w="3456"/>
+          </w:tcPr>
+          <w:p>
+            <w:r/>
+            <w:r>
+              <w:rPr>
+                <w:b/>
+                <w:sz w:val="17"/>
+              </w:rPr>
+              <w:t>What that tool does</w:t>
+            </w:r>
+          </w:p>
+        </w:tc>
+        <w:tc>
+          <w:tcPr>
+            <w:tcW w:type="dxa" w:w="1080"/>
+          </w:tcPr>
+          <w:p>
+            <w:r/>
+            <w:r>
+              <w:rPr>
+                <w:b/>
+                <w:sz w:val="17"/>
+              </w:rPr>
+              <w:t>Steps allowed</w:t>
+            </w:r>
+          </w:p>
+        </w:tc>
+      </w:tr>
+      <w:tr>
+        <w:tc>
+          <w:tcPr>
+            <w:tcW w:type="dxa" w:w="1656"/>
+          </w:tcPr>
+          <w:p>
+            <w:pPr>
+              <w:spacing w:after="40"/>
+            </w:pPr>
+            <w:r/>
+            <w:r>
+              <w:rPr>
+                <w:sz w:val="17"/>
+              </w:rPr>
+              <w:t>Extractor</w:t>
+            </w:r>
+          </w:p>
+        </w:tc>
+        <w:tc>
+          <w:tcPr>
+            <w:tcW w:type="dxa" w:w="2952"/>
+          </w:tcPr>
+          <w:p>
+            <w:pPr>
+              <w:spacing w:after="40"/>
+            </w:pPr>
+            <w:r/>
+            <w:r>
+              <w:rPr>
+                <w:sz w:val="17"/>
+              </w:rPr>
+              <w:t>(none)</w:t>
+            </w:r>
+          </w:p>
+        </w:tc>
+        <w:tc>
+          <w:tcPr>
+            <w:tcW w:type="dxa" w:w="3456"/>
+          </w:tcPr>
+          <w:p>
+            <w:pPr>
+              <w:spacing w:after="40"/>
+            </w:pPr>
+            <w:r/>
+            <w:r>
+              <w:rPr>
+                <w:sz w:val="17"/>
+              </w:rPr>
+              <w:t>—</w:t>
+            </w:r>
+          </w:p>
+        </w:tc>
+        <w:tc>
+          <w:tcPr>
+            <w:tcW w:type="dxa" w:w="1080"/>
+          </w:tcPr>
+          <w:p>
+            <w:pPr>
+              <w:spacing w:after="40"/>
+            </w:pPr>
+            <w:r/>
+            <w:r>
+              <w:rPr>
+                <w:sz w:val="17"/>
+              </w:rPr>
+              <w:t>3</w:t>
+            </w:r>
+          </w:p>
+        </w:tc>
+      </w:tr>
+      <w:tr>
+        <w:tc>
+          <w:tcPr>
+            <w:tcW w:type="dxa" w:w="1656"/>
+          </w:tcPr>
+          <w:p>
+            <w:pPr>
+              <w:spacing w:after="40"/>
+            </w:pPr>
+            <w:r/>
+            <w:r>
+              <w:rPr>
+                <w:sz w:val="17"/>
+              </w:rPr>
+              <w:t>Flight agent</w:t>
+            </w:r>
+          </w:p>
+        </w:tc>
+        <w:tc>
+          <w:tcPr>
+            <w:tcW w:type="dxa" w:w="2952"/>
+          </w:tcPr>
+          <w:p>
+            <w:pPr>
+              <w:spacing w:after="40"/>
+            </w:pPr>
+            <w:r/>
+            <w:r>
+              <w:rPr>
+                <w:sz w:val="17"/>
+              </w:rPr>
+              <w:t>distilled_search_flights</w:t>
+            </w:r>
+          </w:p>
+        </w:tc>
+        <w:tc>
+          <w:tcPr>
+            <w:tcW w:type="dxa" w:w="3456"/>
+          </w:tcPr>
+          <w:p>
+            <w:pPr>
+              <w:spacing w:after="40"/>
+            </w:pPr>
+            <w:r/>
+            <w:r>
+              <w:rPr>
+                <w:sz w:val="17"/>
+              </w:rPr>
+              <w:t>Finds flights, returns only the cheapest few</w:t>
+            </w:r>
+          </w:p>
+        </w:tc>
+        <w:tc>
+          <w:tcPr>
+            <w:tcW w:type="dxa" w:w="1080"/>
+          </w:tcPr>
+          <w:p>
+            <w:pPr>
+              <w:spacing w:after="40"/>
+            </w:pPr>
+            <w:r/>
+            <w:r>
+              <w:rPr>
+                <w:sz w:val="17"/>
+              </w:rPr>
+              <w:t>3</w:t>
+            </w:r>
+          </w:p>
+        </w:tc>
+      </w:tr>
+      <w:tr>
+        <w:tc>
+          <w:tcPr>
+            <w:tcW w:type="dxa" w:w="1656"/>
+          </w:tcPr>
+          <w:p>
+            <w:pPr>
+              <w:spacing w:after="40"/>
+            </w:pPr>
+            <w:r/>
+            <w:r>
+              <w:rPr>
+                <w:sz w:val="17"/>
+              </w:rPr>
+              <w:t>Hotel agent</w:t>
+            </w:r>
+          </w:p>
+        </w:tc>
+        <w:tc>
+          <w:tcPr>
+            <w:tcW w:type="dxa" w:w="2952"/>
+          </w:tcPr>
+          <w:p>
+            <w:pPr>
+              <w:spacing w:after="40"/>
+            </w:pPr>
+            <w:r/>
+            <w:r>
+              <w:rPr>
+                <w:sz w:val="17"/>
+              </w:rPr>
+              <w:t>distilled_search_hotels</w:t>
+            </w:r>
+          </w:p>
+        </w:tc>
+        <w:tc>
+          <w:tcPr>
+            <w:tcW w:type="dxa" w:w="3456"/>
+          </w:tcPr>
+          <w:p>
+            <w:pPr>
+              <w:spacing w:after="40"/>
+            </w:pPr>
+            <w:r/>
+            <w:r>
+              <w:rPr>
+                <w:sz w:val="17"/>
+              </w:rPr>
+              <w:t>Finds hotels, returns only the best-rated few</w:t>
+            </w:r>
+          </w:p>
+        </w:tc>
+        <w:tc>
+          <w:tcPr>
+            <w:tcW w:type="dxa" w:w="1080"/>
+          </w:tcPr>
+          <w:p>
+            <w:pPr>
+              <w:spacing w:after="40"/>
+            </w:pPr>
+            <w:r/>
+            <w:r>
+              <w:rPr>
+                <w:sz w:val="17"/>
+              </w:rPr>
+              <w:t>3</w:t>
+            </w:r>
+          </w:p>
+        </w:tc>
+      </w:tr>
+      <w:tr>
+        <w:tc>
+          <w:tcPr>
+            <w:tcW w:type="dxa" w:w="1656"/>
+          </w:tcPr>
+          <w:p>
+            <w:pPr>
+              <w:spacing w:after="40"/>
+            </w:pPr>
+            <w:r/>
+            <w:r>
+              <w:rPr>
+                <w:sz w:val="17"/>
+              </w:rPr>
+              <w:t>Attraction agent</w:t>
+            </w:r>
+          </w:p>
+        </w:tc>
+        <w:tc>
+          <w:tcPr>
+            <w:tcW w:type="dxa" w:w="2952"/>
+          </w:tcPr>
+          <w:p>
+            <w:pPr>
+              <w:spacing w:after="40"/>
+            </w:pPr>
+            <w:r/>
+            <w:r>
+              <w:rPr>
+                <w:sz w:val="17"/>
+              </w:rPr>
+              <w:t>distilled_search_attractions</w:t>
+            </w:r>
+          </w:p>
+        </w:tc>
+        <w:tc>
+          <w:tcPr>
+            <w:tcW w:type="dxa" w:w="3456"/>
+          </w:tcPr>
+          <w:p>
+            <w:pPr>
+              <w:spacing w:after="40"/>
+            </w:pPr>
+            <w:r/>
+            <w:r>
+              <w:rPr>
+                <w:sz w:val="17"/>
+              </w:rPr>
+              <w:t>Finds places to visit, top few only</w:t>
+            </w:r>
+          </w:p>
+        </w:tc>
+        <w:tc>
+          <w:tcPr>
+            <w:tcW w:type="dxa" w:w="1080"/>
+          </w:tcPr>
+          <w:p>
+            <w:pPr>
+              <w:spacing w:after="40"/>
+            </w:pPr>
+            <w:r/>
+            <w:r>
+              <w:rPr>
+                <w:sz w:val="17"/>
+              </w:rPr>
+              <w:t>3</w:t>
+            </w:r>
+          </w:p>
+        </w:tc>
+      </w:tr>
+      <w:tr>
+        <w:tc>
+          <w:tcPr>
+            <w:tcW w:type="dxa" w:w="1656"/>
+          </w:tcPr>
+          <w:p>
+            <w:pPr>
+              <w:spacing w:after="40"/>
+            </w:pPr>
+            <w:r/>
+            <w:r>
+              <w:rPr>
+                <w:sz w:val="17"/>
+              </w:rPr>
+            </w:r>
+          </w:p>
+        </w:tc>
+        <w:tc>
+          <w:tcPr>
+            <w:tcW w:type="dxa" w:w="2952"/>
+          </w:tcPr>
+          <w:p>
+            <w:pPr>
+              <w:spacing w:after="40"/>
+            </w:pPr>
+            <w:r/>
+            <w:r>
+              <w:rPr>
+                <w:sz w:val="17"/>
+              </w:rPr>
+              <w:t>distilled_search_restaurants</w:t>
+            </w:r>
+          </w:p>
+        </w:tc>
+        <w:tc>
+          <w:tcPr>
+            <w:tcW w:type="dxa" w:w="3456"/>
+          </w:tcPr>
+          <w:p>
+            <w:pPr>
+              <w:spacing w:after="40"/>
+            </w:pPr>
+            <w:r/>
+            <w:r>
+              <w:rPr>
+                <w:sz w:val="17"/>
+              </w:rPr>
+              <w:t>Finds places to eat, top few only</w:t>
+            </w:r>
+          </w:p>
+        </w:tc>
+        <w:tc>
+          <w:tcPr>
+            <w:tcW w:type="dxa" w:w="1080"/>
+          </w:tcPr>
+          <w:p>
+            <w:pPr>
+              <w:spacing w:after="40"/>
+            </w:pPr>
+            <w:r/>
+            <w:r>
+              <w:rPr>
+                <w:sz w:val="17"/>
+              </w:rPr>
+            </w:r>
+          </w:p>
+        </w:tc>
+      </w:tr>
+      <w:tr>
+        <w:tc>
+          <w:tcPr>
+            <w:tcW w:type="dxa" w:w="1656"/>
+          </w:tcPr>
+          <w:p>
+            <w:pPr>
+              <w:spacing w:after="40"/>
+            </w:pPr>
+            <w:r/>
+            <w:r>
+              <w:rPr>
+                <w:sz w:val="17"/>
+              </w:rPr>
+              <w:t>Coordinator</w:t>
+            </w:r>
+          </w:p>
+        </w:tc>
+        <w:tc>
+          <w:tcPr>
+            <w:tcW w:type="dxa" w:w="2952"/>
+          </w:tcPr>
+          <w:p>
+            <w:pPr>
+              <w:spacing w:after="40"/>
+            </w:pPr>
+            <w:r/>
+            <w:r>
+              <w:rPr>
+                <w:sz w:val="17"/>
+              </w:rPr>
+              <w:t>(none)</w:t>
+            </w:r>
+          </w:p>
+        </w:tc>
+        <w:tc>
+          <w:tcPr>
+            <w:tcW w:type="dxa" w:w="3456"/>
+          </w:tcPr>
+          <w:p>
+            <w:pPr>
+              <w:spacing w:after="40"/>
+            </w:pPr>
+            <w:r/>
+            <w:r>
+              <w:rPr>
+                <w:sz w:val="17"/>
+              </w:rPr>
+              <w:t>—</w:t>
+            </w:r>
+          </w:p>
+        </w:tc>
+        <w:tc>
+          <w:tcPr>
+            <w:tcW w:type="dxa" w:w="1080"/>
+          </w:tcPr>
+          <w:p>
+            <w:pPr>
+              <w:spacing w:after="40"/>
+            </w:pPr>
+            <w:r/>
+            <w:r>
+              <w:rPr>
+                <w:sz w:val="17"/>
+              </w:rPr>
+              <w:t>3</w:t>
+            </w:r>
+          </w:p>
+        </w:tc>
+      </w:tr>
+      <w:tr>
+        <w:tc>
+          <w:tcPr>
+            <w:tcW w:type="dxa" w:w="1656"/>
+          </w:tcPr>
+          <w:p>
+            <w:pPr>
+              <w:spacing w:after="40"/>
+            </w:pPr>
+            <w:r/>
+            <w:r>
+              <w:rPr>
+                <w:sz w:val="17"/>
+              </w:rPr>
+              <w:t>TOTAL</w:t>
+            </w:r>
+          </w:p>
+        </w:tc>
+        <w:tc>
+          <w:tcPr>
+            <w:tcW w:type="dxa" w:w="2952"/>
+          </w:tcPr>
+          <w:p>
+            <w:pPr>
+              <w:spacing w:after="40"/>
+            </w:pPr>
+            <w:r/>
+            <w:r>
+              <w:rPr>
+                <w:sz w:val="17"/>
+              </w:rPr>
+              <w:t>4 tool slots</w:t>
+            </w:r>
+          </w:p>
+        </w:tc>
+        <w:tc>
+          <w:tcPr>
+            <w:tcW w:type="dxa" w:w="3456"/>
+          </w:tcPr>
+          <w:p>
+            <w:pPr>
+              <w:spacing w:after="40"/>
+            </w:pPr>
+            <w:r/>
+            <w:r>
+              <w:rPr>
+                <w:sz w:val="17"/>
+              </w:rPr>
+            </w:r>
+          </w:p>
+        </w:tc>
+        <w:tc>
+          <w:tcPr>
+            <w:tcW w:type="dxa" w:w="1080"/>
+          </w:tcPr>
+          <w:p>
+            <w:pPr>
+              <w:spacing w:after="40"/>
+            </w:pPr>
+            <w:r/>
+            <w:r>
+              <w:rPr>
+                <w:sz w:val="17"/>
+              </w:rPr>
+            </w:r>
+          </w:p>
+        </w:tc>
+      </w:tr>
+    </w:tbl>
+    <w:p/>
+    <w:p>
+      <w:pPr>
+        <w:pStyle w:val="Heading2"/>
+      </w:pPr>
+      <w:r>
+        <w:t>What the tool lists show</w:t>
+      </w:r>
+    </w:p>
+    <w:p>
+      <w:pPr>
+        <w:pStyle w:val="ListBullet"/>
+      </w:pPr>
+      <w:r>
+        <w:t>search_internet and calculate are held by ALL FOUR of approach B's agents. That is 8 of its 20 slots spent on two tools, and both descriptions are re-sent by every agent on every step.</w:t>
+      </w:r>
+    </w:p>
+    <w:p>
+      <w:pPr>
+        <w:pStyle w:val="ListBullet"/>
+      </w:pPr>
+      <w:r>
+        <w:t>Approach B's hotel agent has two tools that do one job in two steps — look up the city's ID code, then search with it — when search_hotels_comprehensive already does both in one call. So the agent can spend a whole AI request choosing the slow route.</w:t>
+      </w:r>
+    </w:p>
+    <w:p>
+      <w:pPr>
+        <w:pStyle w:val="ListBullet"/>
+      </w:pPr>
+      <w:r>
+        <w:t>Approach B's hotel agent also holds get_attractions_near_hotel, which is the attraction agent's job. It can wander off instead of finishing.</w:t>
+      </w:r>
+    </w:p>
+    <w:p>
+      <w:pPr>
+        <w:pStyle w:val="ListBullet"/>
+      </w:pPr>
+      <w:r>
+        <w:t>Approach B's coordinator holds four search tools, although its job is only to write the plan from what the others already found. It can search all over again.</w:t>
+      </w:r>
+    </w:p>
+    <w:p>
+      <w:pPr>
+        <w:pStyle w:val="ListBullet"/>
+      </w:pPr>
+      <w:r>
+        <w:t>Approach C removes all of that. One tool per specialist, none for the coordinator, and each tool returns the best few options instead of the full reply. Nothing the system needs was lost.</w:t>
+      </w:r>
+    </w:p>
+    <w:p>
+      <w:pPr>
+        <w:pStyle w:val="Heading2"/>
+      </w:pPr>
+      <w:r>
+        <w:t>How a tool call actually travels — and whether the MCP server is used</w:t>
+      </w:r>
+    </w:p>
+    <w:p>
+      <w:r>
+        <w:t>This is worth being exact about, because "we built a tool server" and "the system calls it over the protocol" are different claims, and only the first is true of every approach.</w:t>
+      </w:r>
+    </w:p>
+    <w:tbl>
+      <w:tblPr>
+        <w:tblStyle w:val="LightGrid-Accent1"/>
+        <w:tblW w:type="auto" w:w="0"/>
+        <w:tblLook w:firstColumn="1" w:firstRow="1" w:lastColumn="0" w:lastRow="0" w:noHBand="0" w:noVBand="1" w:val="04A0"/>
+      </w:tblPr>
+      <w:tblGrid>
+        <w:gridCol w:w="4824"/>
+        <w:gridCol w:w="4824"/>
+      </w:tblGrid>
+      <w:tr>
+        <w:tc>
+          <w:tcPr>
+            <w:tcW w:type="dxa" w:w="2160"/>
+          </w:tcPr>
+          <w:p>
+            <w:r/>
+            <w:r>
+              <w:rPr>
+                <w:b/>
+                <w:sz w:val="19"/>
+              </w:rPr>
+              <w:t>Approach</w:t>
+            </w:r>
+          </w:p>
+        </w:tc>
+        <w:tc>
+          <w:tcPr>
+            <w:tcW w:type="dxa" w:w="7056"/>
+          </w:tcPr>
+          <w:p>
+            <w:r/>
+            <w:r>
+              <w:rPr>
+                <w:b/>
+                <w:sz w:val="19"/>
+              </w:rPr>
+              <w:t>How it reaches a tool</w:t>
+            </w:r>
+          </w:p>
+        </w:tc>
+      </w:tr>
+      <w:tr>
+        <w:tc>
+          <w:tcPr>
+            <w:tcW w:type="dxa" w:w="2160"/>
+          </w:tcPr>
+          <w:p>
+            <w:pPr>
+              <w:spacing w:after="40"/>
+            </w:pPr>
+            <w:r/>
+            <w:r>
+              <w:rPr>
+                <w:sz w:val="19"/>
+              </w:rPr>
+              <w:t>A — single AI</w:t>
+            </w:r>
+          </w:p>
+        </w:tc>
+        <w:tc>
+          <w:tcPr>
+            <w:tcW w:type="dxa" w:w="7056"/>
+          </w:tcPr>
+          <w:p>
+            <w:pPr>
+              <w:spacing w:after="40"/>
+            </w:pPr>
+            <w:r/>
+            <w:r>
+              <w:rPr>
+                <w:sz w:val="19"/>
+              </w:rPr>
+              <w:t>No tools at all. It calls nothing.</w:t>
+            </w:r>
+          </w:p>
+        </w:tc>
+      </w:tr>
+      <w:tr>
+        <w:tc>
+          <w:tcPr>
+            <w:tcW w:type="dxa" w:w="2160"/>
+          </w:tcPr>
+          <w:p>
+            <w:pPr>
+              <w:spacing w:after="40"/>
+            </w:pPr>
+            <w:r/>
+            <w:r>
+              <w:rPr>
+                <w:sz w:val="19"/>
+              </w:rPr>
+              <w:t>B — six agents, naive</w:t>
+            </w:r>
+          </w:p>
+        </w:tc>
+        <w:tc>
+          <w:tcPr>
+            <w:tcW w:type="dxa" w:w="7056"/>
+          </w:tcPr>
+          <w:p>
+            <w:pPr>
+              <w:spacing w:after="40"/>
+            </w:pPr>
+            <w:r/>
+            <w:r>
+              <w:rPr>
+                <w:sz w:val="19"/>
+              </w:rPr>
+              <w:t>Through the MCP SERVER over JSON-RPC. The server runs as a separate program and validates every input against the tool's declared schema. This is the only approach that exercises the protocol.</w:t>
+            </w:r>
+          </w:p>
+        </w:tc>
+      </w:tr>
+      <w:tr>
+        <w:tc>
+          <w:tcPr>
+            <w:tcW w:type="dxa" w:w="2160"/>
+          </w:tcPr>
+          <w:p>
+            <w:pPr>
+              <w:spacing w:after="40"/>
+            </w:pPr>
+            <w:r/>
+            <w:r>
+              <w:rPr>
+                <w:sz w:val="19"/>
+              </w:rPr>
+              <w:t>C — six agents, tuned</w:t>
+            </w:r>
+          </w:p>
+        </w:tc>
+        <w:tc>
+          <w:tcPr>
+            <w:tcW w:type="dxa" w:w="7056"/>
+          </w:tcPr>
+          <w:p>
+            <w:pPr>
+              <w:spacing w:after="40"/>
+            </w:pPr>
+            <w:r/>
+            <w:r>
+              <w:rPr>
+                <w:sz w:val="19"/>
+              </w:rPr>
+              <w:t>Imports the server's own tool functions and calls them in-process. Same functions, same APIs, same data — no separate program, no JSON-RPC.</w:t>
+            </w:r>
+          </w:p>
+        </w:tc>
+      </w:tr>
+      <w:tr>
+        <w:tc>
+          <w:tcPr>
+            <w:tcW w:type="dxa" w:w="2160"/>
+          </w:tcPr>
+          <w:p>
+            <w:pPr>
+              <w:spacing w:after="40"/>
+            </w:pPr>
+            <w:r/>
+            <w:r>
+              <w:rPr>
+                <w:sz w:val="19"/>
+              </w:rPr>
+              <w:t>D — three agents (ships)</w:t>
+            </w:r>
+          </w:p>
+        </w:tc>
+        <w:tc>
+          <w:tcPr>
+            <w:tcW w:type="dxa" w:w="7056"/>
+          </w:tcPr>
+          <w:p>
+            <w:pPr>
+              <w:spacing w:after="40"/>
+            </w:pPr>
+            <w:r/>
+            <w:r>
+              <w:rPr>
+                <w:sz w:val="19"/>
+              </w:rPr>
+              <w:t>The same in-process calls, made by plain Python instead of by an agent.</w:t>
+            </w:r>
+          </w:p>
+        </w:tc>
+      </w:tr>
+    </w:tbl>
+    <w:p/>
+    <w:p>
+      <w:r>
+        <w:t>So the honest answer to "does the shipped system use the MCP server?" is: it calls the same twelve tool functions the server exposes, but in-process rather than over the protocol. The JSON-RPC transport is genuinely exercised — by approach B, and by the conformance audit that tests the server's twelve declared schemas against their implementations. Section 4 of the dissertation states this, and Section 7.2 assesses what it means for the objective the server was built to satisfy.</w:t>
+      </w:r>
+    </w:p>
+    <w:p>
+      <w:pPr>
+        <w:pStyle w:val="Heading2"/>
+      </w:pPr>
+      <w:r>
+        <w:t>The same tool call, drawn both ways</w:t>
+      </w:r>
+    </w:p>
+    <w:p>
+      <w:pPr>
+        <w:spacing w:after="160"/>
+        <w:ind w:left="288"/>
+      </w:pPr>
+      <w:r>
+        <w:rPr>
+          <w:rFonts w:ascii="Consolas" w:hAnsi="Consolas"/>
+          <w:sz w:val="18"/>
+        </w:rPr>
+        <w:t xml:space="preserve">  APPROACH B  --  goes through the MCP server over JSON-RPC</w:t>
+        <w:br/>
+        <w:br/>
+        <w:t xml:space="preserve">  [ hotel agent ]</w:t>
+        <w:br/>
+        <w:t xml:space="preserve">        |  "call search_hotel_destination"</w:t>
+        <w:br/>
+        <w:t xml:space="preserve">        v</w:t>
+        <w:br/>
+        <w:t xml:space="preserve">  [ tool wrapper ]  trip_planner/tools/agent_tools.py</w:t>
+        <w:br/>
+        <w:t xml:space="preserve">        |</w:t>
+        <w:br/>
+        <w:t xml:space="preserve">        v</w:t>
+        <w:br/>
+        <w:t xml:space="preserve">  [ MCP client ]  starts the server as a SEPARATE PROGRAM</w:t>
+        <w:br/>
+        <w:t xml:space="preserve">        |</w:t>
+        <w:br/>
+        <w:t xml:space="preserve">        |  ==== JSON-RPC down a pipe ====</w:t>
+        <w:br/>
+        <w:t xml:space="preserve">        v</w:t>
+        <w:br/>
+        <w:t xml:space="preserve">  [ MCP SERVER ]  a separate process holding 12 tools</w:t>
+        <w:br/>
+        <w:t xml:space="preserve">        |         checks the input against the tool's declared schema</w:t>
+        <w:br/>
+        <w:t xml:space="preserve">        v</w:t>
+        <w:br/>
+        <w:t xml:space="preserve">  [ Booking.com / fly-scraper ]  the real API</w:t>
+        <w:br/>
+        <w:t xml:space="preserve">        |</w:t>
+        <w:br/>
+        <w:t xml:space="preserve">        v</w:t>
+        <w:br/>
+        <w:t xml:space="preserve">  [ recorded-response cache ]  saves it, or replays a saved one</w:t>
+        <w:br/>
+        <w:t xml:space="preserve">        |</w:t>
+        <w:br/>
+        <w:t xml:space="preserve">        |  ==== JSON-RPC back up the pipe ====</w:t>
+        <w:br/>
+        <w:t xml:space="preserve">        v</w:t>
+        <w:br/>
+        <w:t xml:space="preserve">  the FULL reply (about 12,000 characters) goes to the AI</w:t>
+      </w:r>
+    </w:p>
+    <w:p>
+      <w:pPr>
+        <w:spacing w:after="160"/>
+        <w:ind w:left="288"/>
+      </w:pPr>
+      <w:r>
+        <w:rPr>
+          <w:rFonts w:ascii="Consolas" w:hAnsi="Consolas"/>
+          <w:sz w:val="18"/>
+        </w:rPr>
+        <w:t xml:space="preserve">  APPROACH C  --  calls the same functions directly, no pipe</w:t>
+        <w:br/>
+        <w:br/>
+        <w:t xml:space="preserve">  [ hotel agent ]</w:t>
+        <w:br/>
+        <w:t xml:space="preserve">        |  "call find_hotels"</w:t>
+        <w:br/>
+        <w:t xml:space="preserve">        v</w:t>
+        <w:br/>
+        <w:t xml:space="preserve">  [ distilled tool ]  evaluation/distilled_tools.py</w:t>
+        <w:br/>
+        <w:t xml:space="preserve">        |</w:t>
+        <w:br/>
+        <w:t xml:space="preserve">        |  imports the server's own function and calls it here.</w:t>
+        <w:br/>
+        <w:t xml:space="preserve">        |  No separate program. No JSON-RPC.</w:t>
+        <w:br/>
+        <w:t xml:space="preserve">        v</w:t>
+        <w:br/>
+        <w:t xml:space="preserve">  [ the same server function ]  search_hotels_comprehensive</w:t>
+        <w:br/>
+        <w:t xml:space="preserve">        |</w:t>
+        <w:br/>
+        <w:t xml:space="preserve">        v</w:t>
+        <w:br/>
+        <w:t xml:space="preserve">  [ Booking.com / fly-scraper ]  the same real API</w:t>
+        <w:br/>
+        <w:t xml:space="preserve">        |</w:t>
+        <w:br/>
+        <w:t xml:space="preserve">        v</w:t>
+        <w:br/>
+        <w:t xml:space="preserve">  [ recorded-response cache ]  the same cache</w:t>
+        <w:br/>
+        <w:t xml:space="preserve">        |</w:t>
+        <w:br/>
+        <w:t xml:space="preserve">        v</w:t>
+        <w:br/>
+        <w:t xml:space="preserve">  [ TRIM to the best 3 ]  &lt;-- this is the change that matters</w:t>
+        <w:br/>
+        <w:t xml:space="preserve">        |</w:t>
+        <w:br/>
+        <w:t xml:space="preserve">        v</w:t>
+        <w:br/>
+        <w:t xml:space="preserve">  3 short lines go to the AI</w:t>
+      </w:r>
+    </w:p>
+    <w:p>
+      <w:pPr>
+        <w:pStyle w:val="Heading2"/>
+      </w:pPr>
+      <w:r>
+        <w:t>The hotel agent, step by step</w:t>
+      </w:r>
+    </w:p>
+    <w:p>
+      <w:r>
+        <w:t>The same job in both: find a hotel in Istanbul, 15 to 19 August, about $80 a night.</w:t>
+      </w:r>
+    </w:p>
+    <w:tbl>
+      <w:tblPr>
+        <w:tblStyle w:val="LightGrid-Accent1"/>
+        <w:tblW w:type="auto" w:w="0"/>
+        <w:tblLook w:firstColumn="1" w:firstRow="1" w:lastColumn="0" w:lastRow="0" w:noHBand="0" w:noVBand="1" w:val="04A0"/>
+      </w:tblPr>
+      <w:tblGrid>
+        <w:gridCol w:w="3216"/>
+        <w:gridCol w:w="3216"/>
+        <w:gridCol w:w="3216"/>
+      </w:tblGrid>
+      <w:tr>
+        <w:tc>
+          <w:tcPr>
+            <w:tcW w:type="dxa" w:w="648"/>
+          </w:tcPr>
+          <w:p>
+            <w:r/>
+            <w:r>
+              <w:rPr>
+                <w:b/>
+                <w:sz w:val="17"/>
+              </w:rPr>
+              <w:t>Step</w:t>
+            </w:r>
+          </w:p>
+        </w:tc>
+        <w:tc>
+          <w:tcPr>
+            <w:tcW w:type="dxa" w:w="4248"/>
+          </w:tcPr>
+          <w:p>
+            <w:r/>
+            <w:r>
+              <w:rPr>
+                <w:b/>
+                <w:sz w:val="17"/>
+              </w:rPr>
+              <w:t>Approach B</w:t>
+            </w:r>
+          </w:p>
+        </w:tc>
+        <w:tc>
+          <w:tcPr>
+            <w:tcW w:type="dxa" w:w="4248"/>
+          </w:tcPr>
+          <w:p>
+            <w:r/>
+            <w:r>
+              <w:rPr>
+                <w:b/>
+                <w:sz w:val="17"/>
+              </w:rPr>
+              <w:t>Approach C</w:t>
+            </w:r>
+          </w:p>
+        </w:tc>
+      </w:tr>
+      <w:tr>
+        <w:tc>
+          <w:tcPr>
+            <w:tcW w:type="dxa" w:w="648"/>
+          </w:tcPr>
+          <w:p>
+            <w:pPr>
+              <w:spacing w:after="40"/>
+            </w:pPr>
+            <w:r/>
+            <w:r>
+              <w:rPr>
+                <w:sz w:val="17"/>
+              </w:rPr>
+              <w:t>1</w:t>
+            </w:r>
+          </w:p>
+        </w:tc>
+        <w:tc>
+          <w:tcPr>
+            <w:tcW w:type="dxa" w:w="4248"/>
+          </w:tcPr>
+          <w:p>
+            <w:pPr>
+              <w:spacing w:after="40"/>
+            </w:pPr>
+            <w:r/>
+            <w:r>
+              <w:rPr>
+                <w:sz w:val="17"/>
+              </w:rPr>
+              <w:t>Sent to the AI: the request plus all EIGHT tool descriptions in full. The AI replies: 'look up Istanbul's ID code.' (one AI call)</w:t>
+            </w:r>
+          </w:p>
+        </w:tc>
+        <w:tc>
+          <w:tcPr>
+            <w:tcW w:type="dxa" w:w="4248"/>
+          </w:tcPr>
+          <w:p>
+            <w:pPr>
+              <w:spacing w:after="40"/>
+            </w:pPr>
+            <w:r/>
+            <w:r>
+              <w:rPr>
+                <w:sz w:val="17"/>
+              </w:rPr>
+              <w:t>Sent to the AI: the request plus ONE short tool description. The AI replies: 'find_hotels(Istanbul, 15 Aug, 19 Aug, 80).' (one AI call)</w:t>
+            </w:r>
+          </w:p>
+        </w:tc>
+      </w:tr>
+      <w:tr>
+        <w:tc>
+          <w:tcPr>
+            <w:tcW w:type="dxa" w:w="648"/>
+          </w:tcPr>
+          <w:p>
+            <w:pPr>
+              <w:spacing w:after="40"/>
+            </w:pPr>
+            <w:r/>
+            <w:r>
+              <w:rPr>
+                <w:sz w:val="17"/>
+              </w:rPr>
+              <w:t>2</w:t>
+            </w:r>
+          </w:p>
+        </w:tc>
+        <w:tc>
+          <w:tcPr>
+            <w:tcW w:type="dxa" w:w="4248"/>
+          </w:tcPr>
+          <w:p>
+            <w:pPr>
+              <w:spacing w:after="40"/>
+            </w:pPr>
+            <w:r/>
+            <w:r>
+              <w:rPr>
+                <w:sz w:val="17"/>
+              </w:rPr>
+              <w:t>The tool runs, through the MCP server over JSON-RPC, and returns the ID code.</w:t>
+            </w:r>
+          </w:p>
+        </w:tc>
+        <w:tc>
+          <w:tcPr>
+            <w:tcW w:type="dxa" w:w="4248"/>
+          </w:tcPr>
+          <w:p>
+            <w:pPr>
+              <w:spacing w:after="40"/>
+            </w:pPr>
+            <w:r/>
+            <w:r>
+              <w:rPr>
+                <w:sz w:val="17"/>
+              </w:rPr>
+              <w:t>The tool runs, calling the function directly, and returns the full reply — which is then TRIMMED to the best three hotels.</w:t>
+            </w:r>
+          </w:p>
+        </w:tc>
+      </w:tr>
+      <w:tr>
+        <w:tc>
+          <w:tcPr>
+            <w:tcW w:type="dxa" w:w="648"/>
+          </w:tcPr>
+          <w:p>
+            <w:pPr>
+              <w:spacing w:after="40"/>
+            </w:pPr>
+            <w:r/>
+            <w:r>
+              <w:rPr>
+                <w:sz w:val="17"/>
+              </w:rPr>
+              <w:t>3</w:t>
+            </w:r>
+          </w:p>
+        </w:tc>
+        <w:tc>
+          <w:tcPr>
+            <w:tcW w:type="dxa" w:w="4248"/>
+          </w:tcPr>
+          <w:p>
+            <w:pPr>
+              <w:spacing w:after="40"/>
+            </w:pPr>
+            <w:r/>
+            <w:r>
+              <w:rPr>
+                <w:sz w:val="17"/>
+              </w:rPr>
+              <w:t>The AI has forgotten everything, so all eight descriptions are sent AGAIN, plus the conversation so far. The AI replies: 'now search hotels.' (another AI call)</w:t>
+            </w:r>
+          </w:p>
+        </w:tc>
+        <w:tc>
+          <w:tcPr>
+            <w:tcW w:type="dxa" w:w="4248"/>
+          </w:tcPr>
+          <w:p>
+            <w:pPr>
+              <w:spacing w:after="40"/>
+            </w:pPr>
+            <w:r/>
+            <w:r>
+              <w:rPr>
+                <w:sz w:val="17"/>
+              </w:rPr>
+              <w:t>Sent: the request, the one description, and three short lines. The AI replies: 'Theodora Pension. Done.' (another AI call)</w:t>
+            </w:r>
+          </w:p>
+        </w:tc>
+      </w:tr>
+      <w:tr>
+        <w:tc>
+          <w:tcPr>
+            <w:tcW w:type="dxa" w:w="648"/>
+          </w:tcPr>
+          <w:p>
+            <w:pPr>
+              <w:spacing w:after="40"/>
+            </w:pPr>
+            <w:r/>
+            <w:r>
+              <w:rPr>
+                <w:sz w:val="17"/>
+              </w:rPr>
+              <w:t>4</w:t>
+            </w:r>
+          </w:p>
+        </w:tc>
+        <w:tc>
+          <w:tcPr>
+            <w:tcW w:type="dxa" w:w="4248"/>
+          </w:tcPr>
+          <w:p>
+            <w:pPr>
+              <w:spacing w:after="40"/>
+            </w:pPr>
+            <w:r/>
+            <w:r>
+              <w:rPr>
+                <w:sz w:val="17"/>
+              </w:rPr>
+              <w:t>The tool runs again and returns about 12,000 characters of hotel data.</w:t>
+            </w:r>
+          </w:p>
+        </w:tc>
+        <w:tc>
+          <w:tcPr>
+            <w:tcW w:type="dxa" w:w="4248"/>
+          </w:tcPr>
+          <w:p>
+            <w:pPr>
+              <w:spacing w:after="40"/>
+            </w:pPr>
+            <w:r/>
+            <w:r>
+              <w:rPr>
+                <w:sz w:val="17"/>
+              </w:rPr>
+              <w:t>FINISHED — two AI calls.</w:t>
+            </w:r>
+          </w:p>
+        </w:tc>
+      </w:tr>
+      <w:tr>
+        <w:tc>
+          <w:tcPr>
+            <w:tcW w:type="dxa" w:w="648"/>
+          </w:tcPr>
+          <w:p>
+            <w:pPr>
+              <w:spacing w:after="40"/>
+            </w:pPr>
+            <w:r/>
+            <w:r>
+              <w:rPr>
+                <w:sz w:val="17"/>
+              </w:rPr>
+              <w:t>5</w:t>
+            </w:r>
+          </w:p>
+        </w:tc>
+        <w:tc>
+          <w:tcPr>
+            <w:tcW w:type="dxa" w:w="4248"/>
+          </w:tcPr>
+          <w:p>
+            <w:pPr>
+              <w:spacing w:after="40"/>
+            </w:pPr>
+            <w:r/>
+            <w:r>
+              <w:rPr>
+                <w:sz w:val="17"/>
+              </w:rPr>
+              <w:t>All eight descriptions are sent a THIRD time, plus the whole conversation, plus all 12,000 characters for the AI to read. This can keep looping, up to ten steps.</w:t>
+            </w:r>
+          </w:p>
+        </w:tc>
+        <w:tc>
+          <w:tcPr>
+            <w:tcW w:type="dxa" w:w="4248"/>
+          </w:tcPr>
+          <w:p>
+            <w:pPr>
+              <w:spacing w:after="40"/>
+            </w:pPr>
+            <w:r/>
+            <w:r>
+              <w:rPr>
+                <w:sz w:val="17"/>
+              </w:rPr>
+              <w:t>—</w:t>
+            </w:r>
+          </w:p>
+        </w:tc>
+      </w:tr>
+    </w:tbl>
+    <w:p/>
+    <w:p>
+      <w:pPr>
+        <w:pStyle w:val="Heading2"/>
+      </w:pPr>
+      <w:r>
+        <w:t>And they run in a different order</w:t>
+      </w:r>
+    </w:p>
+    <w:p>
+      <w:pPr>
+        <w:spacing w:after="160"/>
+        <w:ind w:left="288"/>
+      </w:pPr>
+      <w:r>
+        <w:rPr>
+          <w:rFonts w:ascii="Consolas" w:hAnsi="Consolas"/>
+          <w:sz w:val="18"/>
+        </w:rPr>
+        <w:t xml:space="preserve">  B:  extractor -&gt; flight -&gt; hotel -&gt; attraction -&gt; coordinator</w:t>
+        <w:br/>
+        <w:t xml:space="preserve">      each one waits for the one before it to finish</w:t>
+        <w:br/>
+        <w:br/>
+        <w:t xml:space="preserve">  C:  extractor -&gt; flight     |</w:t>
+        <w:br/>
+        <w:t xml:space="preserve">                   hotel      |  all three at the same time</w:t>
+        <w:br/>
+        <w:t xml:space="preserve">                   attraction |   -&gt; coordinator</w:t>
+      </w:r>
+    </w:p>
+    <w:p>
+      <w:pPr>
+        <w:pStyle w:val="Heading2"/>
+      </w:pPr>
+      <w:r>
+        <w:t>What changed, and what each change bought</w:t>
+      </w:r>
+    </w:p>
+    <w:tbl>
+      <w:tblPr>
+        <w:tblStyle w:val="LightGrid-Accent1"/>
+        <w:tblW w:type="auto" w:w="0"/>
+        <w:tblLook w:firstColumn="1" w:firstRow="1" w:lastColumn="0" w:lastRow="0" w:noHBand="0" w:noVBand="1" w:val="04A0"/>
+      </w:tblPr>
+      <w:tblGrid>
+        <w:gridCol w:w="2412"/>
+        <w:gridCol w:w="2412"/>
+        <w:gridCol w:w="2412"/>
+        <w:gridCol w:w="2412"/>
+      </w:tblGrid>
+      <w:tr>
+        <w:tc>
+          <w:tcPr>
+            <w:tcW w:type="dxa" w:w="2160"/>
+          </w:tcPr>
+          <w:p>
+            <w:r/>
+            <w:r>
+              <w:rPr>
+                <w:b/>
+                <w:sz w:val="19"/>
+              </w:rPr>
+              <w:t>What changed</w:t>
+            </w:r>
+          </w:p>
+        </w:tc>
+        <w:tc>
+          <w:tcPr>
+            <w:tcW w:type="dxa" w:w="1872"/>
+          </w:tcPr>
+          <w:p>
+            <w:r/>
+            <w:r>
+              <w:rPr>
+                <w:b/>
+                <w:sz w:val="19"/>
+              </w:rPr>
+              <w:t>From</w:t>
+            </w:r>
+          </w:p>
+        </w:tc>
+        <w:tc>
+          <w:tcPr>
+            <w:tcW w:type="dxa" w:w="1872"/>
+          </w:tcPr>
+          <w:p>
+            <w:r/>
+            <w:r>
+              <w:rPr>
+                <w:b/>
+                <w:sz w:val="19"/>
+              </w:rPr>
+              <w:t>To</w:t>
+            </w:r>
+          </w:p>
+        </w:tc>
+        <w:tc>
+          <w:tcPr>
+            <w:tcW w:type="dxa" w:w="3312"/>
+          </w:tcPr>
+          <w:p>
+            <w:r/>
+            <w:r>
+              <w:rPr>
+                <w:b/>
+                <w:sz w:val="19"/>
+              </w:rPr>
+              <w:t>What it fixed</w:t>
+            </w:r>
+          </w:p>
+        </w:tc>
+      </w:tr>
+      <w:tr>
+        <w:tc>
+          <w:tcPr>
+            <w:tcW w:type="dxa" w:w="2160"/>
+          </w:tcPr>
+          <w:p>
+            <w:pPr>
+              <w:spacing w:after="40"/>
+            </w:pPr>
+            <w:r/>
+            <w:r>
+              <w:rPr>
+                <w:sz w:val="19"/>
+              </w:rPr>
+              <w:t>Tools per agent</w:t>
+            </w:r>
+          </w:p>
+        </w:tc>
+        <w:tc>
+          <w:tcPr>
+            <w:tcW w:type="dxa" w:w="1872"/>
+          </w:tcPr>
+          <w:p>
+            <w:pPr>
+              <w:spacing w:after="40"/>
+            </w:pPr>
+            <w:r/>
+            <w:r>
+              <w:rPr>
+                <w:sz w:val="19"/>
+              </w:rPr>
+              <w:t>up to 8</w:t>
+            </w:r>
+          </w:p>
+        </w:tc>
+        <w:tc>
+          <w:tcPr>
+            <w:tcW w:type="dxa" w:w="1872"/>
+          </w:tcPr>
+          <w:p>
+            <w:pPr>
+              <w:spacing w:after="40"/>
+            </w:pPr>
+            <w:r/>
+            <w:r>
+              <w:rPr>
+                <w:sz w:val="19"/>
+              </w:rPr>
+              <w:t>1</w:t>
+            </w:r>
+          </w:p>
+        </w:tc>
+        <w:tc>
+          <w:tcPr>
+            <w:tcW w:type="dxa" w:w="3312"/>
+          </w:tcPr>
+          <w:p>
+            <w:pPr>
+              <w:spacing w:after="40"/>
+            </w:pPr>
+            <w:r/>
+            <w:r>
+              <w:rPr>
+                <w:sz w:val="19"/>
+              </w:rPr>
+              <w:t>Fewer descriptions re-sent every step</w:t>
+            </w:r>
+          </w:p>
+        </w:tc>
+      </w:tr>
+      <w:tr>
+        <w:tc>
+          <w:tcPr>
+            <w:tcW w:type="dxa" w:w="2160"/>
+          </w:tcPr>
+          <w:p>
+            <w:pPr>
+              <w:spacing w:after="40"/>
+            </w:pPr>
+            <w:r/>
+            <w:r>
+              <w:rPr>
+                <w:sz w:val="19"/>
+              </w:rPr>
+              <w:t>Thinking steps allowed</w:t>
+            </w:r>
+          </w:p>
+        </w:tc>
+        <w:tc>
+          <w:tcPr>
+            <w:tcW w:type="dxa" w:w="1872"/>
+          </w:tcPr>
+          <w:p>
+            <w:pPr>
+              <w:spacing w:after="40"/>
+            </w:pPr>
+            <w:r/>
+            <w:r>
+              <w:rPr>
+                <w:sz w:val="19"/>
+              </w:rPr>
+              <w:t>8 to 15</w:t>
+            </w:r>
+          </w:p>
+        </w:tc>
+        <w:tc>
+          <w:tcPr>
+            <w:tcW w:type="dxa" w:w="1872"/>
+          </w:tcPr>
+          <w:p>
+            <w:pPr>
+              <w:spacing w:after="40"/>
+            </w:pPr>
+            <w:r/>
+            <w:r>
+              <w:rPr>
+                <w:sz w:val="19"/>
+              </w:rPr>
+              <w:t>3</w:t>
+            </w:r>
+          </w:p>
+        </w:tc>
+        <w:tc>
+          <w:tcPr>
+            <w:tcW w:type="dxa" w:w="3312"/>
+          </w:tcPr>
+          <w:p>
+            <w:pPr>
+              <w:spacing w:after="40"/>
+            </w:pPr>
+            <w:r/>
+            <w:r>
+              <w:rPr>
+                <w:sz w:val="19"/>
+              </w:rPr>
+              <w:t>Re-sent fewer times</w:t>
+            </w:r>
+          </w:p>
+        </w:tc>
+      </w:tr>
+      <w:tr>
+        <w:tc>
+          <w:tcPr>
+            <w:tcW w:type="dxa" w:w="2160"/>
+          </w:tcPr>
+          <w:p>
+            <w:pPr>
+              <w:spacing w:after="40"/>
+            </w:pPr>
+            <w:r/>
+            <w:r>
+              <w:rPr>
+                <w:sz w:val="19"/>
+              </w:rPr>
+              <w:t>What the AI is shown</w:t>
+            </w:r>
+          </w:p>
+        </w:tc>
+        <w:tc>
+          <w:tcPr>
+            <w:tcW w:type="dxa" w:w="1872"/>
+          </w:tcPr>
+          <w:p>
+            <w:pPr>
+              <w:spacing w:after="40"/>
+            </w:pPr>
+            <w:r/>
+            <w:r>
+              <w:rPr>
+                <w:sz w:val="19"/>
+              </w:rPr>
+              <w:t>the full reply</w:t>
+            </w:r>
+          </w:p>
+        </w:tc>
+        <w:tc>
+          <w:tcPr>
+            <w:tcW w:type="dxa" w:w="1872"/>
+          </w:tcPr>
+          <w:p>
+            <w:pPr>
+              <w:spacing w:after="40"/>
+            </w:pPr>
+            <w:r/>
+            <w:r>
+              <w:rPr>
+                <w:sz w:val="19"/>
+              </w:rPr>
+              <w:t>the best 3 lines</w:t>
+            </w:r>
+          </w:p>
+        </w:tc>
+        <w:tc>
+          <w:tcPr>
+            <w:tcW w:type="dxa" w:w="3312"/>
+          </w:tcPr>
+          <w:p>
+            <w:pPr>
+              <w:spacing w:after="40"/>
+            </w:pPr>
+            <w:r/>
+            <w:r>
+              <w:rPr>
+                <w:sz w:val="19"/>
+              </w:rPr>
+              <w:t>The AI reads far less</w:t>
+            </w:r>
+          </w:p>
+        </w:tc>
+      </w:tr>
+      <w:tr>
+        <w:tc>
+          <w:tcPr>
+            <w:tcW w:type="dxa" w:w="2160"/>
+          </w:tcPr>
+          <w:p>
+            <w:pPr>
+              <w:spacing w:after="40"/>
+            </w:pPr>
+            <w:r/>
+            <w:r>
+              <w:rPr>
+                <w:sz w:val="19"/>
+              </w:rPr>
+              <w:t>When agents run</w:t>
+            </w:r>
+          </w:p>
+        </w:tc>
+        <w:tc>
+          <w:tcPr>
+            <w:tcW w:type="dxa" w:w="1872"/>
+          </w:tcPr>
+          <w:p>
+            <w:pPr>
+              <w:spacing w:after="40"/>
+            </w:pPr>
+            <w:r/>
+            <w:r>
+              <w:rPr>
+                <w:sz w:val="19"/>
+              </w:rPr>
+              <w:t>one after another</w:t>
+            </w:r>
+          </w:p>
+        </w:tc>
+        <w:tc>
+          <w:tcPr>
+            <w:tcW w:type="dxa" w:w="1872"/>
+          </w:tcPr>
+          <w:p>
+            <w:pPr>
+              <w:spacing w:after="40"/>
+            </w:pPr>
+            <w:r/>
+            <w:r>
+              <w:rPr>
+                <w:sz w:val="19"/>
+              </w:rPr>
+              <w:t>all at once</w:t>
+            </w:r>
+          </w:p>
+        </w:tc>
+        <w:tc>
+          <w:tcPr>
+            <w:tcW w:type="dxa" w:w="3312"/>
+          </w:tcPr>
+          <w:p>
+            <w:pPr>
+              <w:spacing w:after="40"/>
+            </w:pPr>
+            <w:r/>
+            <w:r>
+              <w:rPr>
+                <w:sz w:val="19"/>
+              </w:rPr>
+              <w:t>Cuts the clock, not the tokens</w:t>
+            </w:r>
+          </w:p>
+        </w:tc>
+      </w:tr>
+    </w:tbl>
+    <w:p/>
+    <w:p>
+      <w:r>
+        <w:t>The first three cut token use by about 89%. The fourth is why it finished roughly ten times faster. Nothing about the architecture changed — no agent added, no agent removed, no API swapped.</w:t>
+      </w:r>
+    </w:p>
+    <w:p>
+      <w:r>
+        <w:t>And that is what raised the question approach D answers. In step 1 above, approach B spent an entire AI call deciding "look up Istanbul's ID code" — but there was exactly one correct thing to do there. No judgement at all. So why is the AI in the lookup step? It is not, in approach D.</w:t>
+      </w:r>
+    </w:p>
+    <w:p>
+      <w:pPr>
+        <w:pStyle w:val="Heading1"/>
+      </w:pPr>
+      <w:r>
+        <w:t>6. How many calls each approach makes</w:t>
       </w:r>
     </w:p>
     <w:p>
@@ -1310,7 +4625,7 @@
         <w:pStyle w:val="Heading1"/>
       </w:pPr>
       <w:r>
-        <w:t>6. What we found</w:t>
+        <w:t>7. What we found</w:t>
       </w:r>
     </w:p>
     <w:tbl>
@@ -1910,7 +5225,7 @@
         <w:pStyle w:val="Heading1"/>
       </w:pPr>
       <w:r>
-        <w:t>7. Budget validation (the change the supervisor asked for)</w:t>
+        <w:t>8. Budget validation (the change the supervisor asked for)</w:t>
       </w:r>
     </w:p>
     <w:p>
@@ -1969,7 +5284,7 @@
         <w:pStyle w:val="Heading1"/>
       </w:pPr>
       <w:r>
-        <w:t>8. Known issues, stated honestly</w:t>
+        <w:t>9. Known issues, stated honestly</w:t>
       </w:r>
     </w:p>
     <w:p>
@@ -2230,7 +5545,7 @@
               <w:rPr>
                 <w:sz w:val="19"/>
               </w:rPr>
-              <w:t>Handled — see section 11. The old numbers stay valid for the model that produced them.</w:t>
+              <w:t>Handled — see section 12. The old numbers stay valid for the model that produced them.</w:t>
             </w:r>
           </w:p>
         </w:tc>
@@ -2242,7 +5557,7 @@
         <w:pStyle w:val="Heading1"/>
       </w:pPr>
       <w:r>
-        <w:t>9. How to run it</w:t>
+        <w:t>10. How to run it</w:t>
       </w:r>
     </w:p>
     <w:p>
@@ -2820,7 +6135,7 @@
         <w:pStyle w:val="Heading1"/>
       </w:pPr>
       <w:r>
-        <w:t>10. How to show it to the supervisor</w:t>
+        <w:t>11. How to show it to the supervisor</w:t>
       </w:r>
     </w:p>
     <w:p>
@@ -2894,7 +6209,7 @@
         <w:pStyle w:val="Heading1"/>
       </w:pPr>
       <w:r>
-        <w:t>11. About the AI model</w:t>
+        <w:t>12. About the AI model</w:t>
       </w:r>
     </w:p>
     <w:p>
@@ -2917,7 +6232,7 @@
         <w:pStyle w:val="Heading1"/>
       </w:pPr>
       <w:r>
-        <w:t>12. Folder structure</w:t>
+        <w:t>13. Folder structure</w:t>
       </w:r>
     </w:p>
     <w:p>
@@ -3009,7 +6324,7 @@
         <w:pStyle w:val="Heading1"/>
       </w:pPr>
       <w:r>
-        <w:t>13. Every file, and what it does</w:t>
+        <w:t>14. Every file, and what it does</w:t>
       </w:r>
     </w:p>
     <w:p>
@@ -4966,7 +8281,7 @@
         <w:pStyle w:val="Heading1"/>
       </w:pPr>
       <w:r>
-        <w:t>14. Important files, if you only look at a few</w:t>
+        <w:t>15. Important files, if you only look at a few</w:t>
       </w:r>
     </w:p>
     <w:tbl>
@@ -5270,7 +8585,7 @@
         <w:pStyle w:val="Heading1"/>
       </w:pPr>
       <w:r>
-        <w:t>15. The APIs used, and how much is left</w:t>
+        <w:t>16. The APIs used, and how much is left</w:t>
       </w:r>
     </w:p>
     <w:tbl>
@@ -5841,7 +9156,7 @@
         <w:pStyle w:val="Heading1"/>
       </w:pPr>
       <w:r>
-        <w:t>16. If something goes wrong</w:t>
+        <w:t>17. If something goes wrong</w:t>
       </w:r>
     </w:p>
     <w:tbl>

--- a/PROJECT_OVERVIEW.docx
+++ b/PROJECT_OVERVIEW.docx
@@ -657,7 +657,7 @@
     </w:p>
     <w:p>
       <w:r>
-        <w:t>These two are the pair worth understanding, because they are the SAME six agents doing the SAME jobs with the SAME data. Only the configuration differs. That makes them the cleanest comparison in the project, and the source of its most useful engineering lesson.</w:t>
+        <w:t>The same six agents, the same jobs, the same data. Only the configuration differs — which makes this the cleanest comparison in the project.</w:t>
       </w:r>
     </w:p>
     <w:p>
@@ -670,7 +670,7 @@
     </w:p>
     <w:p>
       <w:r>
-        <w:t>An AI has no memory. Every time you ask it something, the program has to re-send everything: the request, the description of every tool that agent holds, and the whole conversation so far. Think of an assistant with total amnesia — before every single step you must read the instructions out again from the beginning.</w:t>
+        <w:t>An AI has no memory. Every time you ask it something, the program re-sends everything: the request, every tool description, and the whole conversation so far. Like an assistant with amnesia — you read the instructions out again before every step.</w:t>
       </w:r>
     </w:p>
     <w:p>
@@ -2854,46 +2854,230 @@
         <w:t>What the tool lists show</w:t>
       </w:r>
     </w:p>
-    <w:p>
-      <w:pPr>
-        <w:pStyle w:val="ListBullet"/>
-      </w:pPr>
-      <w:r>
-        <w:t>search_internet and calculate are held by ALL FOUR of approach B's agents. That is 8 of its 20 slots spent on two tools, and both descriptions are re-sent by every agent on every step.</w:t>
-      </w:r>
-    </w:p>
-    <w:p>
-      <w:pPr>
-        <w:pStyle w:val="ListBullet"/>
-      </w:pPr>
-      <w:r>
-        <w:t>Approach B's hotel agent has two tools that do one job in two steps — look up the city's ID code, then search with it — when search_hotels_comprehensive already does both in one call. So the agent can spend a whole AI request choosing the slow route.</w:t>
-      </w:r>
-    </w:p>
-    <w:p>
-      <w:pPr>
-        <w:pStyle w:val="ListBullet"/>
-      </w:pPr>
-      <w:r>
-        <w:t>Approach B's hotel agent also holds get_attractions_near_hotel, which is the attraction agent's job. It can wander off instead of finishing.</w:t>
-      </w:r>
-    </w:p>
-    <w:p>
-      <w:pPr>
-        <w:pStyle w:val="ListBullet"/>
-      </w:pPr>
-      <w:r>
-        <w:t>Approach B's coordinator holds four search tools, although its job is only to write the plan from what the others already found. It can search all over again.</w:t>
-      </w:r>
-    </w:p>
-    <w:p>
-      <w:pPr>
-        <w:pStyle w:val="ListBullet"/>
-      </w:pPr>
-      <w:r>
-        <w:t>Approach C removes all of that. One tool per specialist, none for the coordinator, and each tool returns the best few options instead of the full reply. Nothing the system needs was lost.</w:t>
-      </w:r>
-    </w:p>
+    <w:tbl>
+      <w:tblPr>
+        <w:tblStyle w:val="LightGrid-Accent1"/>
+        <w:tblW w:type="auto" w:w="0"/>
+        <w:tblLook w:firstColumn="1" w:firstRow="1" w:lastColumn="0" w:lastRow="0" w:noHBand="0" w:noVBand="1" w:val="04A0"/>
+      </w:tblPr>
+      <w:tblGrid>
+        <w:gridCol w:w="4824"/>
+        <w:gridCol w:w="4824"/>
+      </w:tblGrid>
+      <w:tr>
+        <w:tc>
+          <w:tcPr>
+            <w:tcW w:type="dxa" w:w="5184"/>
+          </w:tcPr>
+          <w:p>
+            <w:r/>
+            <w:r>
+              <w:rPr>
+                <w:b/>
+                <w:sz w:val="18"/>
+              </w:rPr>
+              <w:t>What the lists show about approach B</w:t>
+            </w:r>
+          </w:p>
+        </w:tc>
+        <w:tc>
+          <w:tcPr>
+            <w:tcW w:type="dxa" w:w="4032"/>
+          </w:tcPr>
+          <w:p>
+            <w:r/>
+            <w:r>
+              <w:rPr>
+                <w:b/>
+                <w:sz w:val="18"/>
+              </w:rPr>
+              <w:t>What approach C did</w:t>
+            </w:r>
+          </w:p>
+        </w:tc>
+      </w:tr>
+      <w:tr>
+        <w:tc>
+          <w:tcPr>
+            <w:tcW w:type="dxa" w:w="5184"/>
+          </w:tcPr>
+          <w:p>
+            <w:pPr>
+              <w:spacing w:after="40"/>
+            </w:pPr>
+            <w:r/>
+            <w:r>
+              <w:rPr>
+                <w:sz w:val="18"/>
+              </w:rPr>
+              <w:t>search_internet and calculate sit on ALL FOUR agents — 8 of the 20 slots on two tools, re-sent by every agent on every step.</w:t>
+            </w:r>
+          </w:p>
+        </w:tc>
+        <w:tc>
+          <w:tcPr>
+            <w:tcW w:type="dxa" w:w="4032"/>
+          </w:tcPr>
+          <w:p>
+            <w:pPr>
+              <w:spacing w:after="40"/>
+            </w:pPr>
+            <w:r/>
+            <w:r>
+              <w:rPr>
+                <w:sz w:val="18"/>
+              </w:rPr>
+              <w:t>Removed from all of them.</w:t>
+            </w:r>
+          </w:p>
+        </w:tc>
+      </w:tr>
+      <w:tr>
+        <w:tc>
+          <w:tcPr>
+            <w:tcW w:type="dxa" w:w="5184"/>
+          </w:tcPr>
+          <w:p>
+            <w:pPr>
+              <w:spacing w:after="40"/>
+            </w:pPr>
+            <w:r/>
+            <w:r>
+              <w:rPr>
+                <w:sz w:val="18"/>
+              </w:rPr>
+              <w:t>The hotel agent has two tools doing one job in two steps (look up the city code, then search) when one tool does both.</w:t>
+            </w:r>
+          </w:p>
+        </w:tc>
+        <w:tc>
+          <w:tcPr>
+            <w:tcW w:type="dxa" w:w="4032"/>
+          </w:tcPr>
+          <w:p>
+            <w:pPr>
+              <w:spacing w:after="40"/>
+            </w:pPr>
+            <w:r/>
+            <w:r>
+              <w:rPr>
+                <w:sz w:val="18"/>
+              </w:rPr>
+              <w:t>Kept only the tool that does both.</w:t>
+            </w:r>
+          </w:p>
+        </w:tc>
+      </w:tr>
+      <w:tr>
+        <w:tc>
+          <w:tcPr>
+            <w:tcW w:type="dxa" w:w="5184"/>
+          </w:tcPr>
+          <w:p>
+            <w:pPr>
+              <w:spacing w:after="40"/>
+            </w:pPr>
+            <w:r/>
+            <w:r>
+              <w:rPr>
+                <w:sz w:val="18"/>
+              </w:rPr>
+              <w:t>The hotel agent also holds an attractions tool, so it can wander off instead of finishing.</w:t>
+            </w:r>
+          </w:p>
+        </w:tc>
+        <w:tc>
+          <w:tcPr>
+            <w:tcW w:type="dxa" w:w="4032"/>
+          </w:tcPr>
+          <w:p>
+            <w:pPr>
+              <w:spacing w:after="40"/>
+            </w:pPr>
+            <w:r/>
+            <w:r>
+              <w:rPr>
+                <w:sz w:val="18"/>
+              </w:rPr>
+              <w:t>One tool only. Nothing to wander to.</w:t>
+            </w:r>
+          </w:p>
+        </w:tc>
+      </w:tr>
+      <w:tr>
+        <w:tc>
+          <w:tcPr>
+            <w:tcW w:type="dxa" w:w="5184"/>
+          </w:tcPr>
+          <w:p>
+            <w:pPr>
+              <w:spacing w:after="40"/>
+            </w:pPr>
+            <w:r/>
+            <w:r>
+              <w:rPr>
+                <w:sz w:val="18"/>
+              </w:rPr>
+              <w:t>The coordinator holds four search tools, though its job is only to write the plan. It can re-search work already done.</w:t>
+            </w:r>
+          </w:p>
+        </w:tc>
+        <w:tc>
+          <w:tcPr>
+            <w:tcW w:type="dxa" w:w="4032"/>
+          </w:tcPr>
+          <w:p>
+            <w:pPr>
+              <w:spacing w:after="40"/>
+            </w:pPr>
+            <w:r/>
+            <w:r>
+              <w:rPr>
+                <w:sz w:val="18"/>
+              </w:rPr>
+              <w:t>No tools at all.</w:t>
+            </w:r>
+          </w:p>
+        </w:tc>
+      </w:tr>
+      <w:tr>
+        <w:tc>
+          <w:tcPr>
+            <w:tcW w:type="dxa" w:w="5184"/>
+          </w:tcPr>
+          <w:p>
+            <w:pPr>
+              <w:spacing w:after="40"/>
+            </w:pPr>
+            <w:r/>
+            <w:r>
+              <w:rPr>
+                <w:sz w:val="18"/>
+              </w:rPr>
+              <w:t>Tools hand the AI the full API reply.</w:t>
+            </w:r>
+          </w:p>
+        </w:tc>
+        <w:tc>
+          <w:tcPr>
+            <w:tcW w:type="dxa" w:w="4032"/>
+          </w:tcPr>
+          <w:p>
+            <w:pPr>
+              <w:spacing w:after="40"/>
+            </w:pPr>
+            <w:r/>
+            <w:r>
+              <w:rPr>
+                <w:sz w:val="18"/>
+              </w:rPr>
+              <w:t>Trimmed to the best few first.</w:t>
+            </w:r>
+          </w:p>
+        </w:tc>
+      </w:tr>
+    </w:tbl>
+    <w:p/>
     <w:p>
       <w:pPr>
         <w:pStyle w:val="Heading2"/>
@@ -2904,7 +3088,7 @@
     </w:p>
     <w:p>
       <w:r>
-        <w:t>This is worth being exact about, because "we built a tool server" and "the system calls it over the protocol" are different claims, and only the first is true of every approach.</w:t>
+        <w:t>Worth being exact about: "we built a tool server" and "the system calls it over the protocol" are different claims, and only the first is true of every approach.</w:t>
       </w:r>
     </w:p>
     <w:tbl>
@@ -3097,7 +3281,7 @@
     <w:p/>
     <w:p>
       <w:r>
-        <w:t>So the honest answer to "does the shipped system use the MCP server?" is: it calls the same twelve tool functions the server exposes, but in-process rather than over the protocol. The JSON-RPC transport is genuinely exercised — by approach B, and by the conformance audit that tests the server's twelve declared schemas against their implementations. Section 4 of the dissertation states this, and Section 7.2 assesses what it means for the objective the server was built to satisfy.</w:t>
+        <w:t>So: does the shipped system use the MCP server? It calls the same twelve tool functions the server exposes, but in-process rather than over the protocol. The JSON-RPC transport is exercised by approach B and by the conformance audit, which tests all twelve declared schemas against their implementations. Sections 4 and 7.2 of the dissertation state and assess this.</w:t>
       </w:r>
     </w:p>
     <w:p>
@@ -3225,339 +3409,111 @@
         <w:pStyle w:val="Heading2"/>
       </w:pPr>
       <w:r>
-        <w:t>The hotel agent, step by step</w:t>
+        <w:t>What "steps allowed" means</w:t>
       </w:r>
     </w:p>
     <w:p>
       <w:r>
-        <w:t>The same job in both: find a hotel in Istanbul, 15 to 19 August, about $80 a night.</w:t>
+        <w:t>An agent does not answer in one go. It loops: think, use a tool, read the result, think again. "Steps allowed" is how many times it may go round that loop before the framework stops it and forces an answer.</w:t>
       </w:r>
     </w:p>
-    <w:tbl>
-      <w:tblPr>
-        <w:tblStyle w:val="LightGrid-Accent1"/>
-        <w:tblW w:type="auto" w:w="0"/>
-        <w:tblLook w:firstColumn="1" w:firstRow="1" w:lastColumn="0" w:lastRow="0" w:noHBand="0" w:noVBand="1" w:val="04A0"/>
-      </w:tblPr>
-      <w:tblGrid>
-        <w:gridCol w:w="3216"/>
-        <w:gridCol w:w="3216"/>
-        <w:gridCol w:w="3216"/>
-      </w:tblGrid>
-      <w:tr>
-        <w:tc>
-          <w:tcPr>
-            <w:tcW w:type="dxa" w:w="648"/>
-          </w:tcPr>
-          <w:p>
-            <w:r/>
-            <w:r>
-              <w:rPr>
-                <w:b/>
-                <w:sz w:val="17"/>
-              </w:rPr>
-              <w:t>Step</w:t>
-            </w:r>
-          </w:p>
-        </w:tc>
-        <w:tc>
-          <w:tcPr>
-            <w:tcW w:type="dxa" w:w="4248"/>
-          </w:tcPr>
-          <w:p>
-            <w:r/>
-            <w:r>
-              <w:rPr>
-                <w:b/>
-                <w:sz w:val="17"/>
-              </w:rPr>
-              <w:t>Approach B</w:t>
-            </w:r>
-          </w:p>
-        </w:tc>
-        <w:tc>
-          <w:tcPr>
-            <w:tcW w:type="dxa" w:w="4248"/>
-          </w:tcPr>
-          <w:p>
-            <w:r/>
-            <w:r>
-              <w:rPr>
-                <w:b/>
-                <w:sz w:val="17"/>
-              </w:rPr>
-              <w:t>Approach C</w:t>
-            </w:r>
-          </w:p>
-        </w:tc>
-      </w:tr>
-      <w:tr>
-        <w:tc>
-          <w:tcPr>
-            <w:tcW w:type="dxa" w:w="648"/>
-          </w:tcPr>
-          <w:p>
-            <w:pPr>
-              <w:spacing w:after="40"/>
-            </w:pPr>
-            <w:r/>
-            <w:r>
-              <w:rPr>
-                <w:sz w:val="17"/>
-              </w:rPr>
-              <w:t>1</w:t>
-            </w:r>
-          </w:p>
-        </w:tc>
-        <w:tc>
-          <w:tcPr>
-            <w:tcW w:type="dxa" w:w="4248"/>
-          </w:tcPr>
-          <w:p>
-            <w:pPr>
-              <w:spacing w:after="40"/>
-            </w:pPr>
-            <w:r/>
-            <w:r>
-              <w:rPr>
-                <w:sz w:val="17"/>
-              </w:rPr>
-              <w:t>Sent to the AI: the request plus all EIGHT tool descriptions in full. The AI replies: 'look up Istanbul's ID code.' (one AI call)</w:t>
-            </w:r>
-          </w:p>
-        </w:tc>
-        <w:tc>
-          <w:tcPr>
-            <w:tcW w:type="dxa" w:w="4248"/>
-          </w:tcPr>
-          <w:p>
-            <w:pPr>
-              <w:spacing w:after="40"/>
-            </w:pPr>
-            <w:r/>
-            <w:r>
-              <w:rPr>
-                <w:sz w:val="17"/>
-              </w:rPr>
-              <w:t>Sent to the AI: the request plus ONE short tool description. The AI replies: 'find_hotels(Istanbul, 15 Aug, 19 Aug, 80).' (one AI call)</w:t>
-            </w:r>
-          </w:p>
-        </w:tc>
-      </w:tr>
-      <w:tr>
-        <w:tc>
-          <w:tcPr>
-            <w:tcW w:type="dxa" w:w="648"/>
-          </w:tcPr>
-          <w:p>
-            <w:pPr>
-              <w:spacing w:after="40"/>
-            </w:pPr>
-            <w:r/>
-            <w:r>
-              <w:rPr>
-                <w:sz w:val="17"/>
-              </w:rPr>
-              <w:t>2</w:t>
-            </w:r>
-          </w:p>
-        </w:tc>
-        <w:tc>
-          <w:tcPr>
-            <w:tcW w:type="dxa" w:w="4248"/>
-          </w:tcPr>
-          <w:p>
-            <w:pPr>
-              <w:spacing w:after="40"/>
-            </w:pPr>
-            <w:r/>
-            <w:r>
-              <w:rPr>
-                <w:sz w:val="17"/>
-              </w:rPr>
-              <w:t>The tool runs, through the MCP server over JSON-RPC, and returns the ID code.</w:t>
-            </w:r>
-          </w:p>
-        </w:tc>
-        <w:tc>
-          <w:tcPr>
-            <w:tcW w:type="dxa" w:w="4248"/>
-          </w:tcPr>
-          <w:p>
-            <w:pPr>
-              <w:spacing w:after="40"/>
-            </w:pPr>
-            <w:r/>
-            <w:r>
-              <w:rPr>
-                <w:sz w:val="17"/>
-              </w:rPr>
-              <w:t>The tool runs, calling the function directly, and returns the full reply — which is then TRIMMED to the best three hotels.</w:t>
-            </w:r>
-          </w:p>
-        </w:tc>
-      </w:tr>
-      <w:tr>
-        <w:tc>
-          <w:tcPr>
-            <w:tcW w:type="dxa" w:w="648"/>
-          </w:tcPr>
-          <w:p>
-            <w:pPr>
-              <w:spacing w:after="40"/>
-            </w:pPr>
-            <w:r/>
-            <w:r>
-              <w:rPr>
-                <w:sz w:val="17"/>
-              </w:rPr>
-              <w:t>3</w:t>
-            </w:r>
-          </w:p>
-        </w:tc>
-        <w:tc>
-          <w:tcPr>
-            <w:tcW w:type="dxa" w:w="4248"/>
-          </w:tcPr>
-          <w:p>
-            <w:pPr>
-              <w:spacing w:after="40"/>
-            </w:pPr>
-            <w:r/>
-            <w:r>
-              <w:rPr>
-                <w:sz w:val="17"/>
-              </w:rPr>
-              <w:t>The AI has forgotten everything, so all eight descriptions are sent AGAIN, plus the conversation so far. The AI replies: 'now search hotels.' (another AI call)</w:t>
-            </w:r>
-          </w:p>
-        </w:tc>
-        <w:tc>
-          <w:tcPr>
-            <w:tcW w:type="dxa" w:w="4248"/>
-          </w:tcPr>
-          <w:p>
-            <w:pPr>
-              <w:spacing w:after="40"/>
-            </w:pPr>
-            <w:r/>
-            <w:r>
-              <w:rPr>
-                <w:sz w:val="17"/>
-              </w:rPr>
-              <w:t>Sent: the request, the one description, and three short lines. The AI replies: 'Theodora Pension. Done.' (another AI call)</w:t>
-            </w:r>
-          </w:p>
-        </w:tc>
-      </w:tr>
-      <w:tr>
-        <w:tc>
-          <w:tcPr>
-            <w:tcW w:type="dxa" w:w="648"/>
-          </w:tcPr>
-          <w:p>
-            <w:pPr>
-              <w:spacing w:after="40"/>
-            </w:pPr>
-            <w:r/>
-            <w:r>
-              <w:rPr>
-                <w:sz w:val="17"/>
-              </w:rPr>
-              <w:t>4</w:t>
-            </w:r>
-          </w:p>
-        </w:tc>
-        <w:tc>
-          <w:tcPr>
-            <w:tcW w:type="dxa" w:w="4248"/>
-          </w:tcPr>
-          <w:p>
-            <w:pPr>
-              <w:spacing w:after="40"/>
-            </w:pPr>
-            <w:r/>
-            <w:r>
-              <w:rPr>
-                <w:sz w:val="17"/>
-              </w:rPr>
-              <w:t>The tool runs again and returns about 12,000 characters of hotel data.</w:t>
-            </w:r>
-          </w:p>
-        </w:tc>
-        <w:tc>
-          <w:tcPr>
-            <w:tcW w:type="dxa" w:w="4248"/>
-          </w:tcPr>
-          <w:p>
-            <w:pPr>
-              <w:spacing w:after="40"/>
-            </w:pPr>
-            <w:r/>
-            <w:r>
-              <w:rPr>
-                <w:sz w:val="17"/>
-              </w:rPr>
-              <w:t>FINISHED — two AI calls.</w:t>
-            </w:r>
-          </w:p>
-        </w:tc>
-      </w:tr>
-      <w:tr>
-        <w:tc>
-          <w:tcPr>
-            <w:tcW w:type="dxa" w:w="648"/>
-          </w:tcPr>
-          <w:p>
-            <w:pPr>
-              <w:spacing w:after="40"/>
-            </w:pPr>
-            <w:r/>
-            <w:r>
-              <w:rPr>
-                <w:sz w:val="17"/>
-              </w:rPr>
-              <w:t>5</w:t>
-            </w:r>
-          </w:p>
-        </w:tc>
-        <w:tc>
-          <w:tcPr>
-            <w:tcW w:type="dxa" w:w="4248"/>
-          </w:tcPr>
-          <w:p>
-            <w:pPr>
-              <w:spacing w:after="40"/>
-            </w:pPr>
-            <w:r/>
-            <w:r>
-              <w:rPr>
-                <w:sz w:val="17"/>
-              </w:rPr>
-              <w:t>All eight descriptions are sent a THIRD time, plus the whole conversation, plus all 12,000 characters for the AI to read. This can keep looping, up to ten steps.</w:t>
-            </w:r>
-          </w:p>
-        </w:tc>
-        <w:tc>
-          <w:tcPr>
-            <w:tcW w:type="dxa" w:w="4248"/>
-          </w:tcPr>
-          <w:p>
-            <w:pPr>
-              <w:spacing w:after="40"/>
-            </w:pPr>
-            <w:r/>
-            <w:r>
-              <w:rPr>
-                <w:sz w:val="17"/>
-              </w:rPr>
-              <w:t>—</w:t>
-            </w:r>
-          </w:p>
-        </w:tc>
-      </w:tr>
-    </w:tbl>
-    <w:p/>
+    <w:p>
+      <w:r>
+        <w:t>Each step is one full AI call. And because the AI has no memory, each step re-sends every tool description. So the setting matters twice over.</w:t>
+      </w:r>
+    </w:p>
+    <w:p>
+      <w:pPr>
+        <w:spacing w:after="160"/>
+        <w:ind w:left="288"/>
+      </w:pPr>
+      <w:r>
+        <w:rPr>
+          <w:rFonts w:ascii="Consolas" w:hAnsi="Consolas"/>
+          <w:sz w:val="18"/>
+        </w:rPr>
+        <w:t xml:space="preserve">  APPROACH B  --  hotel agent: 8 tools, 10 steps allowed</w:t>
+        <w:br/>
+        <w:br/>
+        <w:t xml:space="preserve">  STEP 1   AI is sent: the job + ALL 8 tool descriptions</w:t>
+        <w:br/>
+        <w:t xml:space="preserve">           AI answers: "look up Istanbul's ID code"        &lt;- 1 AI call</w:t>
+        <w:br/>
+        <w:t xml:space="preserve">           tool runs -&gt; gets: dest_id -755070</w:t>
+        <w:br/>
+        <w:br/>
+        <w:t xml:space="preserve">  STEP 2   AI is sent: the job + ALL 8 descriptions AGAIN + what happened</w:t>
+        <w:br/>
+        <w:t xml:space="preserve">           AI answers: "now search hotels with that code"  &lt;- 1 AI call</w:t>
+        <w:br/>
+        <w:t xml:space="preserve">           tool runs -&gt; gets: 12,000 characters of hotels</w:t>
+        <w:br/>
+        <w:br/>
+        <w:t xml:space="preserve">  STEP 3   AI is sent: the job + ALL 8 descriptions AGAIN + everything so far</w:t>
+        <w:br/>
+        <w:t xml:space="preserve">                       + all 12,000 characters</w:t>
+        <w:br/>
+        <w:t xml:space="preserve">           AI answers: "let me check the reviews too"      &lt;- 1 AI call</w:t>
+        <w:br/>
+        <w:br/>
+        <w:t xml:space="preserve">  STEP 4   ...again... "let me look at nearby attractions" &lt;- 1 AI call</w:t>
+        <w:br/>
+        <w:t xml:space="preserve">  STEP 5   ...again... "let me search the web to compare"  &lt;- 1 AI call</w:t>
+        <w:br/>
+        <w:t xml:space="preserve">  STEP 6   ...again... "let me total up 4 nights"          &lt;- 1 AI call</w:t>
+        <w:br/>
+        <w:t xml:space="preserve">  STEP 7-10  it may keep going. At step 10 it is cut off and</w:t>
+        <w:br/>
+        <w:t xml:space="preserve">             must answer with whatever it has.</w:t>
+        <w:br/>
+        <w:br/>
+        <w:t xml:space="preserve">  Result: about 6 AI calls for one hotel, and 8 descriptions re-sent</w:t>
+        <w:br/>
+        <w:t xml:space="preserve">          on every single one of them.</w:t>
+      </w:r>
+    </w:p>
+    <w:p>
+      <w:pPr>
+        <w:spacing w:after="160"/>
+        <w:ind w:left="288"/>
+      </w:pPr>
+      <w:r>
+        <w:rPr>
+          <w:rFonts w:ascii="Consolas" w:hAnsi="Consolas"/>
+          <w:sz w:val="18"/>
+        </w:rPr>
+        <w:t xml:space="preserve">  APPROACH C  --  hotel agent: 1 tool, 3 steps allowed</w:t>
+        <w:br/>
+        <w:br/>
+        <w:t xml:space="preserve">  STEP 1   AI is sent: the job + ONE short description</w:t>
+        <w:br/>
+        <w:t xml:space="preserve">           AI answers: "find_hotels('Istanbul', 15 Aug, 19 Aug, 80)"  &lt;- 1 AI call</w:t>
+        <w:br/>
+        <w:t xml:space="preserve">           tool runs -&gt; gets 12,000 characters -&gt; TRIMMED to the best 3</w:t>
+        <w:br/>
+        <w:br/>
+        <w:t xml:space="preserve">  STEP 2   AI is sent: the job + the one description + 3 short lines</w:t>
+        <w:br/>
+        <w:t xml:space="preserve">                       Theodora Pension  $33/night  10/10</w:t>
+        <w:br/>
+        <w:t xml:space="preserve">                       Hotel Sultania    $41/night   9/10</w:t>
+        <w:br/>
+        <w:t xml:space="preserve">                       Ada Homes         $38/night   9/10</w:t>
+        <w:br/>
+        <w:t xml:space="preserve">           AI answers: "Theodora Pension. Done."                      &lt;- 1 AI call</w:t>
+        <w:br/>
+        <w:br/>
+        <w:t xml:space="preserve">  STEP 3   not needed. It finished on its own.</w:t>
+        <w:br/>
+        <w:br/>
+        <w:t xml:space="preserve">  Result: 2 AI calls, and there was nothing to wander off to.</w:t>
+      </w:r>
+    </w:p>
+    <w:p>
+      <w:r>
+        <w:t>Same job. Same hotel chosen. Six AI calls against two — because B could wander, and C had nowhere to wander to.</w:t>
+      </w:r>
+    </w:p>
     <w:p>
       <w:pPr>
         <w:pStyle w:val="Heading2"/>
@@ -3954,12 +3910,12 @@
     <w:p/>
     <w:p>
       <w:r>
-        <w:t>The first three cut token use by about 89%. The fourth is why it finished roughly ten times faster. Nothing about the architecture changed — no agent added, no agent removed, no API swapped.</w:t>
+        <w:t>The first three cut token use by about 89%. The fourth made it roughly ten times faster. No agent was added or removed and no API was swapped.</w:t>
       </w:r>
     </w:p>
     <w:p>
       <w:r>
-        <w:t>And that is what raised the question approach D answers. In step 1 above, approach B spent an entire AI call deciding "look up Istanbul's ID code" — but there was exactly one correct thing to do there. No judgement at all. So why is the AI in the lookup step? It is not, in approach D.</w:t>
+        <w:t>Which raised the question approach D answers. In step 1 above, B spent a whole AI call deciding "look up Istanbul's ID code" — but there was exactly one correct thing to do. No judgement at all. So why is the AI in the lookup step? In approach D it is not.</w:t>
       </w:r>
     </w:p>
     <w:p>

--- a/PROJECT_OVERVIEW.docx
+++ b/PROJECT_OVERVIEW.docx
@@ -6816,6 +6816,42 @@
               <w:rPr>
                 <w:sz w:val="18"/>
               </w:rPr>
+              <w:t>real_prices.py</w:t>
+            </w:r>
+          </w:p>
+        </w:tc>
+        <w:tc>
+          <w:tcPr>
+            <w:tcW w:type="dxa" w:w="6480"/>
+          </w:tcPr>
+          <w:p>
+            <w:pPr>
+              <w:spacing w:after="40"/>
+            </w:pPr>
+            <w:r/>
+            <w:r>
+              <w:rPr>
+                <w:sz w:val="18"/>
+              </w:rPr>
+              <w:t>Reads what flights really cost out of the saved API replies, so the budget check can use a real fare instead of a number from a table. Free — the replies are already on disk. Says which figure came from where.</w:t>
+            </w:r>
+          </w:p>
+        </w:tc>
+      </w:tr>
+      <w:tr>
+        <w:tc>
+          <w:tcPr>
+            <w:tcW w:type="dxa" w:w="2736"/>
+          </w:tcPr>
+          <w:p>
+            <w:pPr>
+              <w:spacing w:after="40"/>
+            </w:pPr>
+            <w:r/>
+            <w:r>
+              <w:rPr>
+                <w:sz w:val="18"/>
+              </w:rPr>
               <w:t>resilience.py</w:t>
             </w:r>
           </w:p>
@@ -8902,7 +8938,7 @@
     <w:p/>
     <w:p>
       <w:r>
-        <w:t>The flight and hotel limits are per MONTH and very small. One careless run can use a whole month and it cannot be bought back. That is why every website reply is recorded: there are 23 recorded replies in the project, and they let anyone reproduce the results with no accounts at all.</w:t>
+        <w:t>The flight and hotel limits are per MONTH and very small. One careless run can use a whole month and it cannot be bought back. That is why every website reply is recorded: there are 24 recorded replies in the project, and they let anyone reproduce the results with no accounts at all.</w:t>
       </w:r>
     </w:p>
     <w:p>

--- a/PROJECT_OVERVIEW.docx
+++ b/PROJECT_OVERVIEW.docx
@@ -8938,7 +8938,7 @@
     <w:p/>
     <w:p>
       <w:r>
-        <w:t>The flight and hotel limits are per MONTH and very small. One careless run can use a whole month and it cannot be bought back. That is why every website reply is recorded: there are 24 recorded replies in the project, and they let anyone reproduce the results with no accounts at all.</w:t>
+        <w:t>The flight and hotel limits are per MONTH and very small. One careless run can use a whole month and it cannot be bought back. That is why every website reply is recorded: there are 30 recorded replies in the project, and they let anyone reproduce the results with no accounts at all.</w:t>
       </w:r>
     </w:p>
     <w:p>

--- a/PROJECT_OVERVIEW.docx
+++ b/PROJECT_OVERVIEW.docx
@@ -7438,6 +7438,42 @@
                 <w:sz w:val="18"/>
               </w:rPr>
               <w:t>The web page itself.</w:t>
+            </w:r>
+          </w:p>
+        </w:tc>
+      </w:tr>
+      <w:tr>
+        <w:tc>
+          <w:tcPr>
+            <w:tcW w:type="dxa" w:w="2736"/>
+          </w:tcPr>
+          <w:p>
+            <w:pPr>
+              <w:spacing w:after="40"/>
+            </w:pPr>
+            <w:r/>
+            <w:r>
+              <w:rPr>
+                <w:sz w:val="18"/>
+              </w:rPr>
+              <w:t>plan_layout.py</w:t>
+            </w:r>
+          </w:p>
+        </w:tc>
+        <w:tc>
+          <w:tcPr>
+            <w:tcW w:type="dxa" w:w="6480"/>
+          </w:tcPr>
+          <w:p>
+            <w:pPr>
+              <w:spacing w:after="40"/>
+            </w:pPr>
+            <w:r/>
+            <w:r>
+              <w:rPr>
+                <w:sz w:val="18"/>
+              </w:rPr>
+              <w:t>(not yet described)</w:t>
             </w:r>
           </w:p>
         </w:tc>

--- a/PROJECT_OVERVIEW.docx
+++ b/PROJECT_OVERVIEW.docx
@@ -6232,7 +6232,9 @@
         <w:br/>
         <w:t xml:space="preserve">    core\                 caching, measuring, budget, cost, safe maths</w:t>
         <w:br/>
-        <w:t xml:space="preserve">    ui\app.py             the web page</w:t>
+        <w:t xml:space="preserve">    ui\                   the web page, and the code that splits a</w:t>
+        <w:br/>
+        <w:t xml:space="preserve">                           finished plan into its sections</w:t>
         <w:br/>
         <w:br/>
         <w:t xml:space="preserve">  evaluation\             THE EXPERIMENT</w:t>
@@ -6268,9 +6270,13 @@
         <w:t xml:space="preserve">    figures\                     all 14 pictures, generated</w:t>
         <w:br/>
         <w:br/>
-        <w:t xml:space="preserve">  testing\                the test suite</w:t>
+        <w:t xml:space="preserve">  testing\                the test suite (393 tests), plus two</w:t>
+        <w:br/>
+        <w:t xml:space="preserve">                           real finished plans used as fixtures</w:t>
         <w:br/>
         <w:t xml:space="preserve">  proposal\               the original proposal and the assignment brief</w:t>
+        <w:br/>
+        <w:t xml:space="preserve">  .streamlit\             the web page's colour theme</w:t>
         <w:br/>
         <w:t xml:space="preserve">  .api_cache\             recorded website replies, so results replay free</w:t>
       </w:r>
